--- a/s-s-event-bogor/print-notebooks/03-services/10-blank-tables.docx
+++ b/s-s-event-bogor/print-notebooks/03-services/10-blank-tables.docx
@@ -112,9 +112,9 @@
                 <w:color w:val="FFFFFF"/>
                 <w:sz w:val="20"/>
               </w:rPr>
-              <w:t>CICES</w:t>
+              <w:t>SEEA EA</w:t>
               <w:br/>
-              <w:t>category</w:t>
+              <w:t>reference list</w:t>
             </w:r>
           </w:p>
         </w:tc>

--- a/s-s-event-bogor/print-notebooks/03-services/10-blank-tables.docx
+++ b/s-s-event-bogor/print-notebooks/03-services/10-blank-tables.docx
@@ -2432,6 +2432,2580 @@
         <w:t>Part A stands alone. Only fill Part B for services where you have economic data. Mixed completeness is normal.</w:t>
       </w:r>
     </w:p>
+    <w:p>
+      <w:r>
+        <w:br w:type="page"/>
+      </w:r>
+    </w:p>
+    <w:p>
+      <w:r>
+        <w:rPr>
+          <w:rFonts w:ascii="Arial" w:hAnsi="Arial"/>
+          <w:b w:val="0"/>
+          <w:color w:val="0A5455"/>
+          <w:sz w:val="32"/>
+        </w:rPr>
+        <w:t>Table 4c: Physical Use (Part A)</w:t>
+      </w:r>
+    </w:p>
+    <w:p>
+      <w:pPr>
+        <w:spacing w:before="40"/>
+      </w:pPr>
+      <w:r>
+        <w:rPr>
+          <w:rFonts w:ascii="Arial" w:hAnsi="Arial"/>
+          <w:b w:val="0"/>
+          <w:color w:val="717171"/>
+          <w:sz w:val="18"/>
+        </w:rPr>
+        <w:t>For each service, assign the physical quantity to the economic sector that benefits.</w:t>
+      </w:r>
+    </w:p>
+    <w:tbl>
+      <w:tblPr>
+        <w:tblW w:type="auto" w:w="0"/>
+        <w:jc w:val="center"/>
+        <w:tblLook w:firstColumn="1" w:firstRow="1" w:lastColumn="0" w:lastRow="0" w:noHBand="0" w:noVBand="1" w:val="04A0"/>
+        <w:tblBorders>
+          <w:top w:val="single" w:sz="4" w:color="404040"/>
+          <w:left w:val="single" w:sz="4" w:color="404040"/>
+          <w:bottom w:val="single" w:sz="4" w:color="404040"/>
+          <w:right w:val="single" w:sz="4" w:color="404040"/>
+          <w:insideH w:val="single" w:sz="4" w:color="404040"/>
+          <w:insideV w:val="single" w:sz="4" w:color="404040"/>
+        </w:tblBorders>
+      </w:tblPr>
+      <w:tblGrid>
+        <w:gridCol w:w="1767"/>
+        <w:gridCol w:w="1767"/>
+        <w:gridCol w:w="1767"/>
+        <w:gridCol w:w="1767"/>
+        <w:gridCol w:w="1767"/>
+        <w:gridCol w:w="1767"/>
+        <w:gridCol w:w="1767"/>
+        <w:gridCol w:w="1767"/>
+      </w:tblGrid>
+      <w:tr>
+        <w:tc>
+          <w:tcPr>
+            <w:tcW w:type="dxa" w:w="1767"/>
+            <w:shd w:fill="3B9C7B"/>
+          </w:tcPr>
+          <w:p>
+            <w:pPr>
+              <w:jc w:val="center"/>
+            </w:pPr>
+            <w:r/>
+            <w:r>
+              <w:rPr>
+                <w:rFonts w:ascii="Arial" w:hAnsi="Arial"/>
+                <w:b/>
+                <w:color w:val="FFFFFF"/>
+                <w:sz w:val="20"/>
+              </w:rPr>
+              <w:t>Service</w:t>
+            </w:r>
+          </w:p>
+        </w:tc>
+        <w:tc>
+          <w:tcPr>
+            <w:tcW w:type="dxa" w:w="1767"/>
+            <w:shd w:fill="3B9C7B"/>
+          </w:tcPr>
+          <w:p>
+            <w:pPr>
+              <w:jc w:val="center"/>
+            </w:pPr>
+            <w:r/>
+            <w:r>
+              <w:rPr>
+                <w:rFonts w:ascii="Arial" w:hAnsi="Arial"/>
+                <w:b/>
+                <w:color w:val="FFFFFF"/>
+                <w:sz w:val="20"/>
+              </w:rPr>
+              <w:t>Unit</w:t>
+            </w:r>
+          </w:p>
+        </w:tc>
+        <w:tc>
+          <w:tcPr>
+            <w:tcW w:type="dxa" w:w="1767"/>
+            <w:shd w:fill="3B9C7B"/>
+          </w:tcPr>
+          <w:p>
+            <w:pPr>
+              <w:jc w:val="center"/>
+            </w:pPr>
+            <w:r/>
+            <w:r>
+              <w:rPr>
+                <w:rFonts w:ascii="Arial" w:hAnsi="Arial"/>
+                <w:b/>
+                <w:color w:val="FFFFFF"/>
+                <w:sz w:val="20"/>
+              </w:rPr>
+              <w:t>Fisheries</w:t>
+            </w:r>
+          </w:p>
+        </w:tc>
+        <w:tc>
+          <w:tcPr>
+            <w:tcW w:type="dxa" w:w="1767"/>
+            <w:shd w:fill="3B9C7B"/>
+          </w:tcPr>
+          <w:p>
+            <w:pPr>
+              <w:jc w:val="center"/>
+            </w:pPr>
+            <w:r/>
+            <w:r>
+              <w:rPr>
+                <w:rFonts w:ascii="Arial" w:hAnsi="Arial"/>
+                <w:b/>
+                <w:color w:val="FFFFFF"/>
+                <w:sz w:val="20"/>
+              </w:rPr>
+              <w:t>Tourism</w:t>
+            </w:r>
+          </w:p>
+        </w:tc>
+        <w:tc>
+          <w:tcPr>
+            <w:tcW w:type="dxa" w:w="1767"/>
+            <w:shd w:fill="3B9C7B"/>
+          </w:tcPr>
+          <w:p>
+            <w:pPr>
+              <w:jc w:val="center"/>
+            </w:pPr>
+            <w:r/>
+            <w:r>
+              <w:rPr>
+                <w:rFonts w:ascii="Arial" w:hAnsi="Arial"/>
+                <w:b/>
+                <w:color w:val="FFFFFF"/>
+                <w:sz w:val="20"/>
+              </w:rPr>
+              <w:t>Coastal</w:t>
+              <w:br/>
+              <w:t>households</w:t>
+            </w:r>
+          </w:p>
+        </w:tc>
+        <w:tc>
+          <w:tcPr>
+            <w:tcW w:type="dxa" w:w="1767"/>
+            <w:shd w:fill="3B9C7B"/>
+          </w:tcPr>
+          <w:p>
+            <w:pPr>
+              <w:jc w:val="center"/>
+            </w:pPr>
+            <w:r/>
+            <w:r>
+              <w:rPr>
+                <w:rFonts w:ascii="Arial" w:hAnsi="Arial"/>
+                <w:b/>
+                <w:color w:val="FFFFFF"/>
+                <w:sz w:val="20"/>
+              </w:rPr>
+              <w:t>Government</w:t>
+            </w:r>
+          </w:p>
+        </w:tc>
+        <w:tc>
+          <w:tcPr>
+            <w:tcW w:type="dxa" w:w="1767"/>
+            <w:shd w:fill="3B9C7B"/>
+          </w:tcPr>
+          <w:p>
+            <w:pPr>
+              <w:jc w:val="center"/>
+            </w:pPr>
+            <w:r/>
+            <w:r>
+              <w:rPr>
+                <w:rFonts w:ascii="Arial" w:hAnsi="Arial"/>
+                <w:b/>
+                <w:color w:val="FFFFFF"/>
+                <w:sz w:val="20"/>
+              </w:rPr>
+              <w:t>Global</w:t>
+              <w:br/>
+              <w:t>community</w:t>
+            </w:r>
+          </w:p>
+        </w:tc>
+        <w:tc>
+          <w:tcPr>
+            <w:tcW w:type="dxa" w:w="1767"/>
+            <w:shd w:fill="3B9C7B"/>
+          </w:tcPr>
+          <w:p>
+            <w:pPr>
+              <w:jc w:val="center"/>
+            </w:pPr>
+            <w:r/>
+            <w:r>
+              <w:rPr>
+                <w:rFonts w:ascii="Arial" w:hAnsi="Arial"/>
+                <w:b/>
+                <w:color w:val="FFFFFF"/>
+                <w:sz w:val="20"/>
+              </w:rPr>
+              <w:t>Total</w:t>
+            </w:r>
+          </w:p>
+        </w:tc>
+      </w:tr>
+      <w:tr>
+        <w:tc>
+          <w:tcPr>
+            <w:tcW w:type="dxa" w:w="1767"/>
+            <w:shd w:fill="0A5455"/>
+          </w:tcPr>
+          <w:p>
+            <w:pPr>
+              <w:spacing w:before="60" w:after="60"/>
+            </w:pPr>
+            <w:r/>
+            <w:r>
+              <w:rPr>
+                <w:rFonts w:ascii="Arial" w:hAnsi="Arial"/>
+                <w:b/>
+                <w:color w:val="FFFFFF"/>
+                <w:sz w:val="20"/>
+              </w:rPr>
+              <w:t>Fish provisioning</w:t>
+            </w:r>
+          </w:p>
+        </w:tc>
+        <w:tc>
+          <w:tcPr>
+            <w:tcW w:type="dxa" w:w="1767"/>
+          </w:tcPr>
+          <w:p>
+            <w:pPr>
+              <w:spacing w:before="60" w:after="60"/>
+            </w:pPr>
+            <w:r/>
+            <w:r>
+              <w:rPr>
+                <w:rFonts w:ascii="Arial" w:hAnsi="Arial"/>
+                <w:b w:val="0"/>
+                <w:color w:val="30302F"/>
+                <w:sz w:val="20"/>
+              </w:rPr>
+              <w:t>kg/yr</w:t>
+            </w:r>
+          </w:p>
+        </w:tc>
+        <w:tc>
+          <w:tcPr>
+            <w:tcW w:type="dxa" w:w="1767"/>
+            <w:shd w:fill="FFF2CC"/>
+          </w:tcPr>
+          <w:p>
+            <w:pPr>
+              <w:spacing w:before="60" w:after="60"/>
+            </w:pPr>
+            <w:r/>
+            <w:r>
+              <w:rPr>
+                <w:rFonts w:ascii="Arial" w:hAnsi="Arial"/>
+                <w:b w:val="0"/>
+                <w:color w:val="30302F"/>
+                <w:sz w:val="20"/>
+              </w:rPr>
+            </w:r>
+          </w:p>
+        </w:tc>
+        <w:tc>
+          <w:tcPr>
+            <w:tcW w:type="dxa" w:w="1767"/>
+            <w:shd w:fill="FFF2CC"/>
+          </w:tcPr>
+          <w:p>
+            <w:pPr>
+              <w:spacing w:before="60" w:after="60"/>
+            </w:pPr>
+            <w:r/>
+            <w:r>
+              <w:rPr>
+                <w:rFonts w:ascii="Arial" w:hAnsi="Arial"/>
+                <w:b w:val="0"/>
+                <w:color w:val="30302F"/>
+                <w:sz w:val="20"/>
+              </w:rPr>
+            </w:r>
+          </w:p>
+        </w:tc>
+        <w:tc>
+          <w:tcPr>
+            <w:tcW w:type="dxa" w:w="1767"/>
+            <w:shd w:fill="FFF2CC"/>
+          </w:tcPr>
+          <w:p>
+            <w:pPr>
+              <w:spacing w:before="60" w:after="60"/>
+            </w:pPr>
+            <w:r/>
+            <w:r>
+              <w:rPr>
+                <w:rFonts w:ascii="Arial" w:hAnsi="Arial"/>
+                <w:b w:val="0"/>
+                <w:color w:val="30302F"/>
+                <w:sz w:val="20"/>
+              </w:rPr>
+            </w:r>
+          </w:p>
+        </w:tc>
+        <w:tc>
+          <w:tcPr>
+            <w:tcW w:type="dxa" w:w="1767"/>
+            <w:shd w:fill="FFF2CC"/>
+          </w:tcPr>
+          <w:p>
+            <w:pPr>
+              <w:spacing w:before="60" w:after="60"/>
+            </w:pPr>
+            <w:r/>
+            <w:r>
+              <w:rPr>
+                <w:rFonts w:ascii="Arial" w:hAnsi="Arial"/>
+                <w:b w:val="0"/>
+                <w:color w:val="30302F"/>
+                <w:sz w:val="20"/>
+              </w:rPr>
+            </w:r>
+          </w:p>
+        </w:tc>
+        <w:tc>
+          <w:tcPr>
+            <w:tcW w:type="dxa" w:w="1767"/>
+            <w:shd w:fill="FFF2CC"/>
+          </w:tcPr>
+          <w:p>
+            <w:pPr>
+              <w:spacing w:before="60" w:after="60"/>
+            </w:pPr>
+            <w:r/>
+            <w:r>
+              <w:rPr>
+                <w:rFonts w:ascii="Arial" w:hAnsi="Arial"/>
+                <w:b w:val="0"/>
+                <w:color w:val="30302F"/>
+                <w:sz w:val="20"/>
+              </w:rPr>
+            </w:r>
+          </w:p>
+        </w:tc>
+        <w:tc>
+          <w:tcPr>
+            <w:tcW w:type="dxa" w:w="1767"/>
+            <w:shd w:fill="FFF2CC"/>
+          </w:tcPr>
+          <w:p>
+            <w:pPr>
+              <w:spacing w:before="60" w:after="60"/>
+            </w:pPr>
+            <w:r/>
+            <w:r>
+              <w:rPr>
+                <w:rFonts w:ascii="Arial" w:hAnsi="Arial"/>
+                <w:b w:val="0"/>
+                <w:color w:val="30302F"/>
+                <w:sz w:val="20"/>
+              </w:rPr>
+            </w:r>
+          </w:p>
+        </w:tc>
+      </w:tr>
+      <w:tr>
+        <w:tc>
+          <w:tcPr>
+            <w:tcW w:type="dxa" w:w="1767"/>
+            <w:shd w:fill="0A5455"/>
+          </w:tcPr>
+          <w:p>
+            <w:pPr>
+              <w:spacing w:before="60" w:after="60"/>
+            </w:pPr>
+            <w:r/>
+            <w:r>
+              <w:rPr>
+                <w:rFonts w:ascii="Arial" w:hAnsi="Arial"/>
+                <w:b/>
+                <w:color w:val="FFFFFF"/>
+                <w:sz w:val="20"/>
+              </w:rPr>
+              <w:t>Carbon sequestration</w:t>
+            </w:r>
+          </w:p>
+        </w:tc>
+        <w:tc>
+          <w:tcPr>
+            <w:tcW w:type="dxa" w:w="1767"/>
+          </w:tcPr>
+          <w:p>
+            <w:pPr>
+              <w:spacing w:before="60" w:after="60"/>
+            </w:pPr>
+            <w:r/>
+            <w:r>
+              <w:rPr>
+                <w:rFonts w:ascii="Arial" w:hAnsi="Arial"/>
+                <w:b w:val="0"/>
+                <w:color w:val="30302F"/>
+                <w:sz w:val="20"/>
+              </w:rPr>
+              <w:t>Mg CO2/yr</w:t>
+            </w:r>
+          </w:p>
+        </w:tc>
+        <w:tc>
+          <w:tcPr>
+            <w:tcW w:type="dxa" w:w="1767"/>
+            <w:shd w:fill="FFF2CC"/>
+          </w:tcPr>
+          <w:p>
+            <w:pPr>
+              <w:spacing w:before="60" w:after="60"/>
+            </w:pPr>
+            <w:r/>
+            <w:r>
+              <w:rPr>
+                <w:rFonts w:ascii="Arial" w:hAnsi="Arial"/>
+                <w:b w:val="0"/>
+                <w:color w:val="30302F"/>
+                <w:sz w:val="20"/>
+              </w:rPr>
+            </w:r>
+          </w:p>
+        </w:tc>
+        <w:tc>
+          <w:tcPr>
+            <w:tcW w:type="dxa" w:w="1767"/>
+            <w:shd w:fill="FFF2CC"/>
+          </w:tcPr>
+          <w:p>
+            <w:pPr>
+              <w:spacing w:before="60" w:after="60"/>
+            </w:pPr>
+            <w:r/>
+            <w:r>
+              <w:rPr>
+                <w:rFonts w:ascii="Arial" w:hAnsi="Arial"/>
+                <w:b w:val="0"/>
+                <w:color w:val="30302F"/>
+                <w:sz w:val="20"/>
+              </w:rPr>
+            </w:r>
+          </w:p>
+        </w:tc>
+        <w:tc>
+          <w:tcPr>
+            <w:tcW w:type="dxa" w:w="1767"/>
+            <w:shd w:fill="FFF2CC"/>
+          </w:tcPr>
+          <w:p>
+            <w:pPr>
+              <w:spacing w:before="60" w:after="60"/>
+            </w:pPr>
+            <w:r/>
+            <w:r>
+              <w:rPr>
+                <w:rFonts w:ascii="Arial" w:hAnsi="Arial"/>
+                <w:b w:val="0"/>
+                <w:color w:val="30302F"/>
+                <w:sz w:val="20"/>
+              </w:rPr>
+            </w:r>
+          </w:p>
+        </w:tc>
+        <w:tc>
+          <w:tcPr>
+            <w:tcW w:type="dxa" w:w="1767"/>
+            <w:shd w:fill="FFF2CC"/>
+          </w:tcPr>
+          <w:p>
+            <w:pPr>
+              <w:spacing w:before="60" w:after="60"/>
+            </w:pPr>
+            <w:r/>
+            <w:r>
+              <w:rPr>
+                <w:rFonts w:ascii="Arial" w:hAnsi="Arial"/>
+                <w:b w:val="0"/>
+                <w:color w:val="30302F"/>
+                <w:sz w:val="20"/>
+              </w:rPr>
+            </w:r>
+          </w:p>
+        </w:tc>
+        <w:tc>
+          <w:tcPr>
+            <w:tcW w:type="dxa" w:w="1767"/>
+            <w:shd w:fill="FFF2CC"/>
+          </w:tcPr>
+          <w:p>
+            <w:pPr>
+              <w:spacing w:before="60" w:after="60"/>
+            </w:pPr>
+            <w:r/>
+            <w:r>
+              <w:rPr>
+                <w:rFonts w:ascii="Arial" w:hAnsi="Arial"/>
+                <w:b w:val="0"/>
+                <w:color w:val="30302F"/>
+                <w:sz w:val="20"/>
+              </w:rPr>
+            </w:r>
+          </w:p>
+        </w:tc>
+        <w:tc>
+          <w:tcPr>
+            <w:tcW w:type="dxa" w:w="1767"/>
+            <w:shd w:fill="FFF2CC"/>
+          </w:tcPr>
+          <w:p>
+            <w:pPr>
+              <w:spacing w:before="60" w:after="60"/>
+            </w:pPr>
+            <w:r/>
+            <w:r>
+              <w:rPr>
+                <w:rFonts w:ascii="Arial" w:hAnsi="Arial"/>
+                <w:b w:val="0"/>
+                <w:color w:val="30302F"/>
+                <w:sz w:val="20"/>
+              </w:rPr>
+            </w:r>
+          </w:p>
+        </w:tc>
+      </w:tr>
+      <w:tr>
+        <w:tc>
+          <w:tcPr>
+            <w:tcW w:type="dxa" w:w="1767"/>
+            <w:shd w:fill="0A5455"/>
+          </w:tcPr>
+          <w:p>
+            <w:pPr>
+              <w:spacing w:before="60" w:after="60"/>
+            </w:pPr>
+            <w:r/>
+            <w:r>
+              <w:rPr>
+                <w:rFonts w:ascii="Arial" w:hAnsi="Arial"/>
+                <w:b/>
+                <w:color w:val="FFFFFF"/>
+                <w:sz w:val="20"/>
+              </w:rPr>
+              <w:t>Coastal protection</w:t>
+            </w:r>
+          </w:p>
+        </w:tc>
+        <w:tc>
+          <w:tcPr>
+            <w:tcW w:type="dxa" w:w="1767"/>
+          </w:tcPr>
+          <w:p>
+            <w:pPr>
+              <w:spacing w:before="60" w:after="60"/>
+            </w:pPr>
+            <w:r/>
+            <w:r>
+              <w:rPr>
+                <w:rFonts w:ascii="Arial" w:hAnsi="Arial"/>
+                <w:b w:val="0"/>
+                <w:color w:val="30302F"/>
+                <w:sz w:val="20"/>
+              </w:rPr>
+              <w:t>m coastline</w:t>
+            </w:r>
+          </w:p>
+        </w:tc>
+        <w:tc>
+          <w:tcPr>
+            <w:tcW w:type="dxa" w:w="1767"/>
+            <w:shd w:fill="FFF2CC"/>
+          </w:tcPr>
+          <w:p>
+            <w:pPr>
+              <w:spacing w:before="60" w:after="60"/>
+            </w:pPr>
+            <w:r/>
+            <w:r>
+              <w:rPr>
+                <w:rFonts w:ascii="Arial" w:hAnsi="Arial"/>
+                <w:b w:val="0"/>
+                <w:color w:val="30302F"/>
+                <w:sz w:val="20"/>
+              </w:rPr>
+            </w:r>
+          </w:p>
+        </w:tc>
+        <w:tc>
+          <w:tcPr>
+            <w:tcW w:type="dxa" w:w="1767"/>
+            <w:shd w:fill="FFF2CC"/>
+          </w:tcPr>
+          <w:p>
+            <w:pPr>
+              <w:spacing w:before="60" w:after="60"/>
+            </w:pPr>
+            <w:r/>
+            <w:r>
+              <w:rPr>
+                <w:rFonts w:ascii="Arial" w:hAnsi="Arial"/>
+                <w:b w:val="0"/>
+                <w:color w:val="30302F"/>
+                <w:sz w:val="20"/>
+              </w:rPr>
+            </w:r>
+          </w:p>
+        </w:tc>
+        <w:tc>
+          <w:tcPr>
+            <w:tcW w:type="dxa" w:w="1767"/>
+            <w:shd w:fill="FFF2CC"/>
+          </w:tcPr>
+          <w:p>
+            <w:pPr>
+              <w:spacing w:before="60" w:after="60"/>
+            </w:pPr>
+            <w:r/>
+            <w:r>
+              <w:rPr>
+                <w:rFonts w:ascii="Arial" w:hAnsi="Arial"/>
+                <w:b w:val="0"/>
+                <w:color w:val="30302F"/>
+                <w:sz w:val="20"/>
+              </w:rPr>
+            </w:r>
+          </w:p>
+        </w:tc>
+        <w:tc>
+          <w:tcPr>
+            <w:tcW w:type="dxa" w:w="1767"/>
+            <w:shd w:fill="FFF2CC"/>
+          </w:tcPr>
+          <w:p>
+            <w:pPr>
+              <w:spacing w:before="60" w:after="60"/>
+            </w:pPr>
+            <w:r/>
+            <w:r>
+              <w:rPr>
+                <w:rFonts w:ascii="Arial" w:hAnsi="Arial"/>
+                <w:b w:val="0"/>
+                <w:color w:val="30302F"/>
+                <w:sz w:val="20"/>
+              </w:rPr>
+            </w:r>
+          </w:p>
+        </w:tc>
+        <w:tc>
+          <w:tcPr>
+            <w:tcW w:type="dxa" w:w="1767"/>
+            <w:shd w:fill="FFF2CC"/>
+          </w:tcPr>
+          <w:p>
+            <w:pPr>
+              <w:spacing w:before="60" w:after="60"/>
+            </w:pPr>
+            <w:r/>
+            <w:r>
+              <w:rPr>
+                <w:rFonts w:ascii="Arial" w:hAnsi="Arial"/>
+                <w:b w:val="0"/>
+                <w:color w:val="30302F"/>
+                <w:sz w:val="20"/>
+              </w:rPr>
+            </w:r>
+          </w:p>
+        </w:tc>
+        <w:tc>
+          <w:tcPr>
+            <w:tcW w:type="dxa" w:w="1767"/>
+            <w:shd w:fill="FFF2CC"/>
+          </w:tcPr>
+          <w:p>
+            <w:pPr>
+              <w:spacing w:before="60" w:after="60"/>
+            </w:pPr>
+            <w:r/>
+            <w:r>
+              <w:rPr>
+                <w:rFonts w:ascii="Arial" w:hAnsi="Arial"/>
+                <w:b w:val="0"/>
+                <w:color w:val="30302F"/>
+                <w:sz w:val="20"/>
+              </w:rPr>
+            </w:r>
+          </w:p>
+        </w:tc>
+      </w:tr>
+      <w:tr>
+        <w:tc>
+          <w:tcPr>
+            <w:tcW w:type="dxa" w:w="1767"/>
+            <w:shd w:fill="0A5455"/>
+          </w:tcPr>
+          <w:p>
+            <w:pPr>
+              <w:spacing w:before="60" w:after="60"/>
+            </w:pPr>
+            <w:r/>
+            <w:r>
+              <w:rPr>
+                <w:rFonts w:ascii="Arial" w:hAnsi="Arial"/>
+                <w:b/>
+                <w:color w:val="FFFFFF"/>
+                <w:sz w:val="20"/>
+              </w:rPr>
+              <w:t>Nursery habitat</w:t>
+            </w:r>
+          </w:p>
+        </w:tc>
+        <w:tc>
+          <w:tcPr>
+            <w:tcW w:type="dxa" w:w="1767"/>
+          </w:tcPr>
+          <w:p>
+            <w:pPr>
+              <w:spacing w:before="60" w:after="60"/>
+            </w:pPr>
+            <w:r/>
+            <w:r>
+              <w:rPr>
+                <w:rFonts w:ascii="Arial" w:hAnsi="Arial"/>
+                <w:b w:val="0"/>
+                <w:color w:val="30302F"/>
+                <w:sz w:val="20"/>
+              </w:rPr>
+              <w:t>kg biomass/yr</w:t>
+            </w:r>
+          </w:p>
+        </w:tc>
+        <w:tc>
+          <w:tcPr>
+            <w:tcW w:type="dxa" w:w="1767"/>
+            <w:shd w:fill="FFF2CC"/>
+          </w:tcPr>
+          <w:p>
+            <w:pPr>
+              <w:spacing w:before="60" w:after="60"/>
+            </w:pPr>
+            <w:r/>
+            <w:r>
+              <w:rPr>
+                <w:rFonts w:ascii="Arial" w:hAnsi="Arial"/>
+                <w:b w:val="0"/>
+                <w:color w:val="30302F"/>
+                <w:sz w:val="20"/>
+              </w:rPr>
+            </w:r>
+          </w:p>
+        </w:tc>
+        <w:tc>
+          <w:tcPr>
+            <w:tcW w:type="dxa" w:w="1767"/>
+            <w:shd w:fill="FFF2CC"/>
+          </w:tcPr>
+          <w:p>
+            <w:pPr>
+              <w:spacing w:before="60" w:after="60"/>
+            </w:pPr>
+            <w:r/>
+            <w:r>
+              <w:rPr>
+                <w:rFonts w:ascii="Arial" w:hAnsi="Arial"/>
+                <w:b w:val="0"/>
+                <w:color w:val="30302F"/>
+                <w:sz w:val="20"/>
+              </w:rPr>
+            </w:r>
+          </w:p>
+        </w:tc>
+        <w:tc>
+          <w:tcPr>
+            <w:tcW w:type="dxa" w:w="1767"/>
+            <w:shd w:fill="FFF2CC"/>
+          </w:tcPr>
+          <w:p>
+            <w:pPr>
+              <w:spacing w:before="60" w:after="60"/>
+            </w:pPr>
+            <w:r/>
+            <w:r>
+              <w:rPr>
+                <w:rFonts w:ascii="Arial" w:hAnsi="Arial"/>
+                <w:b w:val="0"/>
+                <w:color w:val="30302F"/>
+                <w:sz w:val="20"/>
+              </w:rPr>
+            </w:r>
+          </w:p>
+        </w:tc>
+        <w:tc>
+          <w:tcPr>
+            <w:tcW w:type="dxa" w:w="1767"/>
+            <w:shd w:fill="FFF2CC"/>
+          </w:tcPr>
+          <w:p>
+            <w:pPr>
+              <w:spacing w:before="60" w:after="60"/>
+            </w:pPr>
+            <w:r/>
+            <w:r>
+              <w:rPr>
+                <w:rFonts w:ascii="Arial" w:hAnsi="Arial"/>
+                <w:b w:val="0"/>
+                <w:color w:val="30302F"/>
+                <w:sz w:val="20"/>
+              </w:rPr>
+            </w:r>
+          </w:p>
+        </w:tc>
+        <w:tc>
+          <w:tcPr>
+            <w:tcW w:type="dxa" w:w="1767"/>
+            <w:shd w:fill="FFF2CC"/>
+          </w:tcPr>
+          <w:p>
+            <w:pPr>
+              <w:spacing w:before="60" w:after="60"/>
+            </w:pPr>
+            <w:r/>
+            <w:r>
+              <w:rPr>
+                <w:rFonts w:ascii="Arial" w:hAnsi="Arial"/>
+                <w:b w:val="0"/>
+                <w:color w:val="30302F"/>
+                <w:sz w:val="20"/>
+              </w:rPr>
+            </w:r>
+          </w:p>
+        </w:tc>
+        <w:tc>
+          <w:tcPr>
+            <w:tcW w:type="dxa" w:w="1767"/>
+            <w:shd w:fill="FFF2CC"/>
+          </w:tcPr>
+          <w:p>
+            <w:pPr>
+              <w:spacing w:before="60" w:after="60"/>
+            </w:pPr>
+            <w:r/>
+            <w:r>
+              <w:rPr>
+                <w:rFonts w:ascii="Arial" w:hAnsi="Arial"/>
+                <w:b w:val="0"/>
+                <w:color w:val="30302F"/>
+                <w:sz w:val="20"/>
+              </w:rPr>
+            </w:r>
+          </w:p>
+        </w:tc>
+      </w:tr>
+      <w:tr>
+        <w:tc>
+          <w:tcPr>
+            <w:tcW w:type="dxa" w:w="1767"/>
+            <w:shd w:fill="0A5455"/>
+          </w:tcPr>
+          <w:p>
+            <w:pPr>
+              <w:spacing w:before="60" w:after="60"/>
+            </w:pPr>
+            <w:r/>
+            <w:r>
+              <w:rPr>
+                <w:rFonts w:ascii="Arial" w:hAnsi="Arial"/>
+                <w:b/>
+                <w:color w:val="FFFFFF"/>
+                <w:sz w:val="20"/>
+              </w:rPr>
+              <w:t>Recreation</w:t>
+            </w:r>
+          </w:p>
+        </w:tc>
+        <w:tc>
+          <w:tcPr>
+            <w:tcW w:type="dxa" w:w="1767"/>
+          </w:tcPr>
+          <w:p>
+            <w:pPr>
+              <w:spacing w:before="60" w:after="60"/>
+            </w:pPr>
+            <w:r/>
+            <w:r>
+              <w:rPr>
+                <w:rFonts w:ascii="Arial" w:hAnsi="Arial"/>
+                <w:b w:val="0"/>
+                <w:color w:val="30302F"/>
+                <w:sz w:val="20"/>
+              </w:rPr>
+              <w:t>visitors/yr</w:t>
+            </w:r>
+          </w:p>
+        </w:tc>
+        <w:tc>
+          <w:tcPr>
+            <w:tcW w:type="dxa" w:w="1767"/>
+            <w:shd w:fill="FFF2CC"/>
+          </w:tcPr>
+          <w:p>
+            <w:pPr>
+              <w:spacing w:before="60" w:after="60"/>
+            </w:pPr>
+            <w:r/>
+            <w:r>
+              <w:rPr>
+                <w:rFonts w:ascii="Arial" w:hAnsi="Arial"/>
+                <w:b w:val="0"/>
+                <w:color w:val="30302F"/>
+                <w:sz w:val="20"/>
+              </w:rPr>
+            </w:r>
+          </w:p>
+        </w:tc>
+        <w:tc>
+          <w:tcPr>
+            <w:tcW w:type="dxa" w:w="1767"/>
+            <w:shd w:fill="FFF2CC"/>
+          </w:tcPr>
+          <w:p>
+            <w:pPr>
+              <w:spacing w:before="60" w:after="60"/>
+            </w:pPr>
+            <w:r/>
+            <w:r>
+              <w:rPr>
+                <w:rFonts w:ascii="Arial" w:hAnsi="Arial"/>
+                <w:b w:val="0"/>
+                <w:color w:val="30302F"/>
+                <w:sz w:val="20"/>
+              </w:rPr>
+            </w:r>
+          </w:p>
+        </w:tc>
+        <w:tc>
+          <w:tcPr>
+            <w:tcW w:type="dxa" w:w="1767"/>
+            <w:shd w:fill="FFF2CC"/>
+          </w:tcPr>
+          <w:p>
+            <w:pPr>
+              <w:spacing w:before="60" w:after="60"/>
+            </w:pPr>
+            <w:r/>
+            <w:r>
+              <w:rPr>
+                <w:rFonts w:ascii="Arial" w:hAnsi="Arial"/>
+                <w:b w:val="0"/>
+                <w:color w:val="30302F"/>
+                <w:sz w:val="20"/>
+              </w:rPr>
+            </w:r>
+          </w:p>
+        </w:tc>
+        <w:tc>
+          <w:tcPr>
+            <w:tcW w:type="dxa" w:w="1767"/>
+            <w:shd w:fill="FFF2CC"/>
+          </w:tcPr>
+          <w:p>
+            <w:pPr>
+              <w:spacing w:before="60" w:after="60"/>
+            </w:pPr>
+            <w:r/>
+            <w:r>
+              <w:rPr>
+                <w:rFonts w:ascii="Arial" w:hAnsi="Arial"/>
+                <w:b w:val="0"/>
+                <w:color w:val="30302F"/>
+                <w:sz w:val="20"/>
+              </w:rPr>
+            </w:r>
+          </w:p>
+        </w:tc>
+        <w:tc>
+          <w:tcPr>
+            <w:tcW w:type="dxa" w:w="1767"/>
+            <w:shd w:fill="FFF2CC"/>
+          </w:tcPr>
+          <w:p>
+            <w:pPr>
+              <w:spacing w:before="60" w:after="60"/>
+            </w:pPr>
+            <w:r/>
+            <w:r>
+              <w:rPr>
+                <w:rFonts w:ascii="Arial" w:hAnsi="Arial"/>
+                <w:b w:val="0"/>
+                <w:color w:val="30302F"/>
+                <w:sz w:val="20"/>
+              </w:rPr>
+            </w:r>
+          </w:p>
+        </w:tc>
+        <w:tc>
+          <w:tcPr>
+            <w:tcW w:type="dxa" w:w="1767"/>
+            <w:shd w:fill="FFF2CC"/>
+          </w:tcPr>
+          <w:p>
+            <w:pPr>
+              <w:spacing w:before="60" w:after="60"/>
+            </w:pPr>
+            <w:r/>
+            <w:r>
+              <w:rPr>
+                <w:rFonts w:ascii="Arial" w:hAnsi="Arial"/>
+                <w:b w:val="0"/>
+                <w:color w:val="30302F"/>
+                <w:sz w:val="20"/>
+              </w:rPr>
+            </w:r>
+          </w:p>
+        </w:tc>
+      </w:tr>
+      <w:tr>
+        <w:tc>
+          <w:tcPr>
+            <w:tcW w:type="dxa" w:w="1767"/>
+            <w:shd w:fill="0A5455"/>
+          </w:tcPr>
+          <w:p>
+            <w:pPr>
+              <w:spacing w:before="60" w:after="60"/>
+            </w:pPr>
+            <w:r/>
+            <w:r>
+              <w:rPr>
+                <w:rFonts w:ascii="Arial" w:hAnsi="Arial"/>
+                <w:b/>
+                <w:color w:val="FFFFFF"/>
+                <w:sz w:val="20"/>
+              </w:rPr>
+              <w:t>Gleaning</w:t>
+            </w:r>
+          </w:p>
+        </w:tc>
+        <w:tc>
+          <w:tcPr>
+            <w:tcW w:type="dxa" w:w="1767"/>
+          </w:tcPr>
+          <w:p>
+            <w:pPr>
+              <w:spacing w:before="60" w:after="60"/>
+            </w:pPr>
+            <w:r/>
+            <w:r>
+              <w:rPr>
+                <w:rFonts w:ascii="Arial" w:hAnsi="Arial"/>
+                <w:b w:val="0"/>
+                <w:color w:val="30302F"/>
+                <w:sz w:val="20"/>
+              </w:rPr>
+              <w:t>hours/yr</w:t>
+            </w:r>
+          </w:p>
+        </w:tc>
+        <w:tc>
+          <w:tcPr>
+            <w:tcW w:type="dxa" w:w="1767"/>
+            <w:shd w:fill="FFF2CC"/>
+          </w:tcPr>
+          <w:p>
+            <w:pPr>
+              <w:spacing w:before="60" w:after="60"/>
+            </w:pPr>
+            <w:r/>
+            <w:r>
+              <w:rPr>
+                <w:rFonts w:ascii="Arial" w:hAnsi="Arial"/>
+                <w:b w:val="0"/>
+                <w:color w:val="30302F"/>
+                <w:sz w:val="20"/>
+              </w:rPr>
+            </w:r>
+          </w:p>
+        </w:tc>
+        <w:tc>
+          <w:tcPr>
+            <w:tcW w:type="dxa" w:w="1767"/>
+            <w:shd w:fill="FFF2CC"/>
+          </w:tcPr>
+          <w:p>
+            <w:pPr>
+              <w:spacing w:before="60" w:after="60"/>
+            </w:pPr>
+            <w:r/>
+            <w:r>
+              <w:rPr>
+                <w:rFonts w:ascii="Arial" w:hAnsi="Arial"/>
+                <w:b w:val="0"/>
+                <w:color w:val="30302F"/>
+                <w:sz w:val="20"/>
+              </w:rPr>
+            </w:r>
+          </w:p>
+        </w:tc>
+        <w:tc>
+          <w:tcPr>
+            <w:tcW w:type="dxa" w:w="1767"/>
+            <w:shd w:fill="FFF2CC"/>
+          </w:tcPr>
+          <w:p>
+            <w:pPr>
+              <w:spacing w:before="60" w:after="60"/>
+            </w:pPr>
+            <w:r/>
+            <w:r>
+              <w:rPr>
+                <w:rFonts w:ascii="Arial" w:hAnsi="Arial"/>
+                <w:b w:val="0"/>
+                <w:color w:val="30302F"/>
+                <w:sz w:val="20"/>
+              </w:rPr>
+            </w:r>
+          </w:p>
+        </w:tc>
+        <w:tc>
+          <w:tcPr>
+            <w:tcW w:type="dxa" w:w="1767"/>
+            <w:shd w:fill="FFF2CC"/>
+          </w:tcPr>
+          <w:p>
+            <w:pPr>
+              <w:spacing w:before="60" w:after="60"/>
+            </w:pPr>
+            <w:r/>
+            <w:r>
+              <w:rPr>
+                <w:rFonts w:ascii="Arial" w:hAnsi="Arial"/>
+                <w:b w:val="0"/>
+                <w:color w:val="30302F"/>
+                <w:sz w:val="20"/>
+              </w:rPr>
+            </w:r>
+          </w:p>
+        </w:tc>
+        <w:tc>
+          <w:tcPr>
+            <w:tcW w:type="dxa" w:w="1767"/>
+            <w:shd w:fill="FFF2CC"/>
+          </w:tcPr>
+          <w:p>
+            <w:pPr>
+              <w:spacing w:before="60" w:after="60"/>
+            </w:pPr>
+            <w:r/>
+            <w:r>
+              <w:rPr>
+                <w:rFonts w:ascii="Arial" w:hAnsi="Arial"/>
+                <w:b w:val="0"/>
+                <w:color w:val="30302F"/>
+                <w:sz w:val="20"/>
+              </w:rPr>
+            </w:r>
+          </w:p>
+        </w:tc>
+        <w:tc>
+          <w:tcPr>
+            <w:tcW w:type="dxa" w:w="1767"/>
+            <w:shd w:fill="FFF2CC"/>
+          </w:tcPr>
+          <w:p>
+            <w:pPr>
+              <w:spacing w:before="60" w:after="60"/>
+            </w:pPr>
+            <w:r/>
+            <w:r>
+              <w:rPr>
+                <w:rFonts w:ascii="Arial" w:hAnsi="Arial"/>
+                <w:b w:val="0"/>
+                <w:color w:val="30302F"/>
+                <w:sz w:val="20"/>
+              </w:rPr>
+            </w:r>
+          </w:p>
+        </w:tc>
+      </w:tr>
+    </w:tbl>
+    <w:p/>
+    <w:p>
+      <w:r>
+        <w:rPr>
+          <w:rFonts w:ascii="Arial" w:hAnsi="Arial"/>
+          <w:b w:val="0"/>
+          <w:color w:val="0A5455"/>
+          <w:sz w:val="32"/>
+        </w:rPr>
+        <w:t>Table 4d: Monetary Use (Part B) -- USD/year</w:t>
+      </w:r>
+    </w:p>
+    <w:p>
+      <w:pPr>
+        <w:spacing w:before="40"/>
+      </w:pPr>
+      <w:r>
+        <w:rPr>
+          <w:rFonts w:ascii="Arial" w:hAnsi="Arial"/>
+          <w:b w:val="0"/>
+          <w:color w:val="717171"/>
+          <w:sz w:val="18"/>
+        </w:rPr>
+        <w:t>Assign the monetary value of each service to the sector that benefits. Totals must match the supply table.</w:t>
+      </w:r>
+    </w:p>
+    <w:tbl>
+      <w:tblPr>
+        <w:tblW w:type="auto" w:w="0"/>
+        <w:jc w:val="center"/>
+        <w:tblLook w:firstColumn="1" w:firstRow="1" w:lastColumn="0" w:lastRow="0" w:noHBand="0" w:noVBand="1" w:val="04A0"/>
+        <w:tblBorders>
+          <w:top w:val="single" w:sz="4" w:color="404040"/>
+          <w:left w:val="single" w:sz="4" w:color="404040"/>
+          <w:bottom w:val="single" w:sz="4" w:color="404040"/>
+          <w:right w:val="single" w:sz="4" w:color="404040"/>
+          <w:insideH w:val="single" w:sz="4" w:color="404040"/>
+          <w:insideV w:val="single" w:sz="4" w:color="404040"/>
+        </w:tblBorders>
+      </w:tblPr>
+      <w:tblGrid>
+        <w:gridCol w:w="1767"/>
+        <w:gridCol w:w="1767"/>
+        <w:gridCol w:w="1767"/>
+        <w:gridCol w:w="1767"/>
+        <w:gridCol w:w="1767"/>
+        <w:gridCol w:w="1767"/>
+        <w:gridCol w:w="1767"/>
+        <w:gridCol w:w="1767"/>
+      </w:tblGrid>
+      <w:tr>
+        <w:tc>
+          <w:tcPr>
+            <w:tcW w:type="dxa" w:w="1767"/>
+            <w:shd w:fill="3B9C7B"/>
+          </w:tcPr>
+          <w:p>
+            <w:pPr>
+              <w:jc w:val="center"/>
+            </w:pPr>
+            <w:r/>
+            <w:r>
+              <w:rPr>
+                <w:rFonts w:ascii="Arial" w:hAnsi="Arial"/>
+                <w:b/>
+                <w:color w:val="FFFFFF"/>
+                <w:sz w:val="20"/>
+              </w:rPr>
+              <w:t>Service</w:t>
+            </w:r>
+          </w:p>
+        </w:tc>
+        <w:tc>
+          <w:tcPr>
+            <w:tcW w:type="dxa" w:w="1767"/>
+            <w:shd w:fill="3B9C7B"/>
+          </w:tcPr>
+          <w:p>
+            <w:pPr>
+              <w:jc w:val="center"/>
+            </w:pPr>
+            <w:r/>
+            <w:r>
+              <w:rPr>
+                <w:rFonts w:ascii="Arial" w:hAnsi="Arial"/>
+                <w:b/>
+                <w:color w:val="FFFFFF"/>
+                <w:sz w:val="20"/>
+              </w:rPr>
+              <w:t>Valuation</w:t>
+              <w:br/>
+              <w:t>method</w:t>
+            </w:r>
+          </w:p>
+        </w:tc>
+        <w:tc>
+          <w:tcPr>
+            <w:tcW w:type="dxa" w:w="1767"/>
+            <w:shd w:fill="3B9C7B"/>
+          </w:tcPr>
+          <w:p>
+            <w:pPr>
+              <w:jc w:val="center"/>
+            </w:pPr>
+            <w:r/>
+            <w:r>
+              <w:rPr>
+                <w:rFonts w:ascii="Arial" w:hAnsi="Arial"/>
+                <w:b/>
+                <w:color w:val="FFFFFF"/>
+                <w:sz w:val="20"/>
+              </w:rPr>
+              <w:t>Fisheries</w:t>
+            </w:r>
+          </w:p>
+        </w:tc>
+        <w:tc>
+          <w:tcPr>
+            <w:tcW w:type="dxa" w:w="1767"/>
+            <w:shd w:fill="3B9C7B"/>
+          </w:tcPr>
+          <w:p>
+            <w:pPr>
+              <w:jc w:val="center"/>
+            </w:pPr>
+            <w:r/>
+            <w:r>
+              <w:rPr>
+                <w:rFonts w:ascii="Arial" w:hAnsi="Arial"/>
+                <w:b/>
+                <w:color w:val="FFFFFF"/>
+                <w:sz w:val="20"/>
+              </w:rPr>
+              <w:t>Tourism</w:t>
+            </w:r>
+          </w:p>
+        </w:tc>
+        <w:tc>
+          <w:tcPr>
+            <w:tcW w:type="dxa" w:w="1767"/>
+            <w:shd w:fill="3B9C7B"/>
+          </w:tcPr>
+          <w:p>
+            <w:pPr>
+              <w:jc w:val="center"/>
+            </w:pPr>
+            <w:r/>
+            <w:r>
+              <w:rPr>
+                <w:rFonts w:ascii="Arial" w:hAnsi="Arial"/>
+                <w:b/>
+                <w:color w:val="FFFFFF"/>
+                <w:sz w:val="20"/>
+              </w:rPr>
+              <w:t>Coastal</w:t>
+              <w:br/>
+              <w:t>households</w:t>
+            </w:r>
+          </w:p>
+        </w:tc>
+        <w:tc>
+          <w:tcPr>
+            <w:tcW w:type="dxa" w:w="1767"/>
+            <w:shd w:fill="3B9C7B"/>
+          </w:tcPr>
+          <w:p>
+            <w:pPr>
+              <w:jc w:val="center"/>
+            </w:pPr>
+            <w:r/>
+            <w:r>
+              <w:rPr>
+                <w:rFonts w:ascii="Arial" w:hAnsi="Arial"/>
+                <w:b/>
+                <w:color w:val="FFFFFF"/>
+                <w:sz w:val="20"/>
+              </w:rPr>
+              <w:t>Government</w:t>
+            </w:r>
+          </w:p>
+        </w:tc>
+        <w:tc>
+          <w:tcPr>
+            <w:tcW w:type="dxa" w:w="1767"/>
+            <w:shd w:fill="3B9C7B"/>
+          </w:tcPr>
+          <w:p>
+            <w:pPr>
+              <w:jc w:val="center"/>
+            </w:pPr>
+            <w:r/>
+            <w:r>
+              <w:rPr>
+                <w:rFonts w:ascii="Arial" w:hAnsi="Arial"/>
+                <w:b/>
+                <w:color w:val="FFFFFF"/>
+                <w:sz w:val="20"/>
+              </w:rPr>
+              <w:t>Global</w:t>
+              <w:br/>
+              <w:t>community</w:t>
+            </w:r>
+          </w:p>
+        </w:tc>
+        <w:tc>
+          <w:tcPr>
+            <w:tcW w:type="dxa" w:w="1767"/>
+            <w:shd w:fill="3B9C7B"/>
+          </w:tcPr>
+          <w:p>
+            <w:pPr>
+              <w:jc w:val="center"/>
+            </w:pPr>
+            <w:r/>
+            <w:r>
+              <w:rPr>
+                <w:rFonts w:ascii="Arial" w:hAnsi="Arial"/>
+                <w:b/>
+                <w:color w:val="FFFFFF"/>
+                <w:sz w:val="20"/>
+              </w:rPr>
+              <w:t>Total</w:t>
+            </w:r>
+          </w:p>
+        </w:tc>
+      </w:tr>
+      <w:tr>
+        <w:tc>
+          <w:tcPr>
+            <w:tcW w:type="dxa" w:w="1767"/>
+            <w:shd w:fill="0A5455"/>
+          </w:tcPr>
+          <w:p>
+            <w:pPr>
+              <w:spacing w:before="60" w:after="60"/>
+            </w:pPr>
+            <w:r/>
+            <w:r>
+              <w:rPr>
+                <w:rFonts w:ascii="Arial" w:hAnsi="Arial"/>
+                <w:b/>
+                <w:color w:val="FFFFFF"/>
+                <w:sz w:val="20"/>
+              </w:rPr>
+              <w:t>Fish provisioning</w:t>
+            </w:r>
+          </w:p>
+        </w:tc>
+        <w:tc>
+          <w:tcPr>
+            <w:tcW w:type="dxa" w:w="1767"/>
+          </w:tcPr>
+          <w:p>
+            <w:pPr>
+              <w:spacing w:before="60" w:after="60"/>
+            </w:pPr>
+            <w:r/>
+            <w:r>
+              <w:rPr>
+                <w:rFonts w:ascii="Arial" w:hAnsi="Arial"/>
+                <w:b w:val="0"/>
+                <w:color w:val="30302F"/>
+                <w:sz w:val="20"/>
+              </w:rPr>
+              <w:t>Resource rent</w:t>
+            </w:r>
+          </w:p>
+        </w:tc>
+        <w:tc>
+          <w:tcPr>
+            <w:tcW w:type="dxa" w:w="1767"/>
+            <w:shd w:fill="FFF2CC"/>
+          </w:tcPr>
+          <w:p>
+            <w:pPr>
+              <w:spacing w:before="60" w:after="60"/>
+            </w:pPr>
+            <w:r/>
+            <w:r>
+              <w:rPr>
+                <w:rFonts w:ascii="Arial" w:hAnsi="Arial"/>
+                <w:b w:val="0"/>
+                <w:color w:val="30302F"/>
+                <w:sz w:val="20"/>
+              </w:rPr>
+            </w:r>
+          </w:p>
+        </w:tc>
+        <w:tc>
+          <w:tcPr>
+            <w:tcW w:type="dxa" w:w="1767"/>
+            <w:shd w:fill="FFF2CC"/>
+          </w:tcPr>
+          <w:p>
+            <w:pPr>
+              <w:spacing w:before="60" w:after="60"/>
+            </w:pPr>
+            <w:r/>
+            <w:r>
+              <w:rPr>
+                <w:rFonts w:ascii="Arial" w:hAnsi="Arial"/>
+                <w:b w:val="0"/>
+                <w:color w:val="30302F"/>
+                <w:sz w:val="20"/>
+              </w:rPr>
+            </w:r>
+          </w:p>
+        </w:tc>
+        <w:tc>
+          <w:tcPr>
+            <w:tcW w:type="dxa" w:w="1767"/>
+            <w:shd w:fill="FFF2CC"/>
+          </w:tcPr>
+          <w:p>
+            <w:pPr>
+              <w:spacing w:before="60" w:after="60"/>
+            </w:pPr>
+            <w:r/>
+            <w:r>
+              <w:rPr>
+                <w:rFonts w:ascii="Arial" w:hAnsi="Arial"/>
+                <w:b w:val="0"/>
+                <w:color w:val="30302F"/>
+                <w:sz w:val="20"/>
+              </w:rPr>
+            </w:r>
+          </w:p>
+        </w:tc>
+        <w:tc>
+          <w:tcPr>
+            <w:tcW w:type="dxa" w:w="1767"/>
+            <w:shd w:fill="FFF2CC"/>
+          </w:tcPr>
+          <w:p>
+            <w:pPr>
+              <w:spacing w:before="60" w:after="60"/>
+            </w:pPr>
+            <w:r/>
+            <w:r>
+              <w:rPr>
+                <w:rFonts w:ascii="Arial" w:hAnsi="Arial"/>
+                <w:b w:val="0"/>
+                <w:color w:val="30302F"/>
+                <w:sz w:val="20"/>
+              </w:rPr>
+            </w:r>
+          </w:p>
+        </w:tc>
+        <w:tc>
+          <w:tcPr>
+            <w:tcW w:type="dxa" w:w="1767"/>
+            <w:shd w:fill="FFF2CC"/>
+          </w:tcPr>
+          <w:p>
+            <w:pPr>
+              <w:spacing w:before="60" w:after="60"/>
+            </w:pPr>
+            <w:r/>
+            <w:r>
+              <w:rPr>
+                <w:rFonts w:ascii="Arial" w:hAnsi="Arial"/>
+                <w:b w:val="0"/>
+                <w:color w:val="30302F"/>
+                <w:sz w:val="20"/>
+              </w:rPr>
+            </w:r>
+          </w:p>
+        </w:tc>
+        <w:tc>
+          <w:tcPr>
+            <w:tcW w:type="dxa" w:w="1767"/>
+            <w:shd w:fill="FFF2CC"/>
+          </w:tcPr>
+          <w:p>
+            <w:pPr>
+              <w:spacing w:before="60" w:after="60"/>
+            </w:pPr>
+            <w:r/>
+            <w:r>
+              <w:rPr>
+                <w:rFonts w:ascii="Arial" w:hAnsi="Arial"/>
+                <w:b w:val="0"/>
+                <w:color w:val="30302F"/>
+                <w:sz w:val="20"/>
+              </w:rPr>
+            </w:r>
+          </w:p>
+        </w:tc>
+      </w:tr>
+      <w:tr>
+        <w:tc>
+          <w:tcPr>
+            <w:tcW w:type="dxa" w:w="1767"/>
+            <w:shd w:fill="0A5455"/>
+          </w:tcPr>
+          <w:p>
+            <w:pPr>
+              <w:spacing w:before="60" w:after="60"/>
+            </w:pPr>
+            <w:r/>
+            <w:r>
+              <w:rPr>
+                <w:rFonts w:ascii="Arial" w:hAnsi="Arial"/>
+                <w:b/>
+                <w:color w:val="FFFFFF"/>
+                <w:sz w:val="20"/>
+              </w:rPr>
+              <w:t>Carbon sequestration</w:t>
+            </w:r>
+          </w:p>
+        </w:tc>
+        <w:tc>
+          <w:tcPr>
+            <w:tcW w:type="dxa" w:w="1767"/>
+          </w:tcPr>
+          <w:p>
+            <w:pPr>
+              <w:spacing w:before="60" w:after="60"/>
+            </w:pPr>
+            <w:r/>
+            <w:r>
+              <w:rPr>
+                <w:rFonts w:ascii="Arial" w:hAnsi="Arial"/>
+                <w:b w:val="0"/>
+                <w:color w:val="30302F"/>
+                <w:sz w:val="20"/>
+              </w:rPr>
+              <w:t>SCC</w:t>
+            </w:r>
+          </w:p>
+        </w:tc>
+        <w:tc>
+          <w:tcPr>
+            <w:tcW w:type="dxa" w:w="1767"/>
+            <w:shd w:fill="FFF2CC"/>
+          </w:tcPr>
+          <w:p>
+            <w:pPr>
+              <w:spacing w:before="60" w:after="60"/>
+            </w:pPr>
+            <w:r/>
+            <w:r>
+              <w:rPr>
+                <w:rFonts w:ascii="Arial" w:hAnsi="Arial"/>
+                <w:b w:val="0"/>
+                <w:color w:val="30302F"/>
+                <w:sz w:val="20"/>
+              </w:rPr>
+            </w:r>
+          </w:p>
+        </w:tc>
+        <w:tc>
+          <w:tcPr>
+            <w:tcW w:type="dxa" w:w="1767"/>
+            <w:shd w:fill="FFF2CC"/>
+          </w:tcPr>
+          <w:p>
+            <w:pPr>
+              <w:spacing w:before="60" w:after="60"/>
+            </w:pPr>
+            <w:r/>
+            <w:r>
+              <w:rPr>
+                <w:rFonts w:ascii="Arial" w:hAnsi="Arial"/>
+                <w:b w:val="0"/>
+                <w:color w:val="30302F"/>
+                <w:sz w:val="20"/>
+              </w:rPr>
+            </w:r>
+          </w:p>
+        </w:tc>
+        <w:tc>
+          <w:tcPr>
+            <w:tcW w:type="dxa" w:w="1767"/>
+            <w:shd w:fill="FFF2CC"/>
+          </w:tcPr>
+          <w:p>
+            <w:pPr>
+              <w:spacing w:before="60" w:after="60"/>
+            </w:pPr>
+            <w:r/>
+            <w:r>
+              <w:rPr>
+                <w:rFonts w:ascii="Arial" w:hAnsi="Arial"/>
+                <w:b w:val="0"/>
+                <w:color w:val="30302F"/>
+                <w:sz w:val="20"/>
+              </w:rPr>
+            </w:r>
+          </w:p>
+        </w:tc>
+        <w:tc>
+          <w:tcPr>
+            <w:tcW w:type="dxa" w:w="1767"/>
+            <w:shd w:fill="FFF2CC"/>
+          </w:tcPr>
+          <w:p>
+            <w:pPr>
+              <w:spacing w:before="60" w:after="60"/>
+            </w:pPr>
+            <w:r/>
+            <w:r>
+              <w:rPr>
+                <w:rFonts w:ascii="Arial" w:hAnsi="Arial"/>
+                <w:b w:val="0"/>
+                <w:color w:val="30302F"/>
+                <w:sz w:val="20"/>
+              </w:rPr>
+            </w:r>
+          </w:p>
+        </w:tc>
+        <w:tc>
+          <w:tcPr>
+            <w:tcW w:type="dxa" w:w="1767"/>
+            <w:shd w:fill="FFF2CC"/>
+          </w:tcPr>
+          <w:p>
+            <w:pPr>
+              <w:spacing w:before="60" w:after="60"/>
+            </w:pPr>
+            <w:r/>
+            <w:r>
+              <w:rPr>
+                <w:rFonts w:ascii="Arial" w:hAnsi="Arial"/>
+                <w:b w:val="0"/>
+                <w:color w:val="30302F"/>
+                <w:sz w:val="20"/>
+              </w:rPr>
+            </w:r>
+          </w:p>
+        </w:tc>
+        <w:tc>
+          <w:tcPr>
+            <w:tcW w:type="dxa" w:w="1767"/>
+            <w:shd w:fill="FFF2CC"/>
+          </w:tcPr>
+          <w:p>
+            <w:pPr>
+              <w:spacing w:before="60" w:after="60"/>
+            </w:pPr>
+            <w:r/>
+            <w:r>
+              <w:rPr>
+                <w:rFonts w:ascii="Arial" w:hAnsi="Arial"/>
+                <w:b w:val="0"/>
+                <w:color w:val="30302F"/>
+                <w:sz w:val="20"/>
+              </w:rPr>
+            </w:r>
+          </w:p>
+        </w:tc>
+      </w:tr>
+      <w:tr>
+        <w:tc>
+          <w:tcPr>
+            <w:tcW w:type="dxa" w:w="1767"/>
+            <w:shd w:fill="0A5455"/>
+          </w:tcPr>
+          <w:p>
+            <w:pPr>
+              <w:spacing w:before="60" w:after="60"/>
+            </w:pPr>
+            <w:r/>
+            <w:r>
+              <w:rPr>
+                <w:rFonts w:ascii="Arial" w:hAnsi="Arial"/>
+                <w:b/>
+                <w:color w:val="FFFFFF"/>
+                <w:sz w:val="20"/>
+              </w:rPr>
+              <w:t>Coastal protection</w:t>
+            </w:r>
+          </w:p>
+        </w:tc>
+        <w:tc>
+          <w:tcPr>
+            <w:tcW w:type="dxa" w:w="1767"/>
+          </w:tcPr>
+          <w:p>
+            <w:pPr>
+              <w:spacing w:before="60" w:after="60"/>
+            </w:pPr>
+            <w:r/>
+            <w:r>
+              <w:rPr>
+                <w:rFonts w:ascii="Arial" w:hAnsi="Arial"/>
+                <w:b w:val="0"/>
+                <w:color w:val="30302F"/>
+                <w:sz w:val="20"/>
+              </w:rPr>
+              <w:t>Replacement cost</w:t>
+            </w:r>
+          </w:p>
+        </w:tc>
+        <w:tc>
+          <w:tcPr>
+            <w:tcW w:type="dxa" w:w="1767"/>
+            <w:shd w:fill="FFF2CC"/>
+          </w:tcPr>
+          <w:p>
+            <w:pPr>
+              <w:spacing w:before="60" w:after="60"/>
+            </w:pPr>
+            <w:r/>
+            <w:r>
+              <w:rPr>
+                <w:rFonts w:ascii="Arial" w:hAnsi="Arial"/>
+                <w:b w:val="0"/>
+                <w:color w:val="30302F"/>
+                <w:sz w:val="20"/>
+              </w:rPr>
+            </w:r>
+          </w:p>
+        </w:tc>
+        <w:tc>
+          <w:tcPr>
+            <w:tcW w:type="dxa" w:w="1767"/>
+            <w:shd w:fill="FFF2CC"/>
+          </w:tcPr>
+          <w:p>
+            <w:pPr>
+              <w:spacing w:before="60" w:after="60"/>
+            </w:pPr>
+            <w:r/>
+            <w:r>
+              <w:rPr>
+                <w:rFonts w:ascii="Arial" w:hAnsi="Arial"/>
+                <w:b w:val="0"/>
+                <w:color w:val="30302F"/>
+                <w:sz w:val="20"/>
+              </w:rPr>
+            </w:r>
+          </w:p>
+        </w:tc>
+        <w:tc>
+          <w:tcPr>
+            <w:tcW w:type="dxa" w:w="1767"/>
+            <w:shd w:fill="FFF2CC"/>
+          </w:tcPr>
+          <w:p>
+            <w:pPr>
+              <w:spacing w:before="60" w:after="60"/>
+            </w:pPr>
+            <w:r/>
+            <w:r>
+              <w:rPr>
+                <w:rFonts w:ascii="Arial" w:hAnsi="Arial"/>
+                <w:b w:val="0"/>
+                <w:color w:val="30302F"/>
+                <w:sz w:val="20"/>
+              </w:rPr>
+            </w:r>
+          </w:p>
+        </w:tc>
+        <w:tc>
+          <w:tcPr>
+            <w:tcW w:type="dxa" w:w="1767"/>
+            <w:shd w:fill="FFF2CC"/>
+          </w:tcPr>
+          <w:p>
+            <w:pPr>
+              <w:spacing w:before="60" w:after="60"/>
+            </w:pPr>
+            <w:r/>
+            <w:r>
+              <w:rPr>
+                <w:rFonts w:ascii="Arial" w:hAnsi="Arial"/>
+                <w:b w:val="0"/>
+                <w:color w:val="30302F"/>
+                <w:sz w:val="20"/>
+              </w:rPr>
+            </w:r>
+          </w:p>
+        </w:tc>
+        <w:tc>
+          <w:tcPr>
+            <w:tcW w:type="dxa" w:w="1767"/>
+            <w:shd w:fill="FFF2CC"/>
+          </w:tcPr>
+          <w:p>
+            <w:pPr>
+              <w:spacing w:before="60" w:after="60"/>
+            </w:pPr>
+            <w:r/>
+            <w:r>
+              <w:rPr>
+                <w:rFonts w:ascii="Arial" w:hAnsi="Arial"/>
+                <w:b w:val="0"/>
+                <w:color w:val="30302F"/>
+                <w:sz w:val="20"/>
+              </w:rPr>
+            </w:r>
+          </w:p>
+        </w:tc>
+        <w:tc>
+          <w:tcPr>
+            <w:tcW w:type="dxa" w:w="1767"/>
+            <w:shd w:fill="FFF2CC"/>
+          </w:tcPr>
+          <w:p>
+            <w:pPr>
+              <w:spacing w:before="60" w:after="60"/>
+            </w:pPr>
+            <w:r/>
+            <w:r>
+              <w:rPr>
+                <w:rFonts w:ascii="Arial" w:hAnsi="Arial"/>
+                <w:b w:val="0"/>
+                <w:color w:val="30302F"/>
+                <w:sz w:val="20"/>
+              </w:rPr>
+            </w:r>
+          </w:p>
+        </w:tc>
+      </w:tr>
+      <w:tr>
+        <w:tc>
+          <w:tcPr>
+            <w:tcW w:type="dxa" w:w="1767"/>
+            <w:shd w:fill="0A5455"/>
+          </w:tcPr>
+          <w:p>
+            <w:pPr>
+              <w:spacing w:before="60" w:after="60"/>
+            </w:pPr>
+            <w:r/>
+            <w:r>
+              <w:rPr>
+                <w:rFonts w:ascii="Arial" w:hAnsi="Arial"/>
+                <w:b/>
+                <w:color w:val="FFFFFF"/>
+                <w:sz w:val="20"/>
+              </w:rPr>
+              <w:t>Nursery habitat</w:t>
+            </w:r>
+          </w:p>
+        </w:tc>
+        <w:tc>
+          <w:tcPr>
+            <w:tcW w:type="dxa" w:w="1767"/>
+          </w:tcPr>
+          <w:p>
+            <w:pPr>
+              <w:spacing w:before="60" w:after="60"/>
+            </w:pPr>
+            <w:r/>
+            <w:r>
+              <w:rPr>
+                <w:rFonts w:ascii="Arial" w:hAnsi="Arial"/>
+                <w:b w:val="0"/>
+                <w:color w:val="30302F"/>
+                <w:sz w:val="20"/>
+              </w:rPr>
+              <w:t>Productivity change</w:t>
+            </w:r>
+          </w:p>
+        </w:tc>
+        <w:tc>
+          <w:tcPr>
+            <w:tcW w:type="dxa" w:w="1767"/>
+            <w:shd w:fill="FFF2CC"/>
+          </w:tcPr>
+          <w:p>
+            <w:pPr>
+              <w:spacing w:before="60" w:after="60"/>
+            </w:pPr>
+            <w:r/>
+            <w:r>
+              <w:rPr>
+                <w:rFonts w:ascii="Arial" w:hAnsi="Arial"/>
+                <w:b w:val="0"/>
+                <w:color w:val="30302F"/>
+                <w:sz w:val="20"/>
+              </w:rPr>
+            </w:r>
+          </w:p>
+        </w:tc>
+        <w:tc>
+          <w:tcPr>
+            <w:tcW w:type="dxa" w:w="1767"/>
+            <w:shd w:fill="FFF2CC"/>
+          </w:tcPr>
+          <w:p>
+            <w:pPr>
+              <w:spacing w:before="60" w:after="60"/>
+            </w:pPr>
+            <w:r/>
+            <w:r>
+              <w:rPr>
+                <w:rFonts w:ascii="Arial" w:hAnsi="Arial"/>
+                <w:b w:val="0"/>
+                <w:color w:val="30302F"/>
+                <w:sz w:val="20"/>
+              </w:rPr>
+            </w:r>
+          </w:p>
+        </w:tc>
+        <w:tc>
+          <w:tcPr>
+            <w:tcW w:type="dxa" w:w="1767"/>
+            <w:shd w:fill="FFF2CC"/>
+          </w:tcPr>
+          <w:p>
+            <w:pPr>
+              <w:spacing w:before="60" w:after="60"/>
+            </w:pPr>
+            <w:r/>
+            <w:r>
+              <w:rPr>
+                <w:rFonts w:ascii="Arial" w:hAnsi="Arial"/>
+                <w:b w:val="0"/>
+                <w:color w:val="30302F"/>
+                <w:sz w:val="20"/>
+              </w:rPr>
+            </w:r>
+          </w:p>
+        </w:tc>
+        <w:tc>
+          <w:tcPr>
+            <w:tcW w:type="dxa" w:w="1767"/>
+            <w:shd w:fill="FFF2CC"/>
+          </w:tcPr>
+          <w:p>
+            <w:pPr>
+              <w:spacing w:before="60" w:after="60"/>
+            </w:pPr>
+            <w:r/>
+            <w:r>
+              <w:rPr>
+                <w:rFonts w:ascii="Arial" w:hAnsi="Arial"/>
+                <w:b w:val="0"/>
+                <w:color w:val="30302F"/>
+                <w:sz w:val="20"/>
+              </w:rPr>
+            </w:r>
+          </w:p>
+        </w:tc>
+        <w:tc>
+          <w:tcPr>
+            <w:tcW w:type="dxa" w:w="1767"/>
+            <w:shd w:fill="FFF2CC"/>
+          </w:tcPr>
+          <w:p>
+            <w:pPr>
+              <w:spacing w:before="60" w:after="60"/>
+            </w:pPr>
+            <w:r/>
+            <w:r>
+              <w:rPr>
+                <w:rFonts w:ascii="Arial" w:hAnsi="Arial"/>
+                <w:b w:val="0"/>
+                <w:color w:val="30302F"/>
+                <w:sz w:val="20"/>
+              </w:rPr>
+            </w:r>
+          </w:p>
+        </w:tc>
+        <w:tc>
+          <w:tcPr>
+            <w:tcW w:type="dxa" w:w="1767"/>
+            <w:shd w:fill="FFF2CC"/>
+          </w:tcPr>
+          <w:p>
+            <w:pPr>
+              <w:spacing w:before="60" w:after="60"/>
+            </w:pPr>
+            <w:r/>
+            <w:r>
+              <w:rPr>
+                <w:rFonts w:ascii="Arial" w:hAnsi="Arial"/>
+                <w:b w:val="0"/>
+                <w:color w:val="30302F"/>
+                <w:sz w:val="20"/>
+              </w:rPr>
+            </w:r>
+          </w:p>
+        </w:tc>
+      </w:tr>
+      <w:tr>
+        <w:tc>
+          <w:tcPr>
+            <w:tcW w:type="dxa" w:w="1767"/>
+            <w:shd w:fill="0A5455"/>
+          </w:tcPr>
+          <w:p>
+            <w:pPr>
+              <w:spacing w:before="60" w:after="60"/>
+            </w:pPr>
+            <w:r/>
+            <w:r>
+              <w:rPr>
+                <w:rFonts w:ascii="Arial" w:hAnsi="Arial"/>
+                <w:b/>
+                <w:color w:val="FFFFFF"/>
+                <w:sz w:val="20"/>
+              </w:rPr>
+              <w:t>Recreation</w:t>
+            </w:r>
+          </w:p>
+        </w:tc>
+        <w:tc>
+          <w:tcPr>
+            <w:tcW w:type="dxa" w:w="1767"/>
+          </w:tcPr>
+          <w:p>
+            <w:pPr>
+              <w:spacing w:before="60" w:after="60"/>
+            </w:pPr>
+            <w:r/>
+            <w:r>
+              <w:rPr>
+                <w:rFonts w:ascii="Arial" w:hAnsi="Arial"/>
+                <w:b w:val="0"/>
+                <w:color w:val="30302F"/>
+                <w:sz w:val="20"/>
+              </w:rPr>
+              <w:t>Direct expenditure</w:t>
+            </w:r>
+          </w:p>
+        </w:tc>
+        <w:tc>
+          <w:tcPr>
+            <w:tcW w:type="dxa" w:w="1767"/>
+            <w:shd w:fill="FFF2CC"/>
+          </w:tcPr>
+          <w:p>
+            <w:pPr>
+              <w:spacing w:before="60" w:after="60"/>
+            </w:pPr>
+            <w:r/>
+            <w:r>
+              <w:rPr>
+                <w:rFonts w:ascii="Arial" w:hAnsi="Arial"/>
+                <w:b w:val="0"/>
+                <w:color w:val="30302F"/>
+                <w:sz w:val="20"/>
+              </w:rPr>
+            </w:r>
+          </w:p>
+        </w:tc>
+        <w:tc>
+          <w:tcPr>
+            <w:tcW w:type="dxa" w:w="1767"/>
+            <w:shd w:fill="FFF2CC"/>
+          </w:tcPr>
+          <w:p>
+            <w:pPr>
+              <w:spacing w:before="60" w:after="60"/>
+            </w:pPr>
+            <w:r/>
+            <w:r>
+              <w:rPr>
+                <w:rFonts w:ascii="Arial" w:hAnsi="Arial"/>
+                <w:b w:val="0"/>
+                <w:color w:val="30302F"/>
+                <w:sz w:val="20"/>
+              </w:rPr>
+            </w:r>
+          </w:p>
+        </w:tc>
+        <w:tc>
+          <w:tcPr>
+            <w:tcW w:type="dxa" w:w="1767"/>
+            <w:shd w:fill="FFF2CC"/>
+          </w:tcPr>
+          <w:p>
+            <w:pPr>
+              <w:spacing w:before="60" w:after="60"/>
+            </w:pPr>
+            <w:r/>
+            <w:r>
+              <w:rPr>
+                <w:rFonts w:ascii="Arial" w:hAnsi="Arial"/>
+                <w:b w:val="0"/>
+                <w:color w:val="30302F"/>
+                <w:sz w:val="20"/>
+              </w:rPr>
+            </w:r>
+          </w:p>
+        </w:tc>
+        <w:tc>
+          <w:tcPr>
+            <w:tcW w:type="dxa" w:w="1767"/>
+            <w:shd w:fill="FFF2CC"/>
+          </w:tcPr>
+          <w:p>
+            <w:pPr>
+              <w:spacing w:before="60" w:after="60"/>
+            </w:pPr>
+            <w:r/>
+            <w:r>
+              <w:rPr>
+                <w:rFonts w:ascii="Arial" w:hAnsi="Arial"/>
+                <w:b w:val="0"/>
+                <w:color w:val="30302F"/>
+                <w:sz w:val="20"/>
+              </w:rPr>
+            </w:r>
+          </w:p>
+        </w:tc>
+        <w:tc>
+          <w:tcPr>
+            <w:tcW w:type="dxa" w:w="1767"/>
+            <w:shd w:fill="FFF2CC"/>
+          </w:tcPr>
+          <w:p>
+            <w:pPr>
+              <w:spacing w:before="60" w:after="60"/>
+            </w:pPr>
+            <w:r/>
+            <w:r>
+              <w:rPr>
+                <w:rFonts w:ascii="Arial" w:hAnsi="Arial"/>
+                <w:b w:val="0"/>
+                <w:color w:val="30302F"/>
+                <w:sz w:val="20"/>
+              </w:rPr>
+            </w:r>
+          </w:p>
+        </w:tc>
+        <w:tc>
+          <w:tcPr>
+            <w:tcW w:type="dxa" w:w="1767"/>
+            <w:shd w:fill="FFF2CC"/>
+          </w:tcPr>
+          <w:p>
+            <w:pPr>
+              <w:spacing w:before="60" w:after="60"/>
+            </w:pPr>
+            <w:r/>
+            <w:r>
+              <w:rPr>
+                <w:rFonts w:ascii="Arial" w:hAnsi="Arial"/>
+                <w:b w:val="0"/>
+                <w:color w:val="30302F"/>
+                <w:sz w:val="20"/>
+              </w:rPr>
+            </w:r>
+          </w:p>
+        </w:tc>
+      </w:tr>
+      <w:tr>
+        <w:tc>
+          <w:tcPr>
+            <w:tcW w:type="dxa" w:w="1767"/>
+            <w:shd w:fill="0A5455"/>
+          </w:tcPr>
+          <w:p>
+            <w:pPr>
+              <w:spacing w:before="60" w:after="60"/>
+            </w:pPr>
+            <w:r/>
+            <w:r>
+              <w:rPr>
+                <w:rFonts w:ascii="Arial" w:hAnsi="Arial"/>
+                <w:b/>
+                <w:color w:val="FFFFFF"/>
+                <w:sz w:val="20"/>
+              </w:rPr>
+              <w:t>Gleaning</w:t>
+            </w:r>
+          </w:p>
+        </w:tc>
+        <w:tc>
+          <w:tcPr>
+            <w:tcW w:type="dxa" w:w="1767"/>
+          </w:tcPr>
+          <w:p>
+            <w:pPr>
+              <w:spacing w:before="60" w:after="60"/>
+            </w:pPr>
+            <w:r/>
+            <w:r>
+              <w:rPr>
+                <w:rFonts w:ascii="Arial" w:hAnsi="Arial"/>
+                <w:b w:val="0"/>
+                <w:color w:val="30302F"/>
+                <w:sz w:val="20"/>
+              </w:rPr>
+              <w:t>Equivalent wage</w:t>
+            </w:r>
+          </w:p>
+        </w:tc>
+        <w:tc>
+          <w:tcPr>
+            <w:tcW w:type="dxa" w:w="1767"/>
+            <w:shd w:fill="FFF2CC"/>
+          </w:tcPr>
+          <w:p>
+            <w:pPr>
+              <w:spacing w:before="60" w:after="60"/>
+            </w:pPr>
+            <w:r/>
+            <w:r>
+              <w:rPr>
+                <w:rFonts w:ascii="Arial" w:hAnsi="Arial"/>
+                <w:b w:val="0"/>
+                <w:color w:val="30302F"/>
+                <w:sz w:val="20"/>
+              </w:rPr>
+            </w:r>
+          </w:p>
+        </w:tc>
+        <w:tc>
+          <w:tcPr>
+            <w:tcW w:type="dxa" w:w="1767"/>
+            <w:shd w:fill="FFF2CC"/>
+          </w:tcPr>
+          <w:p>
+            <w:pPr>
+              <w:spacing w:before="60" w:after="60"/>
+            </w:pPr>
+            <w:r/>
+            <w:r>
+              <w:rPr>
+                <w:rFonts w:ascii="Arial" w:hAnsi="Arial"/>
+                <w:b w:val="0"/>
+                <w:color w:val="30302F"/>
+                <w:sz w:val="20"/>
+              </w:rPr>
+            </w:r>
+          </w:p>
+        </w:tc>
+        <w:tc>
+          <w:tcPr>
+            <w:tcW w:type="dxa" w:w="1767"/>
+            <w:shd w:fill="FFF2CC"/>
+          </w:tcPr>
+          <w:p>
+            <w:pPr>
+              <w:spacing w:before="60" w:after="60"/>
+            </w:pPr>
+            <w:r/>
+            <w:r>
+              <w:rPr>
+                <w:rFonts w:ascii="Arial" w:hAnsi="Arial"/>
+                <w:b w:val="0"/>
+                <w:color w:val="30302F"/>
+                <w:sz w:val="20"/>
+              </w:rPr>
+            </w:r>
+          </w:p>
+        </w:tc>
+        <w:tc>
+          <w:tcPr>
+            <w:tcW w:type="dxa" w:w="1767"/>
+            <w:shd w:fill="FFF2CC"/>
+          </w:tcPr>
+          <w:p>
+            <w:pPr>
+              <w:spacing w:before="60" w:after="60"/>
+            </w:pPr>
+            <w:r/>
+            <w:r>
+              <w:rPr>
+                <w:rFonts w:ascii="Arial" w:hAnsi="Arial"/>
+                <w:b w:val="0"/>
+                <w:color w:val="30302F"/>
+                <w:sz w:val="20"/>
+              </w:rPr>
+            </w:r>
+          </w:p>
+        </w:tc>
+        <w:tc>
+          <w:tcPr>
+            <w:tcW w:type="dxa" w:w="1767"/>
+            <w:shd w:fill="FFF2CC"/>
+          </w:tcPr>
+          <w:p>
+            <w:pPr>
+              <w:spacing w:before="60" w:after="60"/>
+            </w:pPr>
+            <w:r/>
+            <w:r>
+              <w:rPr>
+                <w:rFonts w:ascii="Arial" w:hAnsi="Arial"/>
+                <w:b w:val="0"/>
+                <w:color w:val="30302F"/>
+                <w:sz w:val="20"/>
+              </w:rPr>
+            </w:r>
+          </w:p>
+        </w:tc>
+        <w:tc>
+          <w:tcPr>
+            <w:tcW w:type="dxa" w:w="1767"/>
+            <w:shd w:fill="FFF2CC"/>
+          </w:tcPr>
+          <w:p>
+            <w:pPr>
+              <w:spacing w:before="60" w:after="60"/>
+            </w:pPr>
+            <w:r/>
+            <w:r>
+              <w:rPr>
+                <w:rFonts w:ascii="Arial" w:hAnsi="Arial"/>
+                <w:b w:val="0"/>
+                <w:color w:val="30302F"/>
+                <w:sz w:val="20"/>
+              </w:rPr>
+            </w:r>
+          </w:p>
+        </w:tc>
+      </w:tr>
+      <w:tr>
+        <w:tc>
+          <w:tcPr>
+            <w:tcW w:type="dxa" w:w="1767"/>
+            <w:shd w:fill="0A5455"/>
+          </w:tcPr>
+          <w:p>
+            <w:pPr>
+              <w:spacing w:before="60" w:after="60"/>
+            </w:pPr>
+            <w:r/>
+            <w:r>
+              <w:rPr>
+                <w:rFonts w:ascii="Arial" w:hAnsi="Arial"/>
+                <w:b/>
+                <w:color w:val="FFFFFF"/>
+                <w:sz w:val="20"/>
+              </w:rPr>
+              <w:t>TOTAL</w:t>
+            </w:r>
+          </w:p>
+        </w:tc>
+        <w:tc>
+          <w:tcPr>
+            <w:tcW w:type="dxa" w:w="1767"/>
+          </w:tcPr>
+          <w:p>
+            <w:pPr>
+              <w:spacing w:before="60" w:after="60"/>
+            </w:pPr>
+            <w:r/>
+            <w:r>
+              <w:rPr>
+                <w:rFonts w:ascii="Arial" w:hAnsi="Arial"/>
+                <w:b w:val="0"/>
+                <w:color w:val="30302F"/>
+                <w:sz w:val="20"/>
+              </w:rPr>
+            </w:r>
+          </w:p>
+        </w:tc>
+        <w:tc>
+          <w:tcPr>
+            <w:tcW w:type="dxa" w:w="1767"/>
+            <w:shd w:fill="FFF2CC"/>
+          </w:tcPr>
+          <w:p>
+            <w:pPr>
+              <w:spacing w:before="60" w:after="60"/>
+            </w:pPr>
+            <w:r/>
+            <w:r>
+              <w:rPr>
+                <w:rFonts w:ascii="Arial" w:hAnsi="Arial"/>
+                <w:b w:val="0"/>
+                <w:color w:val="30302F"/>
+                <w:sz w:val="20"/>
+              </w:rPr>
+            </w:r>
+          </w:p>
+        </w:tc>
+        <w:tc>
+          <w:tcPr>
+            <w:tcW w:type="dxa" w:w="1767"/>
+            <w:shd w:fill="FFF2CC"/>
+          </w:tcPr>
+          <w:p>
+            <w:pPr>
+              <w:spacing w:before="60" w:after="60"/>
+            </w:pPr>
+            <w:r/>
+            <w:r>
+              <w:rPr>
+                <w:rFonts w:ascii="Arial" w:hAnsi="Arial"/>
+                <w:b w:val="0"/>
+                <w:color w:val="30302F"/>
+                <w:sz w:val="20"/>
+              </w:rPr>
+            </w:r>
+          </w:p>
+        </w:tc>
+        <w:tc>
+          <w:tcPr>
+            <w:tcW w:type="dxa" w:w="1767"/>
+            <w:shd w:fill="FFF2CC"/>
+          </w:tcPr>
+          <w:p>
+            <w:pPr>
+              <w:spacing w:before="60" w:after="60"/>
+            </w:pPr>
+            <w:r/>
+            <w:r>
+              <w:rPr>
+                <w:rFonts w:ascii="Arial" w:hAnsi="Arial"/>
+                <w:b w:val="0"/>
+                <w:color w:val="30302F"/>
+                <w:sz w:val="20"/>
+              </w:rPr>
+            </w:r>
+          </w:p>
+        </w:tc>
+        <w:tc>
+          <w:tcPr>
+            <w:tcW w:type="dxa" w:w="1767"/>
+            <w:shd w:fill="FFF2CC"/>
+          </w:tcPr>
+          <w:p>
+            <w:pPr>
+              <w:spacing w:before="60" w:after="60"/>
+            </w:pPr>
+            <w:r/>
+            <w:r>
+              <w:rPr>
+                <w:rFonts w:ascii="Arial" w:hAnsi="Arial"/>
+                <w:b w:val="0"/>
+                <w:color w:val="30302F"/>
+                <w:sz w:val="20"/>
+              </w:rPr>
+            </w:r>
+          </w:p>
+        </w:tc>
+        <w:tc>
+          <w:tcPr>
+            <w:tcW w:type="dxa" w:w="1767"/>
+            <w:shd w:fill="FFF2CC"/>
+          </w:tcPr>
+          <w:p>
+            <w:pPr>
+              <w:spacing w:before="60" w:after="60"/>
+            </w:pPr>
+            <w:r/>
+            <w:r>
+              <w:rPr>
+                <w:rFonts w:ascii="Arial" w:hAnsi="Arial"/>
+                <w:b w:val="0"/>
+                <w:color w:val="30302F"/>
+                <w:sz w:val="20"/>
+              </w:rPr>
+            </w:r>
+          </w:p>
+        </w:tc>
+        <w:tc>
+          <w:tcPr>
+            <w:tcW w:type="dxa" w:w="1767"/>
+            <w:shd w:fill="FFF2CC"/>
+          </w:tcPr>
+          <w:p>
+            <w:pPr>
+              <w:spacing w:before="60" w:after="60"/>
+            </w:pPr>
+            <w:r/>
+            <w:r>
+              <w:rPr>
+                <w:rFonts w:ascii="Arial" w:hAnsi="Arial"/>
+                <w:b w:val="0"/>
+                <w:color w:val="30302F"/>
+                <w:sz w:val="20"/>
+              </w:rPr>
+            </w:r>
+          </w:p>
+        </w:tc>
+      </w:tr>
+    </w:tbl>
     <w:sectPr>
       <w:pgSz w:w="15840" w:h="12240" w:orient="landscape"/>
       <w:pgMar w:top="850" w:right="850" w:bottom="850" w:left="850" w:header="720" w:footer="720" w:gutter="0"/>

--- a/s-s-event-bogor/print-notebooks/03-services/10-blank-tables.docx
+++ b/s-s-event-bogor/print-notebooks/03-services/10-blank-tables.docx
@@ -4987,6 +4987,1797 @@
         <w:tc>
           <w:tcPr>
             <w:tcW w:type="dxa" w:w="1767"/>
+            <w:shd w:fill="FFF2CC"/>
+          </w:tcPr>
+          <w:p>
+            <w:pPr>
+              <w:spacing w:before="60" w:after="60"/>
+            </w:pPr>
+            <w:r/>
+            <w:r>
+              <w:rPr>
+                <w:rFonts w:ascii="Arial" w:hAnsi="Arial"/>
+                <w:b w:val="0"/>
+                <w:color w:val="30302F"/>
+                <w:sz w:val="20"/>
+              </w:rPr>
+            </w:r>
+          </w:p>
+        </w:tc>
+      </w:tr>
+    </w:tbl>
+    <w:p>
+      <w:r>
+        <w:br w:type="page"/>
+      </w:r>
+    </w:p>
+    <w:p>
+      <w:r>
+        <w:rPr>
+          <w:rFonts w:ascii="Arial" w:hAnsi="Arial"/>
+          <w:b w:val="0"/>
+          <w:color w:val="0A5455"/>
+          <w:sz w:val="32"/>
+        </w:rPr>
+        <w:t>Table 4e: Combined Physical Supply and Use</w:t>
+      </w:r>
+    </w:p>
+    <w:p>
+      <w:pPr>
+        <w:spacing w:before="40"/>
+      </w:pPr>
+      <w:r>
+        <w:rPr>
+          <w:rFonts w:ascii="Arial" w:hAnsi="Arial"/>
+          <w:b w:val="0"/>
+          <w:color w:val="717171"/>
+          <w:sz w:val="18"/>
+        </w:rPr>
+        <w:t>The SEEA EA presents supply and use together. Fill in both halves. Check: Total supply = Total use for each row.</w:t>
+      </w:r>
+    </w:p>
+    <w:tbl>
+      <w:tblPr>
+        <w:tblW w:type="auto" w:w="0"/>
+        <w:jc w:val="center"/>
+        <w:tblLook w:firstColumn="1" w:firstRow="1" w:lastColumn="0" w:lastRow="0" w:noHBand="0" w:noVBand="1" w:val="04A0"/>
+        <w:tblBorders>
+          <w:top w:val="single" w:sz="4" w:color="404040"/>
+          <w:left w:val="single" w:sz="4" w:color="404040"/>
+          <w:bottom w:val="single" w:sz="4" w:color="404040"/>
+          <w:right w:val="single" w:sz="4" w:color="404040"/>
+          <w:insideH w:val="single" w:sz="4" w:color="404040"/>
+          <w:insideV w:val="single" w:sz="4" w:color="404040"/>
+        </w:tblBorders>
+      </w:tblPr>
+      <w:tblGrid>
+        <w:gridCol w:w="1178"/>
+        <w:gridCol w:w="1178"/>
+        <w:gridCol w:w="1178"/>
+        <w:gridCol w:w="1178"/>
+        <w:gridCol w:w="1178"/>
+        <w:gridCol w:w="1178"/>
+        <w:gridCol w:w="1178"/>
+        <w:gridCol w:w="1178"/>
+        <w:gridCol w:w="1178"/>
+        <w:gridCol w:w="1178"/>
+        <w:gridCol w:w="1178"/>
+        <w:gridCol w:w="1178"/>
+      </w:tblGrid>
+      <w:tr>
+        <w:tc>
+          <w:tcPr>
+            <w:tcW w:type="dxa" w:w="1178"/>
+            <w:shd w:fill="3B9C7B"/>
+          </w:tcPr>
+          <w:p>
+            <w:pPr>
+              <w:jc w:val="center"/>
+            </w:pPr>
+            <w:r/>
+            <w:r>
+              <w:rPr>
+                <w:rFonts w:ascii="Arial" w:hAnsi="Arial"/>
+                <w:b/>
+                <w:color w:val="FFFFFF"/>
+                <w:sz w:val="20"/>
+              </w:rPr>
+              <w:t>Service</w:t>
+            </w:r>
+          </w:p>
+        </w:tc>
+        <w:tc>
+          <w:tcPr>
+            <w:tcW w:type="dxa" w:w="1178"/>
+            <w:shd w:fill="3B9C7B"/>
+          </w:tcPr>
+          <w:p>
+            <w:pPr>
+              <w:jc w:val="center"/>
+            </w:pPr>
+            <w:r/>
+            <w:r>
+              <w:rPr>
+                <w:rFonts w:ascii="Arial" w:hAnsi="Arial"/>
+                <w:b/>
+                <w:color w:val="FFFFFF"/>
+                <w:sz w:val="20"/>
+              </w:rPr>
+              <w:t>Unit</w:t>
+            </w:r>
+          </w:p>
+        </w:tc>
+        <w:tc>
+          <w:tcPr>
+            <w:tcW w:type="dxa" w:w="1178"/>
+            <w:shd w:fill="3B9C7B"/>
+          </w:tcPr>
+          <w:p>
+            <w:pPr>
+              <w:jc w:val="center"/>
+            </w:pPr>
+            <w:r/>
+            <w:r>
+              <w:rPr>
+                <w:rFonts w:ascii="Arial" w:hAnsi="Arial"/>
+                <w:b/>
+                <w:color w:val="FFFFFF"/>
+                <w:sz w:val="20"/>
+              </w:rPr>
+              <w:t>Eco 1</w:t>
+              <w:br/>
+              <w:t>(supply)</w:t>
+            </w:r>
+          </w:p>
+        </w:tc>
+        <w:tc>
+          <w:tcPr>
+            <w:tcW w:type="dxa" w:w="1178"/>
+            <w:shd w:fill="3B9C7B"/>
+          </w:tcPr>
+          <w:p>
+            <w:pPr>
+              <w:jc w:val="center"/>
+            </w:pPr>
+            <w:r/>
+            <w:r>
+              <w:rPr>
+                <w:rFonts w:ascii="Arial" w:hAnsi="Arial"/>
+                <w:b/>
+                <w:color w:val="FFFFFF"/>
+                <w:sz w:val="20"/>
+              </w:rPr>
+              <w:t>Eco 2</w:t>
+              <w:br/>
+              <w:t>(supply)</w:t>
+            </w:r>
+          </w:p>
+        </w:tc>
+        <w:tc>
+          <w:tcPr>
+            <w:tcW w:type="dxa" w:w="1178"/>
+            <w:shd w:fill="3B9C7B"/>
+          </w:tcPr>
+          <w:p>
+            <w:pPr>
+              <w:jc w:val="center"/>
+            </w:pPr>
+            <w:r/>
+            <w:r>
+              <w:rPr>
+                <w:rFonts w:ascii="Arial" w:hAnsi="Arial"/>
+                <w:b/>
+                <w:color w:val="FFFFFF"/>
+                <w:sz w:val="20"/>
+              </w:rPr>
+              <w:t>Eco 3</w:t>
+              <w:br/>
+              <w:t>(supply)</w:t>
+            </w:r>
+          </w:p>
+        </w:tc>
+        <w:tc>
+          <w:tcPr>
+            <w:tcW w:type="dxa" w:w="1178"/>
+            <w:shd w:fill="3B9C7B"/>
+          </w:tcPr>
+          <w:p>
+            <w:pPr>
+              <w:jc w:val="center"/>
+            </w:pPr>
+            <w:r/>
+            <w:r>
+              <w:rPr>
+                <w:rFonts w:ascii="Arial" w:hAnsi="Arial"/>
+                <w:b/>
+                <w:color w:val="FFFFFF"/>
+                <w:sz w:val="20"/>
+              </w:rPr>
+              <w:t>Total</w:t>
+              <w:br/>
+              <w:t>supply</w:t>
+            </w:r>
+          </w:p>
+        </w:tc>
+        <w:tc>
+          <w:tcPr>
+            <w:tcW w:type="dxa" w:w="1178"/>
+            <w:shd w:fill="3B9C7B"/>
+          </w:tcPr>
+          <w:p>
+            <w:pPr>
+              <w:jc w:val="center"/>
+            </w:pPr>
+            <w:r/>
+            <w:r>
+              <w:rPr>
+                <w:rFonts w:ascii="Arial" w:hAnsi="Arial"/>
+                <w:b/>
+                <w:color w:val="FFFFFF"/>
+                <w:sz w:val="20"/>
+              </w:rPr>
+              <w:t>Fisheries</w:t>
+              <w:br/>
+              <w:t>(use)</w:t>
+            </w:r>
+          </w:p>
+        </w:tc>
+        <w:tc>
+          <w:tcPr>
+            <w:tcW w:type="dxa" w:w="1178"/>
+            <w:shd w:fill="3B9C7B"/>
+          </w:tcPr>
+          <w:p>
+            <w:pPr>
+              <w:jc w:val="center"/>
+            </w:pPr>
+            <w:r/>
+            <w:r>
+              <w:rPr>
+                <w:rFonts w:ascii="Arial" w:hAnsi="Arial"/>
+                <w:b/>
+                <w:color w:val="FFFFFF"/>
+                <w:sz w:val="20"/>
+              </w:rPr>
+              <w:t>Tourism</w:t>
+              <w:br/>
+              <w:t>(use)</w:t>
+            </w:r>
+          </w:p>
+        </w:tc>
+        <w:tc>
+          <w:tcPr>
+            <w:tcW w:type="dxa" w:w="1178"/>
+            <w:shd w:fill="3B9C7B"/>
+          </w:tcPr>
+          <w:p>
+            <w:pPr>
+              <w:jc w:val="center"/>
+            </w:pPr>
+            <w:r/>
+            <w:r>
+              <w:rPr>
+                <w:rFonts w:ascii="Arial" w:hAnsi="Arial"/>
+                <w:b/>
+                <w:color w:val="FFFFFF"/>
+                <w:sz w:val="20"/>
+              </w:rPr>
+              <w:t>Coastal HH</w:t>
+              <w:br/>
+              <w:t>(use)</w:t>
+            </w:r>
+          </w:p>
+        </w:tc>
+        <w:tc>
+          <w:tcPr>
+            <w:tcW w:type="dxa" w:w="1178"/>
+            <w:shd w:fill="3B9C7B"/>
+          </w:tcPr>
+          <w:p>
+            <w:pPr>
+              <w:jc w:val="center"/>
+            </w:pPr>
+            <w:r/>
+            <w:r>
+              <w:rPr>
+                <w:rFonts w:ascii="Arial" w:hAnsi="Arial"/>
+                <w:b/>
+                <w:color w:val="FFFFFF"/>
+                <w:sz w:val="20"/>
+              </w:rPr>
+              <w:t>Govt</w:t>
+              <w:br/>
+              <w:t>(use)</w:t>
+            </w:r>
+          </w:p>
+        </w:tc>
+        <w:tc>
+          <w:tcPr>
+            <w:tcW w:type="dxa" w:w="1178"/>
+            <w:shd w:fill="3B9C7B"/>
+          </w:tcPr>
+          <w:p>
+            <w:pPr>
+              <w:jc w:val="center"/>
+            </w:pPr>
+            <w:r/>
+            <w:r>
+              <w:rPr>
+                <w:rFonts w:ascii="Arial" w:hAnsi="Arial"/>
+                <w:b/>
+                <w:color w:val="FFFFFF"/>
+                <w:sz w:val="20"/>
+              </w:rPr>
+              <w:t>Global</w:t>
+              <w:br/>
+              <w:t>(use)</w:t>
+            </w:r>
+          </w:p>
+        </w:tc>
+        <w:tc>
+          <w:tcPr>
+            <w:tcW w:type="dxa" w:w="1178"/>
+            <w:shd w:fill="3B9C7B"/>
+          </w:tcPr>
+          <w:p>
+            <w:pPr>
+              <w:jc w:val="center"/>
+            </w:pPr>
+            <w:r/>
+            <w:r>
+              <w:rPr>
+                <w:rFonts w:ascii="Arial" w:hAnsi="Arial"/>
+                <w:b/>
+                <w:color w:val="FFFFFF"/>
+                <w:sz w:val="20"/>
+              </w:rPr>
+              <w:t>Total</w:t>
+              <w:br/>
+              <w:t>use</w:t>
+            </w:r>
+          </w:p>
+        </w:tc>
+      </w:tr>
+      <w:tr>
+        <w:tc>
+          <w:tcPr>
+            <w:tcW w:type="dxa" w:w="1178"/>
+            <w:shd w:fill="0A5455"/>
+          </w:tcPr>
+          <w:p>
+            <w:pPr>
+              <w:spacing w:before="60" w:after="60"/>
+            </w:pPr>
+            <w:r/>
+            <w:r>
+              <w:rPr>
+                <w:rFonts w:ascii="Arial" w:hAnsi="Arial"/>
+                <w:b/>
+                <w:color w:val="FFFFFF"/>
+                <w:sz w:val="20"/>
+              </w:rPr>
+              <w:t>Fish provisioning</w:t>
+            </w:r>
+          </w:p>
+        </w:tc>
+        <w:tc>
+          <w:tcPr>
+            <w:tcW w:type="dxa" w:w="1178"/>
+          </w:tcPr>
+          <w:p>
+            <w:pPr>
+              <w:spacing w:before="60" w:after="60"/>
+            </w:pPr>
+            <w:r/>
+            <w:r>
+              <w:rPr>
+                <w:rFonts w:ascii="Arial" w:hAnsi="Arial"/>
+                <w:b w:val="0"/>
+                <w:color w:val="30302F"/>
+                <w:sz w:val="20"/>
+              </w:rPr>
+              <w:t>kg/yr</w:t>
+            </w:r>
+          </w:p>
+        </w:tc>
+        <w:tc>
+          <w:tcPr>
+            <w:tcW w:type="dxa" w:w="1178"/>
+            <w:shd w:fill="FFF2CC"/>
+          </w:tcPr>
+          <w:p>
+            <w:pPr>
+              <w:spacing w:before="60" w:after="60"/>
+            </w:pPr>
+            <w:r/>
+            <w:r>
+              <w:rPr>
+                <w:rFonts w:ascii="Arial" w:hAnsi="Arial"/>
+                <w:b w:val="0"/>
+                <w:color w:val="30302F"/>
+                <w:sz w:val="20"/>
+              </w:rPr>
+            </w:r>
+          </w:p>
+        </w:tc>
+        <w:tc>
+          <w:tcPr>
+            <w:tcW w:type="dxa" w:w="1178"/>
+            <w:shd w:fill="FFF2CC"/>
+          </w:tcPr>
+          <w:p>
+            <w:pPr>
+              <w:spacing w:before="60" w:after="60"/>
+            </w:pPr>
+            <w:r/>
+            <w:r>
+              <w:rPr>
+                <w:rFonts w:ascii="Arial" w:hAnsi="Arial"/>
+                <w:b w:val="0"/>
+                <w:color w:val="30302F"/>
+                <w:sz w:val="20"/>
+              </w:rPr>
+            </w:r>
+          </w:p>
+        </w:tc>
+        <w:tc>
+          <w:tcPr>
+            <w:tcW w:type="dxa" w:w="1178"/>
+            <w:shd w:fill="FFF2CC"/>
+          </w:tcPr>
+          <w:p>
+            <w:pPr>
+              <w:spacing w:before="60" w:after="60"/>
+            </w:pPr>
+            <w:r/>
+            <w:r>
+              <w:rPr>
+                <w:rFonts w:ascii="Arial" w:hAnsi="Arial"/>
+                <w:b w:val="0"/>
+                <w:color w:val="30302F"/>
+                <w:sz w:val="20"/>
+              </w:rPr>
+            </w:r>
+          </w:p>
+        </w:tc>
+        <w:tc>
+          <w:tcPr>
+            <w:tcW w:type="dxa" w:w="1178"/>
+            <w:shd w:fill="FFF2CC"/>
+          </w:tcPr>
+          <w:p>
+            <w:pPr>
+              <w:spacing w:before="60" w:after="60"/>
+            </w:pPr>
+            <w:r/>
+            <w:r>
+              <w:rPr>
+                <w:rFonts w:ascii="Arial" w:hAnsi="Arial"/>
+                <w:b w:val="0"/>
+                <w:color w:val="30302F"/>
+                <w:sz w:val="20"/>
+              </w:rPr>
+            </w:r>
+          </w:p>
+        </w:tc>
+        <w:tc>
+          <w:tcPr>
+            <w:tcW w:type="dxa" w:w="1178"/>
+            <w:shd w:fill="FFF2CC"/>
+          </w:tcPr>
+          <w:p>
+            <w:pPr>
+              <w:spacing w:before="60" w:after="60"/>
+            </w:pPr>
+            <w:r/>
+            <w:r>
+              <w:rPr>
+                <w:rFonts w:ascii="Arial" w:hAnsi="Arial"/>
+                <w:b w:val="0"/>
+                <w:color w:val="30302F"/>
+                <w:sz w:val="20"/>
+              </w:rPr>
+            </w:r>
+          </w:p>
+        </w:tc>
+        <w:tc>
+          <w:tcPr>
+            <w:tcW w:type="dxa" w:w="1178"/>
+            <w:shd w:fill="FFF2CC"/>
+          </w:tcPr>
+          <w:p>
+            <w:pPr>
+              <w:spacing w:before="60" w:after="60"/>
+            </w:pPr>
+            <w:r/>
+            <w:r>
+              <w:rPr>
+                <w:rFonts w:ascii="Arial" w:hAnsi="Arial"/>
+                <w:b w:val="0"/>
+                <w:color w:val="30302F"/>
+                <w:sz w:val="20"/>
+              </w:rPr>
+            </w:r>
+          </w:p>
+        </w:tc>
+        <w:tc>
+          <w:tcPr>
+            <w:tcW w:type="dxa" w:w="1178"/>
+            <w:shd w:fill="FFF2CC"/>
+          </w:tcPr>
+          <w:p>
+            <w:pPr>
+              <w:spacing w:before="60" w:after="60"/>
+            </w:pPr>
+            <w:r/>
+            <w:r>
+              <w:rPr>
+                <w:rFonts w:ascii="Arial" w:hAnsi="Arial"/>
+                <w:b w:val="0"/>
+                <w:color w:val="30302F"/>
+                <w:sz w:val="20"/>
+              </w:rPr>
+            </w:r>
+          </w:p>
+        </w:tc>
+        <w:tc>
+          <w:tcPr>
+            <w:tcW w:type="dxa" w:w="1178"/>
+            <w:shd w:fill="FFF2CC"/>
+          </w:tcPr>
+          <w:p>
+            <w:pPr>
+              <w:spacing w:before="60" w:after="60"/>
+            </w:pPr>
+            <w:r/>
+            <w:r>
+              <w:rPr>
+                <w:rFonts w:ascii="Arial" w:hAnsi="Arial"/>
+                <w:b w:val="0"/>
+                <w:color w:val="30302F"/>
+                <w:sz w:val="20"/>
+              </w:rPr>
+            </w:r>
+          </w:p>
+        </w:tc>
+        <w:tc>
+          <w:tcPr>
+            <w:tcW w:type="dxa" w:w="1178"/>
+            <w:shd w:fill="FFF2CC"/>
+          </w:tcPr>
+          <w:p>
+            <w:pPr>
+              <w:spacing w:before="60" w:after="60"/>
+            </w:pPr>
+            <w:r/>
+            <w:r>
+              <w:rPr>
+                <w:rFonts w:ascii="Arial" w:hAnsi="Arial"/>
+                <w:b w:val="0"/>
+                <w:color w:val="30302F"/>
+                <w:sz w:val="20"/>
+              </w:rPr>
+            </w:r>
+          </w:p>
+        </w:tc>
+        <w:tc>
+          <w:tcPr>
+            <w:tcW w:type="dxa" w:w="1178"/>
+            <w:shd w:fill="FFF2CC"/>
+          </w:tcPr>
+          <w:p>
+            <w:pPr>
+              <w:spacing w:before="60" w:after="60"/>
+            </w:pPr>
+            <w:r/>
+            <w:r>
+              <w:rPr>
+                <w:rFonts w:ascii="Arial" w:hAnsi="Arial"/>
+                <w:b w:val="0"/>
+                <w:color w:val="30302F"/>
+                <w:sz w:val="20"/>
+              </w:rPr>
+            </w:r>
+          </w:p>
+        </w:tc>
+      </w:tr>
+      <w:tr>
+        <w:tc>
+          <w:tcPr>
+            <w:tcW w:type="dxa" w:w="1178"/>
+            <w:shd w:fill="0A5455"/>
+          </w:tcPr>
+          <w:p>
+            <w:pPr>
+              <w:spacing w:before="60" w:after="60"/>
+            </w:pPr>
+            <w:r/>
+            <w:r>
+              <w:rPr>
+                <w:rFonts w:ascii="Arial" w:hAnsi="Arial"/>
+                <w:b/>
+                <w:color w:val="FFFFFF"/>
+                <w:sz w:val="20"/>
+              </w:rPr>
+              <w:t>Carbon sequestration</w:t>
+            </w:r>
+          </w:p>
+        </w:tc>
+        <w:tc>
+          <w:tcPr>
+            <w:tcW w:type="dxa" w:w="1178"/>
+          </w:tcPr>
+          <w:p>
+            <w:pPr>
+              <w:spacing w:before="60" w:after="60"/>
+            </w:pPr>
+            <w:r/>
+            <w:r>
+              <w:rPr>
+                <w:rFonts w:ascii="Arial" w:hAnsi="Arial"/>
+                <w:b w:val="0"/>
+                <w:color w:val="30302F"/>
+                <w:sz w:val="20"/>
+              </w:rPr>
+              <w:t>Mg CO2/yr</w:t>
+            </w:r>
+          </w:p>
+        </w:tc>
+        <w:tc>
+          <w:tcPr>
+            <w:tcW w:type="dxa" w:w="1178"/>
+            <w:shd w:fill="FFF2CC"/>
+          </w:tcPr>
+          <w:p>
+            <w:pPr>
+              <w:spacing w:before="60" w:after="60"/>
+            </w:pPr>
+            <w:r/>
+            <w:r>
+              <w:rPr>
+                <w:rFonts w:ascii="Arial" w:hAnsi="Arial"/>
+                <w:b w:val="0"/>
+                <w:color w:val="30302F"/>
+                <w:sz w:val="20"/>
+              </w:rPr>
+            </w:r>
+          </w:p>
+        </w:tc>
+        <w:tc>
+          <w:tcPr>
+            <w:tcW w:type="dxa" w:w="1178"/>
+            <w:shd w:fill="FFF2CC"/>
+          </w:tcPr>
+          <w:p>
+            <w:pPr>
+              <w:spacing w:before="60" w:after="60"/>
+            </w:pPr>
+            <w:r/>
+            <w:r>
+              <w:rPr>
+                <w:rFonts w:ascii="Arial" w:hAnsi="Arial"/>
+                <w:b w:val="0"/>
+                <w:color w:val="30302F"/>
+                <w:sz w:val="20"/>
+              </w:rPr>
+            </w:r>
+          </w:p>
+        </w:tc>
+        <w:tc>
+          <w:tcPr>
+            <w:tcW w:type="dxa" w:w="1178"/>
+            <w:shd w:fill="FFF2CC"/>
+          </w:tcPr>
+          <w:p>
+            <w:pPr>
+              <w:spacing w:before="60" w:after="60"/>
+            </w:pPr>
+            <w:r/>
+            <w:r>
+              <w:rPr>
+                <w:rFonts w:ascii="Arial" w:hAnsi="Arial"/>
+                <w:b w:val="0"/>
+                <w:color w:val="30302F"/>
+                <w:sz w:val="20"/>
+              </w:rPr>
+            </w:r>
+          </w:p>
+        </w:tc>
+        <w:tc>
+          <w:tcPr>
+            <w:tcW w:type="dxa" w:w="1178"/>
+            <w:shd w:fill="FFF2CC"/>
+          </w:tcPr>
+          <w:p>
+            <w:pPr>
+              <w:spacing w:before="60" w:after="60"/>
+            </w:pPr>
+            <w:r/>
+            <w:r>
+              <w:rPr>
+                <w:rFonts w:ascii="Arial" w:hAnsi="Arial"/>
+                <w:b w:val="0"/>
+                <w:color w:val="30302F"/>
+                <w:sz w:val="20"/>
+              </w:rPr>
+            </w:r>
+          </w:p>
+        </w:tc>
+        <w:tc>
+          <w:tcPr>
+            <w:tcW w:type="dxa" w:w="1178"/>
+            <w:shd w:fill="FFF2CC"/>
+          </w:tcPr>
+          <w:p>
+            <w:pPr>
+              <w:spacing w:before="60" w:after="60"/>
+            </w:pPr>
+            <w:r/>
+            <w:r>
+              <w:rPr>
+                <w:rFonts w:ascii="Arial" w:hAnsi="Arial"/>
+                <w:b w:val="0"/>
+                <w:color w:val="30302F"/>
+                <w:sz w:val="20"/>
+              </w:rPr>
+            </w:r>
+          </w:p>
+        </w:tc>
+        <w:tc>
+          <w:tcPr>
+            <w:tcW w:type="dxa" w:w="1178"/>
+            <w:shd w:fill="FFF2CC"/>
+          </w:tcPr>
+          <w:p>
+            <w:pPr>
+              <w:spacing w:before="60" w:after="60"/>
+            </w:pPr>
+            <w:r/>
+            <w:r>
+              <w:rPr>
+                <w:rFonts w:ascii="Arial" w:hAnsi="Arial"/>
+                <w:b w:val="0"/>
+                <w:color w:val="30302F"/>
+                <w:sz w:val="20"/>
+              </w:rPr>
+            </w:r>
+          </w:p>
+        </w:tc>
+        <w:tc>
+          <w:tcPr>
+            <w:tcW w:type="dxa" w:w="1178"/>
+            <w:shd w:fill="FFF2CC"/>
+          </w:tcPr>
+          <w:p>
+            <w:pPr>
+              <w:spacing w:before="60" w:after="60"/>
+            </w:pPr>
+            <w:r/>
+            <w:r>
+              <w:rPr>
+                <w:rFonts w:ascii="Arial" w:hAnsi="Arial"/>
+                <w:b w:val="0"/>
+                <w:color w:val="30302F"/>
+                <w:sz w:val="20"/>
+              </w:rPr>
+            </w:r>
+          </w:p>
+        </w:tc>
+        <w:tc>
+          <w:tcPr>
+            <w:tcW w:type="dxa" w:w="1178"/>
+            <w:shd w:fill="FFF2CC"/>
+          </w:tcPr>
+          <w:p>
+            <w:pPr>
+              <w:spacing w:before="60" w:after="60"/>
+            </w:pPr>
+            <w:r/>
+            <w:r>
+              <w:rPr>
+                <w:rFonts w:ascii="Arial" w:hAnsi="Arial"/>
+                <w:b w:val="0"/>
+                <w:color w:val="30302F"/>
+                <w:sz w:val="20"/>
+              </w:rPr>
+            </w:r>
+          </w:p>
+        </w:tc>
+        <w:tc>
+          <w:tcPr>
+            <w:tcW w:type="dxa" w:w="1178"/>
+            <w:shd w:fill="FFF2CC"/>
+          </w:tcPr>
+          <w:p>
+            <w:pPr>
+              <w:spacing w:before="60" w:after="60"/>
+            </w:pPr>
+            <w:r/>
+            <w:r>
+              <w:rPr>
+                <w:rFonts w:ascii="Arial" w:hAnsi="Arial"/>
+                <w:b w:val="0"/>
+                <w:color w:val="30302F"/>
+                <w:sz w:val="20"/>
+              </w:rPr>
+            </w:r>
+          </w:p>
+        </w:tc>
+        <w:tc>
+          <w:tcPr>
+            <w:tcW w:type="dxa" w:w="1178"/>
+            <w:shd w:fill="FFF2CC"/>
+          </w:tcPr>
+          <w:p>
+            <w:pPr>
+              <w:spacing w:before="60" w:after="60"/>
+            </w:pPr>
+            <w:r/>
+            <w:r>
+              <w:rPr>
+                <w:rFonts w:ascii="Arial" w:hAnsi="Arial"/>
+                <w:b w:val="0"/>
+                <w:color w:val="30302F"/>
+                <w:sz w:val="20"/>
+              </w:rPr>
+            </w:r>
+          </w:p>
+        </w:tc>
+      </w:tr>
+      <w:tr>
+        <w:tc>
+          <w:tcPr>
+            <w:tcW w:type="dxa" w:w="1178"/>
+            <w:shd w:fill="0A5455"/>
+          </w:tcPr>
+          <w:p>
+            <w:pPr>
+              <w:spacing w:before="60" w:after="60"/>
+            </w:pPr>
+            <w:r/>
+            <w:r>
+              <w:rPr>
+                <w:rFonts w:ascii="Arial" w:hAnsi="Arial"/>
+                <w:b/>
+                <w:color w:val="FFFFFF"/>
+                <w:sz w:val="20"/>
+              </w:rPr>
+              <w:t>Coastal protection</w:t>
+            </w:r>
+          </w:p>
+        </w:tc>
+        <w:tc>
+          <w:tcPr>
+            <w:tcW w:type="dxa" w:w="1178"/>
+          </w:tcPr>
+          <w:p>
+            <w:pPr>
+              <w:spacing w:before="60" w:after="60"/>
+            </w:pPr>
+            <w:r/>
+            <w:r>
+              <w:rPr>
+                <w:rFonts w:ascii="Arial" w:hAnsi="Arial"/>
+                <w:b w:val="0"/>
+                <w:color w:val="30302F"/>
+                <w:sz w:val="20"/>
+              </w:rPr>
+              <w:t>m coastline</w:t>
+            </w:r>
+          </w:p>
+        </w:tc>
+        <w:tc>
+          <w:tcPr>
+            <w:tcW w:type="dxa" w:w="1178"/>
+            <w:shd w:fill="FFF2CC"/>
+          </w:tcPr>
+          <w:p>
+            <w:pPr>
+              <w:spacing w:before="60" w:after="60"/>
+            </w:pPr>
+            <w:r/>
+            <w:r>
+              <w:rPr>
+                <w:rFonts w:ascii="Arial" w:hAnsi="Arial"/>
+                <w:b w:val="0"/>
+                <w:color w:val="30302F"/>
+                <w:sz w:val="20"/>
+              </w:rPr>
+            </w:r>
+          </w:p>
+        </w:tc>
+        <w:tc>
+          <w:tcPr>
+            <w:tcW w:type="dxa" w:w="1178"/>
+            <w:shd w:fill="FFF2CC"/>
+          </w:tcPr>
+          <w:p>
+            <w:pPr>
+              <w:spacing w:before="60" w:after="60"/>
+            </w:pPr>
+            <w:r/>
+            <w:r>
+              <w:rPr>
+                <w:rFonts w:ascii="Arial" w:hAnsi="Arial"/>
+                <w:b w:val="0"/>
+                <w:color w:val="30302F"/>
+                <w:sz w:val="20"/>
+              </w:rPr>
+            </w:r>
+          </w:p>
+        </w:tc>
+        <w:tc>
+          <w:tcPr>
+            <w:tcW w:type="dxa" w:w="1178"/>
+            <w:shd w:fill="FFF2CC"/>
+          </w:tcPr>
+          <w:p>
+            <w:pPr>
+              <w:spacing w:before="60" w:after="60"/>
+            </w:pPr>
+            <w:r/>
+            <w:r>
+              <w:rPr>
+                <w:rFonts w:ascii="Arial" w:hAnsi="Arial"/>
+                <w:b w:val="0"/>
+                <w:color w:val="30302F"/>
+                <w:sz w:val="20"/>
+              </w:rPr>
+            </w:r>
+          </w:p>
+        </w:tc>
+        <w:tc>
+          <w:tcPr>
+            <w:tcW w:type="dxa" w:w="1178"/>
+            <w:shd w:fill="FFF2CC"/>
+          </w:tcPr>
+          <w:p>
+            <w:pPr>
+              <w:spacing w:before="60" w:after="60"/>
+            </w:pPr>
+            <w:r/>
+            <w:r>
+              <w:rPr>
+                <w:rFonts w:ascii="Arial" w:hAnsi="Arial"/>
+                <w:b w:val="0"/>
+                <w:color w:val="30302F"/>
+                <w:sz w:val="20"/>
+              </w:rPr>
+            </w:r>
+          </w:p>
+        </w:tc>
+        <w:tc>
+          <w:tcPr>
+            <w:tcW w:type="dxa" w:w="1178"/>
+            <w:shd w:fill="FFF2CC"/>
+          </w:tcPr>
+          <w:p>
+            <w:pPr>
+              <w:spacing w:before="60" w:after="60"/>
+            </w:pPr>
+            <w:r/>
+            <w:r>
+              <w:rPr>
+                <w:rFonts w:ascii="Arial" w:hAnsi="Arial"/>
+                <w:b w:val="0"/>
+                <w:color w:val="30302F"/>
+                <w:sz w:val="20"/>
+              </w:rPr>
+            </w:r>
+          </w:p>
+        </w:tc>
+        <w:tc>
+          <w:tcPr>
+            <w:tcW w:type="dxa" w:w="1178"/>
+            <w:shd w:fill="FFF2CC"/>
+          </w:tcPr>
+          <w:p>
+            <w:pPr>
+              <w:spacing w:before="60" w:after="60"/>
+            </w:pPr>
+            <w:r/>
+            <w:r>
+              <w:rPr>
+                <w:rFonts w:ascii="Arial" w:hAnsi="Arial"/>
+                <w:b w:val="0"/>
+                <w:color w:val="30302F"/>
+                <w:sz w:val="20"/>
+              </w:rPr>
+            </w:r>
+          </w:p>
+        </w:tc>
+        <w:tc>
+          <w:tcPr>
+            <w:tcW w:type="dxa" w:w="1178"/>
+            <w:shd w:fill="FFF2CC"/>
+          </w:tcPr>
+          <w:p>
+            <w:pPr>
+              <w:spacing w:before="60" w:after="60"/>
+            </w:pPr>
+            <w:r/>
+            <w:r>
+              <w:rPr>
+                <w:rFonts w:ascii="Arial" w:hAnsi="Arial"/>
+                <w:b w:val="0"/>
+                <w:color w:val="30302F"/>
+                <w:sz w:val="20"/>
+              </w:rPr>
+            </w:r>
+          </w:p>
+        </w:tc>
+        <w:tc>
+          <w:tcPr>
+            <w:tcW w:type="dxa" w:w="1178"/>
+            <w:shd w:fill="FFF2CC"/>
+          </w:tcPr>
+          <w:p>
+            <w:pPr>
+              <w:spacing w:before="60" w:after="60"/>
+            </w:pPr>
+            <w:r/>
+            <w:r>
+              <w:rPr>
+                <w:rFonts w:ascii="Arial" w:hAnsi="Arial"/>
+                <w:b w:val="0"/>
+                <w:color w:val="30302F"/>
+                <w:sz w:val="20"/>
+              </w:rPr>
+            </w:r>
+          </w:p>
+        </w:tc>
+        <w:tc>
+          <w:tcPr>
+            <w:tcW w:type="dxa" w:w="1178"/>
+            <w:shd w:fill="FFF2CC"/>
+          </w:tcPr>
+          <w:p>
+            <w:pPr>
+              <w:spacing w:before="60" w:after="60"/>
+            </w:pPr>
+            <w:r/>
+            <w:r>
+              <w:rPr>
+                <w:rFonts w:ascii="Arial" w:hAnsi="Arial"/>
+                <w:b w:val="0"/>
+                <w:color w:val="30302F"/>
+                <w:sz w:val="20"/>
+              </w:rPr>
+            </w:r>
+          </w:p>
+        </w:tc>
+        <w:tc>
+          <w:tcPr>
+            <w:tcW w:type="dxa" w:w="1178"/>
+            <w:shd w:fill="FFF2CC"/>
+          </w:tcPr>
+          <w:p>
+            <w:pPr>
+              <w:spacing w:before="60" w:after="60"/>
+            </w:pPr>
+            <w:r/>
+            <w:r>
+              <w:rPr>
+                <w:rFonts w:ascii="Arial" w:hAnsi="Arial"/>
+                <w:b w:val="0"/>
+                <w:color w:val="30302F"/>
+                <w:sz w:val="20"/>
+              </w:rPr>
+            </w:r>
+          </w:p>
+        </w:tc>
+      </w:tr>
+      <w:tr>
+        <w:tc>
+          <w:tcPr>
+            <w:tcW w:type="dxa" w:w="1178"/>
+            <w:shd w:fill="0A5455"/>
+          </w:tcPr>
+          <w:p>
+            <w:pPr>
+              <w:spacing w:before="60" w:after="60"/>
+            </w:pPr>
+            <w:r/>
+            <w:r>
+              <w:rPr>
+                <w:rFonts w:ascii="Arial" w:hAnsi="Arial"/>
+                <w:b/>
+                <w:color w:val="FFFFFF"/>
+                <w:sz w:val="20"/>
+              </w:rPr>
+              <w:t>Nursery habitat</w:t>
+            </w:r>
+          </w:p>
+        </w:tc>
+        <w:tc>
+          <w:tcPr>
+            <w:tcW w:type="dxa" w:w="1178"/>
+          </w:tcPr>
+          <w:p>
+            <w:pPr>
+              <w:spacing w:before="60" w:after="60"/>
+            </w:pPr>
+            <w:r/>
+            <w:r>
+              <w:rPr>
+                <w:rFonts w:ascii="Arial" w:hAnsi="Arial"/>
+                <w:b w:val="0"/>
+                <w:color w:val="30302F"/>
+                <w:sz w:val="20"/>
+              </w:rPr>
+              <w:t>kg biomass/yr</w:t>
+            </w:r>
+          </w:p>
+        </w:tc>
+        <w:tc>
+          <w:tcPr>
+            <w:tcW w:type="dxa" w:w="1178"/>
+            <w:shd w:fill="FFF2CC"/>
+          </w:tcPr>
+          <w:p>
+            <w:pPr>
+              <w:spacing w:before="60" w:after="60"/>
+            </w:pPr>
+            <w:r/>
+            <w:r>
+              <w:rPr>
+                <w:rFonts w:ascii="Arial" w:hAnsi="Arial"/>
+                <w:b w:val="0"/>
+                <w:color w:val="30302F"/>
+                <w:sz w:val="20"/>
+              </w:rPr>
+            </w:r>
+          </w:p>
+        </w:tc>
+        <w:tc>
+          <w:tcPr>
+            <w:tcW w:type="dxa" w:w="1178"/>
+            <w:shd w:fill="FFF2CC"/>
+          </w:tcPr>
+          <w:p>
+            <w:pPr>
+              <w:spacing w:before="60" w:after="60"/>
+            </w:pPr>
+            <w:r/>
+            <w:r>
+              <w:rPr>
+                <w:rFonts w:ascii="Arial" w:hAnsi="Arial"/>
+                <w:b w:val="0"/>
+                <w:color w:val="30302F"/>
+                <w:sz w:val="20"/>
+              </w:rPr>
+            </w:r>
+          </w:p>
+        </w:tc>
+        <w:tc>
+          <w:tcPr>
+            <w:tcW w:type="dxa" w:w="1178"/>
+            <w:shd w:fill="FFF2CC"/>
+          </w:tcPr>
+          <w:p>
+            <w:pPr>
+              <w:spacing w:before="60" w:after="60"/>
+            </w:pPr>
+            <w:r/>
+            <w:r>
+              <w:rPr>
+                <w:rFonts w:ascii="Arial" w:hAnsi="Arial"/>
+                <w:b w:val="0"/>
+                <w:color w:val="30302F"/>
+                <w:sz w:val="20"/>
+              </w:rPr>
+            </w:r>
+          </w:p>
+        </w:tc>
+        <w:tc>
+          <w:tcPr>
+            <w:tcW w:type="dxa" w:w="1178"/>
+            <w:shd w:fill="FFF2CC"/>
+          </w:tcPr>
+          <w:p>
+            <w:pPr>
+              <w:spacing w:before="60" w:after="60"/>
+            </w:pPr>
+            <w:r/>
+            <w:r>
+              <w:rPr>
+                <w:rFonts w:ascii="Arial" w:hAnsi="Arial"/>
+                <w:b w:val="0"/>
+                <w:color w:val="30302F"/>
+                <w:sz w:val="20"/>
+              </w:rPr>
+            </w:r>
+          </w:p>
+        </w:tc>
+        <w:tc>
+          <w:tcPr>
+            <w:tcW w:type="dxa" w:w="1178"/>
+            <w:shd w:fill="FFF2CC"/>
+          </w:tcPr>
+          <w:p>
+            <w:pPr>
+              <w:spacing w:before="60" w:after="60"/>
+            </w:pPr>
+            <w:r/>
+            <w:r>
+              <w:rPr>
+                <w:rFonts w:ascii="Arial" w:hAnsi="Arial"/>
+                <w:b w:val="0"/>
+                <w:color w:val="30302F"/>
+                <w:sz w:val="20"/>
+              </w:rPr>
+            </w:r>
+          </w:p>
+        </w:tc>
+        <w:tc>
+          <w:tcPr>
+            <w:tcW w:type="dxa" w:w="1178"/>
+            <w:shd w:fill="FFF2CC"/>
+          </w:tcPr>
+          <w:p>
+            <w:pPr>
+              <w:spacing w:before="60" w:after="60"/>
+            </w:pPr>
+            <w:r/>
+            <w:r>
+              <w:rPr>
+                <w:rFonts w:ascii="Arial" w:hAnsi="Arial"/>
+                <w:b w:val="0"/>
+                <w:color w:val="30302F"/>
+                <w:sz w:val="20"/>
+              </w:rPr>
+            </w:r>
+          </w:p>
+        </w:tc>
+        <w:tc>
+          <w:tcPr>
+            <w:tcW w:type="dxa" w:w="1178"/>
+            <w:shd w:fill="FFF2CC"/>
+          </w:tcPr>
+          <w:p>
+            <w:pPr>
+              <w:spacing w:before="60" w:after="60"/>
+            </w:pPr>
+            <w:r/>
+            <w:r>
+              <w:rPr>
+                <w:rFonts w:ascii="Arial" w:hAnsi="Arial"/>
+                <w:b w:val="0"/>
+                <w:color w:val="30302F"/>
+                <w:sz w:val="20"/>
+              </w:rPr>
+            </w:r>
+          </w:p>
+        </w:tc>
+        <w:tc>
+          <w:tcPr>
+            <w:tcW w:type="dxa" w:w="1178"/>
+            <w:shd w:fill="FFF2CC"/>
+          </w:tcPr>
+          <w:p>
+            <w:pPr>
+              <w:spacing w:before="60" w:after="60"/>
+            </w:pPr>
+            <w:r/>
+            <w:r>
+              <w:rPr>
+                <w:rFonts w:ascii="Arial" w:hAnsi="Arial"/>
+                <w:b w:val="0"/>
+                <w:color w:val="30302F"/>
+                <w:sz w:val="20"/>
+              </w:rPr>
+            </w:r>
+          </w:p>
+        </w:tc>
+        <w:tc>
+          <w:tcPr>
+            <w:tcW w:type="dxa" w:w="1178"/>
+            <w:shd w:fill="FFF2CC"/>
+          </w:tcPr>
+          <w:p>
+            <w:pPr>
+              <w:spacing w:before="60" w:after="60"/>
+            </w:pPr>
+            <w:r/>
+            <w:r>
+              <w:rPr>
+                <w:rFonts w:ascii="Arial" w:hAnsi="Arial"/>
+                <w:b w:val="0"/>
+                <w:color w:val="30302F"/>
+                <w:sz w:val="20"/>
+              </w:rPr>
+            </w:r>
+          </w:p>
+        </w:tc>
+        <w:tc>
+          <w:tcPr>
+            <w:tcW w:type="dxa" w:w="1178"/>
+            <w:shd w:fill="FFF2CC"/>
+          </w:tcPr>
+          <w:p>
+            <w:pPr>
+              <w:spacing w:before="60" w:after="60"/>
+            </w:pPr>
+            <w:r/>
+            <w:r>
+              <w:rPr>
+                <w:rFonts w:ascii="Arial" w:hAnsi="Arial"/>
+                <w:b w:val="0"/>
+                <w:color w:val="30302F"/>
+                <w:sz w:val="20"/>
+              </w:rPr>
+            </w:r>
+          </w:p>
+        </w:tc>
+      </w:tr>
+      <w:tr>
+        <w:tc>
+          <w:tcPr>
+            <w:tcW w:type="dxa" w:w="1178"/>
+            <w:shd w:fill="0A5455"/>
+          </w:tcPr>
+          <w:p>
+            <w:pPr>
+              <w:spacing w:before="60" w:after="60"/>
+            </w:pPr>
+            <w:r/>
+            <w:r>
+              <w:rPr>
+                <w:rFonts w:ascii="Arial" w:hAnsi="Arial"/>
+                <w:b/>
+                <w:color w:val="FFFFFF"/>
+                <w:sz w:val="20"/>
+              </w:rPr>
+              <w:t>Recreation</w:t>
+            </w:r>
+          </w:p>
+        </w:tc>
+        <w:tc>
+          <w:tcPr>
+            <w:tcW w:type="dxa" w:w="1178"/>
+          </w:tcPr>
+          <w:p>
+            <w:pPr>
+              <w:spacing w:before="60" w:after="60"/>
+            </w:pPr>
+            <w:r/>
+            <w:r>
+              <w:rPr>
+                <w:rFonts w:ascii="Arial" w:hAnsi="Arial"/>
+                <w:b w:val="0"/>
+                <w:color w:val="30302F"/>
+                <w:sz w:val="20"/>
+              </w:rPr>
+              <w:t>visitors/yr</w:t>
+            </w:r>
+          </w:p>
+        </w:tc>
+        <w:tc>
+          <w:tcPr>
+            <w:tcW w:type="dxa" w:w="1178"/>
+            <w:shd w:fill="FFF2CC"/>
+          </w:tcPr>
+          <w:p>
+            <w:pPr>
+              <w:spacing w:before="60" w:after="60"/>
+            </w:pPr>
+            <w:r/>
+            <w:r>
+              <w:rPr>
+                <w:rFonts w:ascii="Arial" w:hAnsi="Arial"/>
+                <w:b w:val="0"/>
+                <w:color w:val="30302F"/>
+                <w:sz w:val="20"/>
+              </w:rPr>
+            </w:r>
+          </w:p>
+        </w:tc>
+        <w:tc>
+          <w:tcPr>
+            <w:tcW w:type="dxa" w:w="1178"/>
+            <w:shd w:fill="FFF2CC"/>
+          </w:tcPr>
+          <w:p>
+            <w:pPr>
+              <w:spacing w:before="60" w:after="60"/>
+            </w:pPr>
+            <w:r/>
+            <w:r>
+              <w:rPr>
+                <w:rFonts w:ascii="Arial" w:hAnsi="Arial"/>
+                <w:b w:val="0"/>
+                <w:color w:val="30302F"/>
+                <w:sz w:val="20"/>
+              </w:rPr>
+            </w:r>
+          </w:p>
+        </w:tc>
+        <w:tc>
+          <w:tcPr>
+            <w:tcW w:type="dxa" w:w="1178"/>
+            <w:shd w:fill="FFF2CC"/>
+          </w:tcPr>
+          <w:p>
+            <w:pPr>
+              <w:spacing w:before="60" w:after="60"/>
+            </w:pPr>
+            <w:r/>
+            <w:r>
+              <w:rPr>
+                <w:rFonts w:ascii="Arial" w:hAnsi="Arial"/>
+                <w:b w:val="0"/>
+                <w:color w:val="30302F"/>
+                <w:sz w:val="20"/>
+              </w:rPr>
+            </w:r>
+          </w:p>
+        </w:tc>
+        <w:tc>
+          <w:tcPr>
+            <w:tcW w:type="dxa" w:w="1178"/>
+            <w:shd w:fill="FFF2CC"/>
+          </w:tcPr>
+          <w:p>
+            <w:pPr>
+              <w:spacing w:before="60" w:after="60"/>
+            </w:pPr>
+            <w:r/>
+            <w:r>
+              <w:rPr>
+                <w:rFonts w:ascii="Arial" w:hAnsi="Arial"/>
+                <w:b w:val="0"/>
+                <w:color w:val="30302F"/>
+                <w:sz w:val="20"/>
+              </w:rPr>
+            </w:r>
+          </w:p>
+        </w:tc>
+        <w:tc>
+          <w:tcPr>
+            <w:tcW w:type="dxa" w:w="1178"/>
+            <w:shd w:fill="FFF2CC"/>
+          </w:tcPr>
+          <w:p>
+            <w:pPr>
+              <w:spacing w:before="60" w:after="60"/>
+            </w:pPr>
+            <w:r/>
+            <w:r>
+              <w:rPr>
+                <w:rFonts w:ascii="Arial" w:hAnsi="Arial"/>
+                <w:b w:val="0"/>
+                <w:color w:val="30302F"/>
+                <w:sz w:val="20"/>
+              </w:rPr>
+            </w:r>
+          </w:p>
+        </w:tc>
+        <w:tc>
+          <w:tcPr>
+            <w:tcW w:type="dxa" w:w="1178"/>
+            <w:shd w:fill="FFF2CC"/>
+          </w:tcPr>
+          <w:p>
+            <w:pPr>
+              <w:spacing w:before="60" w:after="60"/>
+            </w:pPr>
+            <w:r/>
+            <w:r>
+              <w:rPr>
+                <w:rFonts w:ascii="Arial" w:hAnsi="Arial"/>
+                <w:b w:val="0"/>
+                <w:color w:val="30302F"/>
+                <w:sz w:val="20"/>
+              </w:rPr>
+            </w:r>
+          </w:p>
+        </w:tc>
+        <w:tc>
+          <w:tcPr>
+            <w:tcW w:type="dxa" w:w="1178"/>
+            <w:shd w:fill="FFF2CC"/>
+          </w:tcPr>
+          <w:p>
+            <w:pPr>
+              <w:spacing w:before="60" w:after="60"/>
+            </w:pPr>
+            <w:r/>
+            <w:r>
+              <w:rPr>
+                <w:rFonts w:ascii="Arial" w:hAnsi="Arial"/>
+                <w:b w:val="0"/>
+                <w:color w:val="30302F"/>
+                <w:sz w:val="20"/>
+              </w:rPr>
+            </w:r>
+          </w:p>
+        </w:tc>
+        <w:tc>
+          <w:tcPr>
+            <w:tcW w:type="dxa" w:w="1178"/>
+            <w:shd w:fill="FFF2CC"/>
+          </w:tcPr>
+          <w:p>
+            <w:pPr>
+              <w:spacing w:before="60" w:after="60"/>
+            </w:pPr>
+            <w:r/>
+            <w:r>
+              <w:rPr>
+                <w:rFonts w:ascii="Arial" w:hAnsi="Arial"/>
+                <w:b w:val="0"/>
+                <w:color w:val="30302F"/>
+                <w:sz w:val="20"/>
+              </w:rPr>
+            </w:r>
+          </w:p>
+        </w:tc>
+        <w:tc>
+          <w:tcPr>
+            <w:tcW w:type="dxa" w:w="1178"/>
+            <w:shd w:fill="FFF2CC"/>
+          </w:tcPr>
+          <w:p>
+            <w:pPr>
+              <w:spacing w:before="60" w:after="60"/>
+            </w:pPr>
+            <w:r/>
+            <w:r>
+              <w:rPr>
+                <w:rFonts w:ascii="Arial" w:hAnsi="Arial"/>
+                <w:b w:val="0"/>
+                <w:color w:val="30302F"/>
+                <w:sz w:val="20"/>
+              </w:rPr>
+            </w:r>
+          </w:p>
+        </w:tc>
+        <w:tc>
+          <w:tcPr>
+            <w:tcW w:type="dxa" w:w="1178"/>
+            <w:shd w:fill="FFF2CC"/>
+          </w:tcPr>
+          <w:p>
+            <w:pPr>
+              <w:spacing w:before="60" w:after="60"/>
+            </w:pPr>
+            <w:r/>
+            <w:r>
+              <w:rPr>
+                <w:rFonts w:ascii="Arial" w:hAnsi="Arial"/>
+                <w:b w:val="0"/>
+                <w:color w:val="30302F"/>
+                <w:sz w:val="20"/>
+              </w:rPr>
+            </w:r>
+          </w:p>
+        </w:tc>
+      </w:tr>
+      <w:tr>
+        <w:tc>
+          <w:tcPr>
+            <w:tcW w:type="dxa" w:w="1178"/>
+            <w:shd w:fill="0A5455"/>
+          </w:tcPr>
+          <w:p>
+            <w:pPr>
+              <w:spacing w:before="60" w:after="60"/>
+            </w:pPr>
+            <w:r/>
+            <w:r>
+              <w:rPr>
+                <w:rFonts w:ascii="Arial" w:hAnsi="Arial"/>
+                <w:b/>
+                <w:color w:val="FFFFFF"/>
+                <w:sz w:val="20"/>
+              </w:rPr>
+              <w:t>Gleaning</w:t>
+            </w:r>
+          </w:p>
+        </w:tc>
+        <w:tc>
+          <w:tcPr>
+            <w:tcW w:type="dxa" w:w="1178"/>
+          </w:tcPr>
+          <w:p>
+            <w:pPr>
+              <w:spacing w:before="60" w:after="60"/>
+            </w:pPr>
+            <w:r/>
+            <w:r>
+              <w:rPr>
+                <w:rFonts w:ascii="Arial" w:hAnsi="Arial"/>
+                <w:b w:val="0"/>
+                <w:color w:val="30302F"/>
+                <w:sz w:val="20"/>
+              </w:rPr>
+              <w:t>hours/yr</w:t>
+            </w:r>
+          </w:p>
+        </w:tc>
+        <w:tc>
+          <w:tcPr>
+            <w:tcW w:type="dxa" w:w="1178"/>
+            <w:shd w:fill="FFF2CC"/>
+          </w:tcPr>
+          <w:p>
+            <w:pPr>
+              <w:spacing w:before="60" w:after="60"/>
+            </w:pPr>
+            <w:r/>
+            <w:r>
+              <w:rPr>
+                <w:rFonts w:ascii="Arial" w:hAnsi="Arial"/>
+                <w:b w:val="0"/>
+                <w:color w:val="30302F"/>
+                <w:sz w:val="20"/>
+              </w:rPr>
+            </w:r>
+          </w:p>
+        </w:tc>
+        <w:tc>
+          <w:tcPr>
+            <w:tcW w:type="dxa" w:w="1178"/>
+            <w:shd w:fill="FFF2CC"/>
+          </w:tcPr>
+          <w:p>
+            <w:pPr>
+              <w:spacing w:before="60" w:after="60"/>
+            </w:pPr>
+            <w:r/>
+            <w:r>
+              <w:rPr>
+                <w:rFonts w:ascii="Arial" w:hAnsi="Arial"/>
+                <w:b w:val="0"/>
+                <w:color w:val="30302F"/>
+                <w:sz w:val="20"/>
+              </w:rPr>
+            </w:r>
+          </w:p>
+        </w:tc>
+        <w:tc>
+          <w:tcPr>
+            <w:tcW w:type="dxa" w:w="1178"/>
+            <w:shd w:fill="FFF2CC"/>
+          </w:tcPr>
+          <w:p>
+            <w:pPr>
+              <w:spacing w:before="60" w:after="60"/>
+            </w:pPr>
+            <w:r/>
+            <w:r>
+              <w:rPr>
+                <w:rFonts w:ascii="Arial" w:hAnsi="Arial"/>
+                <w:b w:val="0"/>
+                <w:color w:val="30302F"/>
+                <w:sz w:val="20"/>
+              </w:rPr>
+            </w:r>
+          </w:p>
+        </w:tc>
+        <w:tc>
+          <w:tcPr>
+            <w:tcW w:type="dxa" w:w="1178"/>
+            <w:shd w:fill="FFF2CC"/>
+          </w:tcPr>
+          <w:p>
+            <w:pPr>
+              <w:spacing w:before="60" w:after="60"/>
+            </w:pPr>
+            <w:r/>
+            <w:r>
+              <w:rPr>
+                <w:rFonts w:ascii="Arial" w:hAnsi="Arial"/>
+                <w:b w:val="0"/>
+                <w:color w:val="30302F"/>
+                <w:sz w:val="20"/>
+              </w:rPr>
+            </w:r>
+          </w:p>
+        </w:tc>
+        <w:tc>
+          <w:tcPr>
+            <w:tcW w:type="dxa" w:w="1178"/>
+            <w:shd w:fill="FFF2CC"/>
+          </w:tcPr>
+          <w:p>
+            <w:pPr>
+              <w:spacing w:before="60" w:after="60"/>
+            </w:pPr>
+            <w:r/>
+            <w:r>
+              <w:rPr>
+                <w:rFonts w:ascii="Arial" w:hAnsi="Arial"/>
+                <w:b w:val="0"/>
+                <w:color w:val="30302F"/>
+                <w:sz w:val="20"/>
+              </w:rPr>
+            </w:r>
+          </w:p>
+        </w:tc>
+        <w:tc>
+          <w:tcPr>
+            <w:tcW w:type="dxa" w:w="1178"/>
+            <w:shd w:fill="FFF2CC"/>
+          </w:tcPr>
+          <w:p>
+            <w:pPr>
+              <w:spacing w:before="60" w:after="60"/>
+            </w:pPr>
+            <w:r/>
+            <w:r>
+              <w:rPr>
+                <w:rFonts w:ascii="Arial" w:hAnsi="Arial"/>
+                <w:b w:val="0"/>
+                <w:color w:val="30302F"/>
+                <w:sz w:val="20"/>
+              </w:rPr>
+            </w:r>
+          </w:p>
+        </w:tc>
+        <w:tc>
+          <w:tcPr>
+            <w:tcW w:type="dxa" w:w="1178"/>
+            <w:shd w:fill="FFF2CC"/>
+          </w:tcPr>
+          <w:p>
+            <w:pPr>
+              <w:spacing w:before="60" w:after="60"/>
+            </w:pPr>
+            <w:r/>
+            <w:r>
+              <w:rPr>
+                <w:rFonts w:ascii="Arial" w:hAnsi="Arial"/>
+                <w:b w:val="0"/>
+                <w:color w:val="30302F"/>
+                <w:sz w:val="20"/>
+              </w:rPr>
+            </w:r>
+          </w:p>
+        </w:tc>
+        <w:tc>
+          <w:tcPr>
+            <w:tcW w:type="dxa" w:w="1178"/>
+            <w:shd w:fill="FFF2CC"/>
+          </w:tcPr>
+          <w:p>
+            <w:pPr>
+              <w:spacing w:before="60" w:after="60"/>
+            </w:pPr>
+            <w:r/>
+            <w:r>
+              <w:rPr>
+                <w:rFonts w:ascii="Arial" w:hAnsi="Arial"/>
+                <w:b w:val="0"/>
+                <w:color w:val="30302F"/>
+                <w:sz w:val="20"/>
+              </w:rPr>
+            </w:r>
+          </w:p>
+        </w:tc>
+        <w:tc>
+          <w:tcPr>
+            <w:tcW w:type="dxa" w:w="1178"/>
+            <w:shd w:fill="FFF2CC"/>
+          </w:tcPr>
+          <w:p>
+            <w:pPr>
+              <w:spacing w:before="60" w:after="60"/>
+            </w:pPr>
+            <w:r/>
+            <w:r>
+              <w:rPr>
+                <w:rFonts w:ascii="Arial" w:hAnsi="Arial"/>
+                <w:b w:val="0"/>
+                <w:color w:val="30302F"/>
+                <w:sz w:val="20"/>
+              </w:rPr>
+            </w:r>
+          </w:p>
+        </w:tc>
+        <w:tc>
+          <w:tcPr>
+            <w:tcW w:type="dxa" w:w="1178"/>
             <w:shd w:fill="FFF2CC"/>
           </w:tcPr>
           <w:p>

--- a/s-s-event-bogor/print-notebooks/03-services/10-blank-tables.docx
+++ b/s-s-event-bogor/print-notebooks/03-services/10-blank-tables.docx
@@ -5019,7 +5019,7 @@
           <w:color w:val="0A5455"/>
           <w:sz w:val="32"/>
         </w:rPr>
-        <w:t>Table 4e: Combined Physical Supply and Use</w:t>
+        <w:t>Table 4e: Integrated Supply-Use Table (SEEA EA Table 7.1)</w:t>
       </w:r>
     </w:p>
     <w:p>
@@ -5033,7 +5033,7 @@
           <w:color w:val="717171"/>
           <w:sz w:val="18"/>
         </w:rPr>
-        <w:t>The SEEA EA presents supply and use together. Fill in both halves. Check: Total supply = Total use for each row.</w:t>
+        <w:t>SUPPLY on top (fill ecosystem columns), USE on bottom (fill economic unit columns). Total supply = Total use per row.</w:t>
       </w:r>
     </w:p>
     <w:tbl>
@@ -5124,9 +5124,7 @@
                 <w:color w:val="FFFFFF"/>
                 <w:sz w:val="20"/>
               </w:rPr>
-              <w:t>Eco 1</w:t>
-              <w:br/>
-              <w:t>(supply)</w:t>
+              <w:t>Fisheries</w:t>
             </w:r>
           </w:p>
         </w:tc>
@@ -5147,9 +5145,7 @@
                 <w:color w:val="FFFFFF"/>
                 <w:sz w:val="20"/>
               </w:rPr>
-              <w:t>Eco 2</w:t>
-              <w:br/>
-              <w:t>(supply)</w:t>
+              <w:t>Tourism</w:t>
             </w:r>
           </w:p>
         </w:tc>
@@ -5170,9 +5166,9 @@
                 <w:color w:val="FFFFFF"/>
                 <w:sz w:val="20"/>
               </w:rPr>
-              <w:t>Eco 3</w:t>
+              <w:t>Other</w:t>
               <w:br/>
-              <w:t>(supply)</w:t>
+              <w:t>industry</w:t>
             </w:r>
           </w:p>
         </w:tc>
@@ -5193,9 +5189,7 @@
                 <w:color w:val="FFFFFF"/>
                 <w:sz w:val="20"/>
               </w:rPr>
-              <w:t>Total</w:t>
-              <w:br/>
-              <w:t>supply</w:t>
+              <w:t>Households</w:t>
             </w:r>
           </w:p>
         </w:tc>
@@ -5216,9 +5210,7 @@
                 <w:color w:val="FFFFFF"/>
                 <w:sz w:val="20"/>
               </w:rPr>
-              <w:t>Fisheries</w:t>
-              <w:br/>
-              <w:t>(use)</w:t>
+              <w:t>Government</w:t>
             </w:r>
           </w:p>
         </w:tc>
@@ -5239,9 +5231,9 @@
                 <w:color w:val="FFFFFF"/>
                 <w:sz w:val="20"/>
               </w:rPr>
-              <w:t>Tourism</w:t>
+              <w:t>Global /</w:t>
               <w:br/>
-              <w:t>(use)</w:t>
+              <w:t>Exports</w:t>
             </w:r>
           </w:p>
         </w:tc>
@@ -5262,9 +5254,7 @@
                 <w:color w:val="FFFFFF"/>
                 <w:sz w:val="20"/>
               </w:rPr>
-              <w:t>Coastal HH</w:t>
-              <w:br/>
-              <w:t>(use)</w:t>
+              <w:t>Ecosystem 1</w:t>
             </w:r>
           </w:p>
         </w:tc>
@@ -5285,9 +5275,7 @@
                 <w:color w:val="FFFFFF"/>
                 <w:sz w:val="20"/>
               </w:rPr>
-              <w:t>Govt</w:t>
-              <w:br/>
-              <w:t>(use)</w:t>
+              <w:t>Ecosystem 2</w:t>
             </w:r>
           </w:p>
         </w:tc>
@@ -5308,9 +5296,7 @@
                 <w:color w:val="FFFFFF"/>
                 <w:sz w:val="20"/>
               </w:rPr>
-              <w:t>Global</w:t>
-              <w:br/>
-              <w:t>(use)</w:t>
+              <w:t>Ecosystem 3</w:t>
             </w:r>
           </w:p>
         </w:tc>
@@ -5331,9 +5317,7 @@
                 <w:color w:val="FFFFFF"/>
                 <w:sz w:val="20"/>
               </w:rPr>
-              <w:t>Total</w:t>
-              <w:br/>
-              <w:t>use</w:t>
+              <w:t>TOTAL</w:t>
             </w:r>
           </w:p>
         </w:tc>
@@ -5356,7 +5340,7 @@
                 <w:color w:val="FFFFFF"/>
                 <w:sz w:val="20"/>
               </w:rPr>
-              <w:t>Fish provisioning</w:t>
+              <w:t>SUPPLY</w:t>
             </w:r>
           </w:p>
         </w:tc>
@@ -5376,7 +5360,6 @@
                 <w:color w:val="30302F"/>
                 <w:sz w:val="20"/>
               </w:rPr>
-              <w:t>kg/yr</w:t>
             </w:r>
           </w:p>
         </w:tc>
@@ -5599,7 +5582,7 @@
                 <w:color w:val="FFFFFF"/>
                 <w:sz w:val="20"/>
               </w:rPr>
-              <w:t>Carbon sequestration</w:t>
+              <w:t>Fish provisioning</w:t>
             </w:r>
           </w:p>
         </w:tc>
@@ -5619,7 +5602,7 @@
                 <w:color w:val="30302F"/>
                 <w:sz w:val="20"/>
               </w:rPr>
-              <w:t>Mg CO2/yr</w:t>
+              <w:t>kg/yr</w:t>
             </w:r>
           </w:p>
         </w:tc>
@@ -5842,7 +5825,7 @@
                 <w:color w:val="FFFFFF"/>
                 <w:sz w:val="20"/>
               </w:rPr>
-              <w:t>Coastal protection</w:t>
+              <w:t>Carbon sequestration</w:t>
             </w:r>
           </w:p>
         </w:tc>
@@ -5862,7 +5845,7 @@
                 <w:color w:val="30302F"/>
                 <w:sz w:val="20"/>
               </w:rPr>
-              <w:t>m coastline</w:t>
+              <w:t>Mg CO2/yr</w:t>
             </w:r>
           </w:p>
         </w:tc>
@@ -6085,7 +6068,7 @@
                 <w:color w:val="FFFFFF"/>
                 <w:sz w:val="20"/>
               </w:rPr>
-              <w:t>Nursery habitat</w:t>
+              <w:t>Coastal protection</w:t>
             </w:r>
           </w:p>
         </w:tc>
@@ -6105,7 +6088,1950 @@
                 <w:color w:val="30302F"/>
                 <w:sz w:val="20"/>
               </w:rPr>
-              <w:t>kg biomass/yr</w:t>
+              <w:t>m</w:t>
+            </w:r>
+          </w:p>
+        </w:tc>
+        <w:tc>
+          <w:tcPr>
+            <w:tcW w:type="dxa" w:w="1178"/>
+            <w:shd w:fill="FFF2CC"/>
+          </w:tcPr>
+          <w:p>
+            <w:pPr>
+              <w:spacing w:before="60" w:after="60"/>
+            </w:pPr>
+            <w:r/>
+            <w:r>
+              <w:rPr>
+                <w:rFonts w:ascii="Arial" w:hAnsi="Arial"/>
+                <w:b w:val="0"/>
+                <w:color w:val="30302F"/>
+                <w:sz w:val="20"/>
+              </w:rPr>
+            </w:r>
+          </w:p>
+        </w:tc>
+        <w:tc>
+          <w:tcPr>
+            <w:tcW w:type="dxa" w:w="1178"/>
+            <w:shd w:fill="FFF2CC"/>
+          </w:tcPr>
+          <w:p>
+            <w:pPr>
+              <w:spacing w:before="60" w:after="60"/>
+            </w:pPr>
+            <w:r/>
+            <w:r>
+              <w:rPr>
+                <w:rFonts w:ascii="Arial" w:hAnsi="Arial"/>
+                <w:b w:val="0"/>
+                <w:color w:val="30302F"/>
+                <w:sz w:val="20"/>
+              </w:rPr>
+            </w:r>
+          </w:p>
+        </w:tc>
+        <w:tc>
+          <w:tcPr>
+            <w:tcW w:type="dxa" w:w="1178"/>
+            <w:shd w:fill="FFF2CC"/>
+          </w:tcPr>
+          <w:p>
+            <w:pPr>
+              <w:spacing w:before="60" w:after="60"/>
+            </w:pPr>
+            <w:r/>
+            <w:r>
+              <w:rPr>
+                <w:rFonts w:ascii="Arial" w:hAnsi="Arial"/>
+                <w:b w:val="0"/>
+                <w:color w:val="30302F"/>
+                <w:sz w:val="20"/>
+              </w:rPr>
+            </w:r>
+          </w:p>
+        </w:tc>
+        <w:tc>
+          <w:tcPr>
+            <w:tcW w:type="dxa" w:w="1178"/>
+            <w:shd w:fill="FFF2CC"/>
+          </w:tcPr>
+          <w:p>
+            <w:pPr>
+              <w:spacing w:before="60" w:after="60"/>
+            </w:pPr>
+            <w:r/>
+            <w:r>
+              <w:rPr>
+                <w:rFonts w:ascii="Arial" w:hAnsi="Arial"/>
+                <w:b w:val="0"/>
+                <w:color w:val="30302F"/>
+                <w:sz w:val="20"/>
+              </w:rPr>
+            </w:r>
+          </w:p>
+        </w:tc>
+        <w:tc>
+          <w:tcPr>
+            <w:tcW w:type="dxa" w:w="1178"/>
+            <w:shd w:fill="FFF2CC"/>
+          </w:tcPr>
+          <w:p>
+            <w:pPr>
+              <w:spacing w:before="60" w:after="60"/>
+            </w:pPr>
+            <w:r/>
+            <w:r>
+              <w:rPr>
+                <w:rFonts w:ascii="Arial" w:hAnsi="Arial"/>
+                <w:b w:val="0"/>
+                <w:color w:val="30302F"/>
+                <w:sz w:val="20"/>
+              </w:rPr>
+            </w:r>
+          </w:p>
+        </w:tc>
+        <w:tc>
+          <w:tcPr>
+            <w:tcW w:type="dxa" w:w="1178"/>
+            <w:shd w:fill="FFF2CC"/>
+          </w:tcPr>
+          <w:p>
+            <w:pPr>
+              <w:spacing w:before="60" w:after="60"/>
+            </w:pPr>
+            <w:r/>
+            <w:r>
+              <w:rPr>
+                <w:rFonts w:ascii="Arial" w:hAnsi="Arial"/>
+                <w:b w:val="0"/>
+                <w:color w:val="30302F"/>
+                <w:sz w:val="20"/>
+              </w:rPr>
+            </w:r>
+          </w:p>
+        </w:tc>
+        <w:tc>
+          <w:tcPr>
+            <w:tcW w:type="dxa" w:w="1178"/>
+            <w:shd w:fill="FFF2CC"/>
+          </w:tcPr>
+          <w:p>
+            <w:pPr>
+              <w:spacing w:before="60" w:after="60"/>
+            </w:pPr>
+            <w:r/>
+            <w:r>
+              <w:rPr>
+                <w:rFonts w:ascii="Arial" w:hAnsi="Arial"/>
+                <w:b w:val="0"/>
+                <w:color w:val="30302F"/>
+                <w:sz w:val="20"/>
+              </w:rPr>
+            </w:r>
+          </w:p>
+        </w:tc>
+        <w:tc>
+          <w:tcPr>
+            <w:tcW w:type="dxa" w:w="1178"/>
+            <w:shd w:fill="FFF2CC"/>
+          </w:tcPr>
+          <w:p>
+            <w:pPr>
+              <w:spacing w:before="60" w:after="60"/>
+            </w:pPr>
+            <w:r/>
+            <w:r>
+              <w:rPr>
+                <w:rFonts w:ascii="Arial" w:hAnsi="Arial"/>
+                <w:b w:val="0"/>
+                <w:color w:val="30302F"/>
+                <w:sz w:val="20"/>
+              </w:rPr>
+            </w:r>
+          </w:p>
+        </w:tc>
+        <w:tc>
+          <w:tcPr>
+            <w:tcW w:type="dxa" w:w="1178"/>
+            <w:shd w:fill="FFF2CC"/>
+          </w:tcPr>
+          <w:p>
+            <w:pPr>
+              <w:spacing w:before="60" w:after="60"/>
+            </w:pPr>
+            <w:r/>
+            <w:r>
+              <w:rPr>
+                <w:rFonts w:ascii="Arial" w:hAnsi="Arial"/>
+                <w:b w:val="0"/>
+                <w:color w:val="30302F"/>
+                <w:sz w:val="20"/>
+              </w:rPr>
+            </w:r>
+          </w:p>
+        </w:tc>
+        <w:tc>
+          <w:tcPr>
+            <w:tcW w:type="dxa" w:w="1178"/>
+            <w:shd w:fill="FFF2CC"/>
+          </w:tcPr>
+          <w:p>
+            <w:pPr>
+              <w:spacing w:before="60" w:after="60"/>
+            </w:pPr>
+            <w:r/>
+            <w:r>
+              <w:rPr>
+                <w:rFonts w:ascii="Arial" w:hAnsi="Arial"/>
+                <w:b w:val="0"/>
+                <w:color w:val="30302F"/>
+                <w:sz w:val="20"/>
+              </w:rPr>
+            </w:r>
+          </w:p>
+        </w:tc>
+      </w:tr>
+      <w:tr>
+        <w:tc>
+          <w:tcPr>
+            <w:tcW w:type="dxa" w:w="1178"/>
+            <w:shd w:fill="0A5455"/>
+          </w:tcPr>
+          <w:p>
+            <w:pPr>
+              <w:spacing w:before="60" w:after="60"/>
+            </w:pPr>
+            <w:r/>
+            <w:r>
+              <w:rPr>
+                <w:rFonts w:ascii="Arial" w:hAnsi="Arial"/>
+                <w:b/>
+                <w:color w:val="FFFFFF"/>
+                <w:sz w:val="20"/>
+              </w:rPr>
+              <w:t>Nursery habitat</w:t>
+            </w:r>
+          </w:p>
+        </w:tc>
+        <w:tc>
+          <w:tcPr>
+            <w:tcW w:type="dxa" w:w="1178"/>
+          </w:tcPr>
+          <w:p>
+            <w:pPr>
+              <w:spacing w:before="60" w:after="60"/>
+            </w:pPr>
+            <w:r/>
+            <w:r>
+              <w:rPr>
+                <w:rFonts w:ascii="Arial" w:hAnsi="Arial"/>
+                <w:b w:val="0"/>
+                <w:color w:val="30302F"/>
+                <w:sz w:val="20"/>
+              </w:rPr>
+              <w:t>kg/yr</w:t>
+            </w:r>
+          </w:p>
+        </w:tc>
+        <w:tc>
+          <w:tcPr>
+            <w:tcW w:type="dxa" w:w="1178"/>
+            <w:shd w:fill="FFF2CC"/>
+          </w:tcPr>
+          <w:p>
+            <w:pPr>
+              <w:spacing w:before="60" w:after="60"/>
+            </w:pPr>
+            <w:r/>
+            <w:r>
+              <w:rPr>
+                <w:rFonts w:ascii="Arial" w:hAnsi="Arial"/>
+                <w:b w:val="0"/>
+                <w:color w:val="30302F"/>
+                <w:sz w:val="20"/>
+              </w:rPr>
+            </w:r>
+          </w:p>
+        </w:tc>
+        <w:tc>
+          <w:tcPr>
+            <w:tcW w:type="dxa" w:w="1178"/>
+            <w:shd w:fill="FFF2CC"/>
+          </w:tcPr>
+          <w:p>
+            <w:pPr>
+              <w:spacing w:before="60" w:after="60"/>
+            </w:pPr>
+            <w:r/>
+            <w:r>
+              <w:rPr>
+                <w:rFonts w:ascii="Arial" w:hAnsi="Arial"/>
+                <w:b w:val="0"/>
+                <w:color w:val="30302F"/>
+                <w:sz w:val="20"/>
+              </w:rPr>
+            </w:r>
+          </w:p>
+        </w:tc>
+        <w:tc>
+          <w:tcPr>
+            <w:tcW w:type="dxa" w:w="1178"/>
+            <w:shd w:fill="FFF2CC"/>
+          </w:tcPr>
+          <w:p>
+            <w:pPr>
+              <w:spacing w:before="60" w:after="60"/>
+            </w:pPr>
+            <w:r/>
+            <w:r>
+              <w:rPr>
+                <w:rFonts w:ascii="Arial" w:hAnsi="Arial"/>
+                <w:b w:val="0"/>
+                <w:color w:val="30302F"/>
+                <w:sz w:val="20"/>
+              </w:rPr>
+            </w:r>
+          </w:p>
+        </w:tc>
+        <w:tc>
+          <w:tcPr>
+            <w:tcW w:type="dxa" w:w="1178"/>
+            <w:shd w:fill="FFF2CC"/>
+          </w:tcPr>
+          <w:p>
+            <w:pPr>
+              <w:spacing w:before="60" w:after="60"/>
+            </w:pPr>
+            <w:r/>
+            <w:r>
+              <w:rPr>
+                <w:rFonts w:ascii="Arial" w:hAnsi="Arial"/>
+                <w:b w:val="0"/>
+                <w:color w:val="30302F"/>
+                <w:sz w:val="20"/>
+              </w:rPr>
+            </w:r>
+          </w:p>
+        </w:tc>
+        <w:tc>
+          <w:tcPr>
+            <w:tcW w:type="dxa" w:w="1178"/>
+            <w:shd w:fill="FFF2CC"/>
+          </w:tcPr>
+          <w:p>
+            <w:pPr>
+              <w:spacing w:before="60" w:after="60"/>
+            </w:pPr>
+            <w:r/>
+            <w:r>
+              <w:rPr>
+                <w:rFonts w:ascii="Arial" w:hAnsi="Arial"/>
+                <w:b w:val="0"/>
+                <w:color w:val="30302F"/>
+                <w:sz w:val="20"/>
+              </w:rPr>
+            </w:r>
+          </w:p>
+        </w:tc>
+        <w:tc>
+          <w:tcPr>
+            <w:tcW w:type="dxa" w:w="1178"/>
+            <w:shd w:fill="FFF2CC"/>
+          </w:tcPr>
+          <w:p>
+            <w:pPr>
+              <w:spacing w:before="60" w:after="60"/>
+            </w:pPr>
+            <w:r/>
+            <w:r>
+              <w:rPr>
+                <w:rFonts w:ascii="Arial" w:hAnsi="Arial"/>
+                <w:b w:val="0"/>
+                <w:color w:val="30302F"/>
+                <w:sz w:val="20"/>
+              </w:rPr>
+            </w:r>
+          </w:p>
+        </w:tc>
+        <w:tc>
+          <w:tcPr>
+            <w:tcW w:type="dxa" w:w="1178"/>
+            <w:shd w:fill="FFF2CC"/>
+          </w:tcPr>
+          <w:p>
+            <w:pPr>
+              <w:spacing w:before="60" w:after="60"/>
+            </w:pPr>
+            <w:r/>
+            <w:r>
+              <w:rPr>
+                <w:rFonts w:ascii="Arial" w:hAnsi="Arial"/>
+                <w:b w:val="0"/>
+                <w:color w:val="30302F"/>
+                <w:sz w:val="20"/>
+              </w:rPr>
+            </w:r>
+          </w:p>
+        </w:tc>
+        <w:tc>
+          <w:tcPr>
+            <w:tcW w:type="dxa" w:w="1178"/>
+            <w:shd w:fill="FFF2CC"/>
+          </w:tcPr>
+          <w:p>
+            <w:pPr>
+              <w:spacing w:before="60" w:after="60"/>
+            </w:pPr>
+            <w:r/>
+            <w:r>
+              <w:rPr>
+                <w:rFonts w:ascii="Arial" w:hAnsi="Arial"/>
+                <w:b w:val="0"/>
+                <w:color w:val="30302F"/>
+                <w:sz w:val="20"/>
+              </w:rPr>
+            </w:r>
+          </w:p>
+        </w:tc>
+        <w:tc>
+          <w:tcPr>
+            <w:tcW w:type="dxa" w:w="1178"/>
+            <w:shd w:fill="FFF2CC"/>
+          </w:tcPr>
+          <w:p>
+            <w:pPr>
+              <w:spacing w:before="60" w:after="60"/>
+            </w:pPr>
+            <w:r/>
+            <w:r>
+              <w:rPr>
+                <w:rFonts w:ascii="Arial" w:hAnsi="Arial"/>
+                <w:b w:val="0"/>
+                <w:color w:val="30302F"/>
+                <w:sz w:val="20"/>
+              </w:rPr>
+            </w:r>
+          </w:p>
+        </w:tc>
+        <w:tc>
+          <w:tcPr>
+            <w:tcW w:type="dxa" w:w="1178"/>
+            <w:shd w:fill="FFF2CC"/>
+          </w:tcPr>
+          <w:p>
+            <w:pPr>
+              <w:spacing w:before="60" w:after="60"/>
+            </w:pPr>
+            <w:r/>
+            <w:r>
+              <w:rPr>
+                <w:rFonts w:ascii="Arial" w:hAnsi="Arial"/>
+                <w:b w:val="0"/>
+                <w:color w:val="30302F"/>
+                <w:sz w:val="20"/>
+              </w:rPr>
+            </w:r>
+          </w:p>
+        </w:tc>
+      </w:tr>
+      <w:tr>
+        <w:tc>
+          <w:tcPr>
+            <w:tcW w:type="dxa" w:w="1178"/>
+            <w:shd w:fill="0A5455"/>
+          </w:tcPr>
+          <w:p>
+            <w:pPr>
+              <w:spacing w:before="60" w:after="60"/>
+            </w:pPr>
+            <w:r/>
+            <w:r>
+              <w:rPr>
+                <w:rFonts w:ascii="Arial" w:hAnsi="Arial"/>
+                <w:b/>
+                <w:color w:val="FFFFFF"/>
+                <w:sz w:val="20"/>
+              </w:rPr>
+              <w:t>Recreation</w:t>
+            </w:r>
+          </w:p>
+        </w:tc>
+        <w:tc>
+          <w:tcPr>
+            <w:tcW w:type="dxa" w:w="1178"/>
+          </w:tcPr>
+          <w:p>
+            <w:pPr>
+              <w:spacing w:before="60" w:after="60"/>
+            </w:pPr>
+            <w:r/>
+            <w:r>
+              <w:rPr>
+                <w:rFonts w:ascii="Arial" w:hAnsi="Arial"/>
+                <w:b w:val="0"/>
+                <w:color w:val="30302F"/>
+                <w:sz w:val="20"/>
+              </w:rPr>
+              <w:t>visitors/yr</w:t>
+            </w:r>
+          </w:p>
+        </w:tc>
+        <w:tc>
+          <w:tcPr>
+            <w:tcW w:type="dxa" w:w="1178"/>
+            <w:shd w:fill="FFF2CC"/>
+          </w:tcPr>
+          <w:p>
+            <w:pPr>
+              <w:spacing w:before="60" w:after="60"/>
+            </w:pPr>
+            <w:r/>
+            <w:r>
+              <w:rPr>
+                <w:rFonts w:ascii="Arial" w:hAnsi="Arial"/>
+                <w:b w:val="0"/>
+                <w:color w:val="30302F"/>
+                <w:sz w:val="20"/>
+              </w:rPr>
+            </w:r>
+          </w:p>
+        </w:tc>
+        <w:tc>
+          <w:tcPr>
+            <w:tcW w:type="dxa" w:w="1178"/>
+            <w:shd w:fill="FFF2CC"/>
+          </w:tcPr>
+          <w:p>
+            <w:pPr>
+              <w:spacing w:before="60" w:after="60"/>
+            </w:pPr>
+            <w:r/>
+            <w:r>
+              <w:rPr>
+                <w:rFonts w:ascii="Arial" w:hAnsi="Arial"/>
+                <w:b w:val="0"/>
+                <w:color w:val="30302F"/>
+                <w:sz w:val="20"/>
+              </w:rPr>
+            </w:r>
+          </w:p>
+        </w:tc>
+        <w:tc>
+          <w:tcPr>
+            <w:tcW w:type="dxa" w:w="1178"/>
+            <w:shd w:fill="FFF2CC"/>
+          </w:tcPr>
+          <w:p>
+            <w:pPr>
+              <w:spacing w:before="60" w:after="60"/>
+            </w:pPr>
+            <w:r/>
+            <w:r>
+              <w:rPr>
+                <w:rFonts w:ascii="Arial" w:hAnsi="Arial"/>
+                <w:b w:val="0"/>
+                <w:color w:val="30302F"/>
+                <w:sz w:val="20"/>
+              </w:rPr>
+            </w:r>
+          </w:p>
+        </w:tc>
+        <w:tc>
+          <w:tcPr>
+            <w:tcW w:type="dxa" w:w="1178"/>
+            <w:shd w:fill="FFF2CC"/>
+          </w:tcPr>
+          <w:p>
+            <w:pPr>
+              <w:spacing w:before="60" w:after="60"/>
+            </w:pPr>
+            <w:r/>
+            <w:r>
+              <w:rPr>
+                <w:rFonts w:ascii="Arial" w:hAnsi="Arial"/>
+                <w:b w:val="0"/>
+                <w:color w:val="30302F"/>
+                <w:sz w:val="20"/>
+              </w:rPr>
+            </w:r>
+          </w:p>
+        </w:tc>
+        <w:tc>
+          <w:tcPr>
+            <w:tcW w:type="dxa" w:w="1178"/>
+            <w:shd w:fill="FFF2CC"/>
+          </w:tcPr>
+          <w:p>
+            <w:pPr>
+              <w:spacing w:before="60" w:after="60"/>
+            </w:pPr>
+            <w:r/>
+            <w:r>
+              <w:rPr>
+                <w:rFonts w:ascii="Arial" w:hAnsi="Arial"/>
+                <w:b w:val="0"/>
+                <w:color w:val="30302F"/>
+                <w:sz w:val="20"/>
+              </w:rPr>
+            </w:r>
+          </w:p>
+        </w:tc>
+        <w:tc>
+          <w:tcPr>
+            <w:tcW w:type="dxa" w:w="1178"/>
+            <w:shd w:fill="FFF2CC"/>
+          </w:tcPr>
+          <w:p>
+            <w:pPr>
+              <w:spacing w:before="60" w:after="60"/>
+            </w:pPr>
+            <w:r/>
+            <w:r>
+              <w:rPr>
+                <w:rFonts w:ascii="Arial" w:hAnsi="Arial"/>
+                <w:b w:val="0"/>
+                <w:color w:val="30302F"/>
+                <w:sz w:val="20"/>
+              </w:rPr>
+            </w:r>
+          </w:p>
+        </w:tc>
+        <w:tc>
+          <w:tcPr>
+            <w:tcW w:type="dxa" w:w="1178"/>
+            <w:shd w:fill="FFF2CC"/>
+          </w:tcPr>
+          <w:p>
+            <w:pPr>
+              <w:spacing w:before="60" w:after="60"/>
+            </w:pPr>
+            <w:r/>
+            <w:r>
+              <w:rPr>
+                <w:rFonts w:ascii="Arial" w:hAnsi="Arial"/>
+                <w:b w:val="0"/>
+                <w:color w:val="30302F"/>
+                <w:sz w:val="20"/>
+              </w:rPr>
+            </w:r>
+          </w:p>
+        </w:tc>
+        <w:tc>
+          <w:tcPr>
+            <w:tcW w:type="dxa" w:w="1178"/>
+            <w:shd w:fill="FFF2CC"/>
+          </w:tcPr>
+          <w:p>
+            <w:pPr>
+              <w:spacing w:before="60" w:after="60"/>
+            </w:pPr>
+            <w:r/>
+            <w:r>
+              <w:rPr>
+                <w:rFonts w:ascii="Arial" w:hAnsi="Arial"/>
+                <w:b w:val="0"/>
+                <w:color w:val="30302F"/>
+                <w:sz w:val="20"/>
+              </w:rPr>
+            </w:r>
+          </w:p>
+        </w:tc>
+        <w:tc>
+          <w:tcPr>
+            <w:tcW w:type="dxa" w:w="1178"/>
+            <w:shd w:fill="FFF2CC"/>
+          </w:tcPr>
+          <w:p>
+            <w:pPr>
+              <w:spacing w:before="60" w:after="60"/>
+            </w:pPr>
+            <w:r/>
+            <w:r>
+              <w:rPr>
+                <w:rFonts w:ascii="Arial" w:hAnsi="Arial"/>
+                <w:b w:val="0"/>
+                <w:color w:val="30302F"/>
+                <w:sz w:val="20"/>
+              </w:rPr>
+            </w:r>
+          </w:p>
+        </w:tc>
+        <w:tc>
+          <w:tcPr>
+            <w:tcW w:type="dxa" w:w="1178"/>
+            <w:shd w:fill="FFF2CC"/>
+          </w:tcPr>
+          <w:p>
+            <w:pPr>
+              <w:spacing w:before="60" w:after="60"/>
+            </w:pPr>
+            <w:r/>
+            <w:r>
+              <w:rPr>
+                <w:rFonts w:ascii="Arial" w:hAnsi="Arial"/>
+                <w:b w:val="0"/>
+                <w:color w:val="30302F"/>
+                <w:sz w:val="20"/>
+              </w:rPr>
+            </w:r>
+          </w:p>
+        </w:tc>
+      </w:tr>
+      <w:tr>
+        <w:tc>
+          <w:tcPr>
+            <w:tcW w:type="dxa" w:w="1178"/>
+            <w:shd w:fill="0A5455"/>
+          </w:tcPr>
+          <w:p>
+            <w:pPr>
+              <w:spacing w:before="60" w:after="60"/>
+            </w:pPr>
+            <w:r/>
+            <w:r>
+              <w:rPr>
+                <w:rFonts w:ascii="Arial" w:hAnsi="Arial"/>
+                <w:b/>
+                <w:color w:val="FFFFFF"/>
+                <w:sz w:val="20"/>
+              </w:rPr>
+              <w:t>Gleaning</w:t>
+            </w:r>
+          </w:p>
+        </w:tc>
+        <w:tc>
+          <w:tcPr>
+            <w:tcW w:type="dxa" w:w="1178"/>
+          </w:tcPr>
+          <w:p>
+            <w:pPr>
+              <w:spacing w:before="60" w:after="60"/>
+            </w:pPr>
+            <w:r/>
+            <w:r>
+              <w:rPr>
+                <w:rFonts w:ascii="Arial" w:hAnsi="Arial"/>
+                <w:b w:val="0"/>
+                <w:color w:val="30302F"/>
+                <w:sz w:val="20"/>
+              </w:rPr>
+              <w:t>hours/yr</w:t>
+            </w:r>
+          </w:p>
+        </w:tc>
+        <w:tc>
+          <w:tcPr>
+            <w:tcW w:type="dxa" w:w="1178"/>
+            <w:shd w:fill="FFF2CC"/>
+          </w:tcPr>
+          <w:p>
+            <w:pPr>
+              <w:spacing w:before="60" w:after="60"/>
+            </w:pPr>
+            <w:r/>
+            <w:r>
+              <w:rPr>
+                <w:rFonts w:ascii="Arial" w:hAnsi="Arial"/>
+                <w:b w:val="0"/>
+                <w:color w:val="30302F"/>
+                <w:sz w:val="20"/>
+              </w:rPr>
+            </w:r>
+          </w:p>
+        </w:tc>
+        <w:tc>
+          <w:tcPr>
+            <w:tcW w:type="dxa" w:w="1178"/>
+            <w:shd w:fill="FFF2CC"/>
+          </w:tcPr>
+          <w:p>
+            <w:pPr>
+              <w:spacing w:before="60" w:after="60"/>
+            </w:pPr>
+            <w:r/>
+            <w:r>
+              <w:rPr>
+                <w:rFonts w:ascii="Arial" w:hAnsi="Arial"/>
+                <w:b w:val="0"/>
+                <w:color w:val="30302F"/>
+                <w:sz w:val="20"/>
+              </w:rPr>
+            </w:r>
+          </w:p>
+        </w:tc>
+        <w:tc>
+          <w:tcPr>
+            <w:tcW w:type="dxa" w:w="1178"/>
+            <w:shd w:fill="FFF2CC"/>
+          </w:tcPr>
+          <w:p>
+            <w:pPr>
+              <w:spacing w:before="60" w:after="60"/>
+            </w:pPr>
+            <w:r/>
+            <w:r>
+              <w:rPr>
+                <w:rFonts w:ascii="Arial" w:hAnsi="Arial"/>
+                <w:b w:val="0"/>
+                <w:color w:val="30302F"/>
+                <w:sz w:val="20"/>
+              </w:rPr>
+            </w:r>
+          </w:p>
+        </w:tc>
+        <w:tc>
+          <w:tcPr>
+            <w:tcW w:type="dxa" w:w="1178"/>
+            <w:shd w:fill="FFF2CC"/>
+          </w:tcPr>
+          <w:p>
+            <w:pPr>
+              <w:spacing w:before="60" w:after="60"/>
+            </w:pPr>
+            <w:r/>
+            <w:r>
+              <w:rPr>
+                <w:rFonts w:ascii="Arial" w:hAnsi="Arial"/>
+                <w:b w:val="0"/>
+                <w:color w:val="30302F"/>
+                <w:sz w:val="20"/>
+              </w:rPr>
+            </w:r>
+          </w:p>
+        </w:tc>
+        <w:tc>
+          <w:tcPr>
+            <w:tcW w:type="dxa" w:w="1178"/>
+            <w:shd w:fill="FFF2CC"/>
+          </w:tcPr>
+          <w:p>
+            <w:pPr>
+              <w:spacing w:before="60" w:after="60"/>
+            </w:pPr>
+            <w:r/>
+            <w:r>
+              <w:rPr>
+                <w:rFonts w:ascii="Arial" w:hAnsi="Arial"/>
+                <w:b w:val="0"/>
+                <w:color w:val="30302F"/>
+                <w:sz w:val="20"/>
+              </w:rPr>
+            </w:r>
+          </w:p>
+        </w:tc>
+        <w:tc>
+          <w:tcPr>
+            <w:tcW w:type="dxa" w:w="1178"/>
+            <w:shd w:fill="FFF2CC"/>
+          </w:tcPr>
+          <w:p>
+            <w:pPr>
+              <w:spacing w:before="60" w:after="60"/>
+            </w:pPr>
+            <w:r/>
+            <w:r>
+              <w:rPr>
+                <w:rFonts w:ascii="Arial" w:hAnsi="Arial"/>
+                <w:b w:val="0"/>
+                <w:color w:val="30302F"/>
+                <w:sz w:val="20"/>
+              </w:rPr>
+            </w:r>
+          </w:p>
+        </w:tc>
+        <w:tc>
+          <w:tcPr>
+            <w:tcW w:type="dxa" w:w="1178"/>
+            <w:shd w:fill="FFF2CC"/>
+          </w:tcPr>
+          <w:p>
+            <w:pPr>
+              <w:spacing w:before="60" w:after="60"/>
+            </w:pPr>
+            <w:r/>
+            <w:r>
+              <w:rPr>
+                <w:rFonts w:ascii="Arial" w:hAnsi="Arial"/>
+                <w:b w:val="0"/>
+                <w:color w:val="30302F"/>
+                <w:sz w:val="20"/>
+              </w:rPr>
+            </w:r>
+          </w:p>
+        </w:tc>
+        <w:tc>
+          <w:tcPr>
+            <w:tcW w:type="dxa" w:w="1178"/>
+            <w:shd w:fill="FFF2CC"/>
+          </w:tcPr>
+          <w:p>
+            <w:pPr>
+              <w:spacing w:before="60" w:after="60"/>
+            </w:pPr>
+            <w:r/>
+            <w:r>
+              <w:rPr>
+                <w:rFonts w:ascii="Arial" w:hAnsi="Arial"/>
+                <w:b w:val="0"/>
+                <w:color w:val="30302F"/>
+                <w:sz w:val="20"/>
+              </w:rPr>
+            </w:r>
+          </w:p>
+        </w:tc>
+        <w:tc>
+          <w:tcPr>
+            <w:tcW w:type="dxa" w:w="1178"/>
+            <w:shd w:fill="FFF2CC"/>
+          </w:tcPr>
+          <w:p>
+            <w:pPr>
+              <w:spacing w:before="60" w:after="60"/>
+            </w:pPr>
+            <w:r/>
+            <w:r>
+              <w:rPr>
+                <w:rFonts w:ascii="Arial" w:hAnsi="Arial"/>
+                <w:b w:val="0"/>
+                <w:color w:val="30302F"/>
+                <w:sz w:val="20"/>
+              </w:rPr>
+            </w:r>
+          </w:p>
+        </w:tc>
+        <w:tc>
+          <w:tcPr>
+            <w:tcW w:type="dxa" w:w="1178"/>
+            <w:shd w:fill="FFF2CC"/>
+          </w:tcPr>
+          <w:p>
+            <w:pPr>
+              <w:spacing w:before="60" w:after="60"/>
+            </w:pPr>
+            <w:r/>
+            <w:r>
+              <w:rPr>
+                <w:rFonts w:ascii="Arial" w:hAnsi="Arial"/>
+                <w:b w:val="0"/>
+                <w:color w:val="30302F"/>
+                <w:sz w:val="20"/>
+              </w:rPr>
+            </w:r>
+          </w:p>
+        </w:tc>
+      </w:tr>
+      <w:tr>
+        <w:tc>
+          <w:tcPr>
+            <w:tcW w:type="dxa" w:w="1178"/>
+            <w:shd w:fill="0A5455"/>
+          </w:tcPr>
+          <w:p>
+            <w:pPr>
+              <w:spacing w:before="60" w:after="60"/>
+            </w:pPr>
+            <w:r/>
+            <w:r>
+              <w:rPr>
+                <w:rFonts w:ascii="Arial" w:hAnsi="Arial"/>
+                <w:b/>
+                <w:color w:val="FFFFFF"/>
+                <w:sz w:val="20"/>
+              </w:rPr>
+              <w:t>USE</w:t>
+            </w:r>
+          </w:p>
+        </w:tc>
+        <w:tc>
+          <w:tcPr>
+            <w:tcW w:type="dxa" w:w="1178"/>
+          </w:tcPr>
+          <w:p>
+            <w:pPr>
+              <w:spacing w:before="60" w:after="60"/>
+            </w:pPr>
+            <w:r/>
+            <w:r>
+              <w:rPr>
+                <w:rFonts w:ascii="Arial" w:hAnsi="Arial"/>
+                <w:b w:val="0"/>
+                <w:color w:val="30302F"/>
+                <w:sz w:val="20"/>
+              </w:rPr>
+            </w:r>
+          </w:p>
+        </w:tc>
+        <w:tc>
+          <w:tcPr>
+            <w:tcW w:type="dxa" w:w="1178"/>
+            <w:shd w:fill="FFF2CC"/>
+          </w:tcPr>
+          <w:p>
+            <w:pPr>
+              <w:spacing w:before="60" w:after="60"/>
+            </w:pPr>
+            <w:r/>
+            <w:r>
+              <w:rPr>
+                <w:rFonts w:ascii="Arial" w:hAnsi="Arial"/>
+                <w:b w:val="0"/>
+                <w:color w:val="30302F"/>
+                <w:sz w:val="20"/>
+              </w:rPr>
+            </w:r>
+          </w:p>
+        </w:tc>
+        <w:tc>
+          <w:tcPr>
+            <w:tcW w:type="dxa" w:w="1178"/>
+            <w:shd w:fill="FFF2CC"/>
+          </w:tcPr>
+          <w:p>
+            <w:pPr>
+              <w:spacing w:before="60" w:after="60"/>
+            </w:pPr>
+            <w:r/>
+            <w:r>
+              <w:rPr>
+                <w:rFonts w:ascii="Arial" w:hAnsi="Arial"/>
+                <w:b w:val="0"/>
+                <w:color w:val="30302F"/>
+                <w:sz w:val="20"/>
+              </w:rPr>
+            </w:r>
+          </w:p>
+        </w:tc>
+        <w:tc>
+          <w:tcPr>
+            <w:tcW w:type="dxa" w:w="1178"/>
+            <w:shd w:fill="FFF2CC"/>
+          </w:tcPr>
+          <w:p>
+            <w:pPr>
+              <w:spacing w:before="60" w:after="60"/>
+            </w:pPr>
+            <w:r/>
+            <w:r>
+              <w:rPr>
+                <w:rFonts w:ascii="Arial" w:hAnsi="Arial"/>
+                <w:b w:val="0"/>
+                <w:color w:val="30302F"/>
+                <w:sz w:val="20"/>
+              </w:rPr>
+            </w:r>
+          </w:p>
+        </w:tc>
+        <w:tc>
+          <w:tcPr>
+            <w:tcW w:type="dxa" w:w="1178"/>
+            <w:shd w:fill="FFF2CC"/>
+          </w:tcPr>
+          <w:p>
+            <w:pPr>
+              <w:spacing w:before="60" w:after="60"/>
+            </w:pPr>
+            <w:r/>
+            <w:r>
+              <w:rPr>
+                <w:rFonts w:ascii="Arial" w:hAnsi="Arial"/>
+                <w:b w:val="0"/>
+                <w:color w:val="30302F"/>
+                <w:sz w:val="20"/>
+              </w:rPr>
+            </w:r>
+          </w:p>
+        </w:tc>
+        <w:tc>
+          <w:tcPr>
+            <w:tcW w:type="dxa" w:w="1178"/>
+            <w:shd w:fill="FFF2CC"/>
+          </w:tcPr>
+          <w:p>
+            <w:pPr>
+              <w:spacing w:before="60" w:after="60"/>
+            </w:pPr>
+            <w:r/>
+            <w:r>
+              <w:rPr>
+                <w:rFonts w:ascii="Arial" w:hAnsi="Arial"/>
+                <w:b w:val="0"/>
+                <w:color w:val="30302F"/>
+                <w:sz w:val="20"/>
+              </w:rPr>
+            </w:r>
+          </w:p>
+        </w:tc>
+        <w:tc>
+          <w:tcPr>
+            <w:tcW w:type="dxa" w:w="1178"/>
+            <w:shd w:fill="FFF2CC"/>
+          </w:tcPr>
+          <w:p>
+            <w:pPr>
+              <w:spacing w:before="60" w:after="60"/>
+            </w:pPr>
+            <w:r/>
+            <w:r>
+              <w:rPr>
+                <w:rFonts w:ascii="Arial" w:hAnsi="Arial"/>
+                <w:b w:val="0"/>
+                <w:color w:val="30302F"/>
+                <w:sz w:val="20"/>
+              </w:rPr>
+            </w:r>
+          </w:p>
+        </w:tc>
+        <w:tc>
+          <w:tcPr>
+            <w:tcW w:type="dxa" w:w="1178"/>
+            <w:shd w:fill="FFF2CC"/>
+          </w:tcPr>
+          <w:p>
+            <w:pPr>
+              <w:spacing w:before="60" w:after="60"/>
+            </w:pPr>
+            <w:r/>
+            <w:r>
+              <w:rPr>
+                <w:rFonts w:ascii="Arial" w:hAnsi="Arial"/>
+                <w:b w:val="0"/>
+                <w:color w:val="30302F"/>
+                <w:sz w:val="20"/>
+              </w:rPr>
+            </w:r>
+          </w:p>
+        </w:tc>
+        <w:tc>
+          <w:tcPr>
+            <w:tcW w:type="dxa" w:w="1178"/>
+            <w:shd w:fill="FFF2CC"/>
+          </w:tcPr>
+          <w:p>
+            <w:pPr>
+              <w:spacing w:before="60" w:after="60"/>
+            </w:pPr>
+            <w:r/>
+            <w:r>
+              <w:rPr>
+                <w:rFonts w:ascii="Arial" w:hAnsi="Arial"/>
+                <w:b w:val="0"/>
+                <w:color w:val="30302F"/>
+                <w:sz w:val="20"/>
+              </w:rPr>
+            </w:r>
+          </w:p>
+        </w:tc>
+        <w:tc>
+          <w:tcPr>
+            <w:tcW w:type="dxa" w:w="1178"/>
+            <w:shd w:fill="FFF2CC"/>
+          </w:tcPr>
+          <w:p>
+            <w:pPr>
+              <w:spacing w:before="60" w:after="60"/>
+            </w:pPr>
+            <w:r/>
+            <w:r>
+              <w:rPr>
+                <w:rFonts w:ascii="Arial" w:hAnsi="Arial"/>
+                <w:b w:val="0"/>
+                <w:color w:val="30302F"/>
+                <w:sz w:val="20"/>
+              </w:rPr>
+            </w:r>
+          </w:p>
+        </w:tc>
+        <w:tc>
+          <w:tcPr>
+            <w:tcW w:type="dxa" w:w="1178"/>
+            <w:shd w:fill="FFF2CC"/>
+          </w:tcPr>
+          <w:p>
+            <w:pPr>
+              <w:spacing w:before="60" w:after="60"/>
+            </w:pPr>
+            <w:r/>
+            <w:r>
+              <w:rPr>
+                <w:rFonts w:ascii="Arial" w:hAnsi="Arial"/>
+                <w:b w:val="0"/>
+                <w:color w:val="30302F"/>
+                <w:sz w:val="20"/>
+              </w:rPr>
+            </w:r>
+          </w:p>
+        </w:tc>
+      </w:tr>
+      <w:tr>
+        <w:tc>
+          <w:tcPr>
+            <w:tcW w:type="dxa" w:w="1178"/>
+            <w:shd w:fill="0A5455"/>
+          </w:tcPr>
+          <w:p>
+            <w:pPr>
+              <w:spacing w:before="60" w:after="60"/>
+            </w:pPr>
+            <w:r/>
+            <w:r>
+              <w:rPr>
+                <w:rFonts w:ascii="Arial" w:hAnsi="Arial"/>
+                <w:b/>
+                <w:color w:val="FFFFFF"/>
+                <w:sz w:val="20"/>
+              </w:rPr>
+              <w:t>Fish provisioning</w:t>
+            </w:r>
+          </w:p>
+        </w:tc>
+        <w:tc>
+          <w:tcPr>
+            <w:tcW w:type="dxa" w:w="1178"/>
+          </w:tcPr>
+          <w:p>
+            <w:pPr>
+              <w:spacing w:before="60" w:after="60"/>
+            </w:pPr>
+            <w:r/>
+            <w:r>
+              <w:rPr>
+                <w:rFonts w:ascii="Arial" w:hAnsi="Arial"/>
+                <w:b w:val="0"/>
+                <w:color w:val="30302F"/>
+                <w:sz w:val="20"/>
+              </w:rPr>
+              <w:t>kg/yr</w:t>
+            </w:r>
+          </w:p>
+        </w:tc>
+        <w:tc>
+          <w:tcPr>
+            <w:tcW w:type="dxa" w:w="1178"/>
+            <w:shd w:fill="FFF2CC"/>
+          </w:tcPr>
+          <w:p>
+            <w:pPr>
+              <w:spacing w:before="60" w:after="60"/>
+            </w:pPr>
+            <w:r/>
+            <w:r>
+              <w:rPr>
+                <w:rFonts w:ascii="Arial" w:hAnsi="Arial"/>
+                <w:b w:val="0"/>
+                <w:color w:val="30302F"/>
+                <w:sz w:val="20"/>
+              </w:rPr>
+            </w:r>
+          </w:p>
+        </w:tc>
+        <w:tc>
+          <w:tcPr>
+            <w:tcW w:type="dxa" w:w="1178"/>
+            <w:shd w:fill="FFF2CC"/>
+          </w:tcPr>
+          <w:p>
+            <w:pPr>
+              <w:spacing w:before="60" w:after="60"/>
+            </w:pPr>
+            <w:r/>
+            <w:r>
+              <w:rPr>
+                <w:rFonts w:ascii="Arial" w:hAnsi="Arial"/>
+                <w:b w:val="0"/>
+                <w:color w:val="30302F"/>
+                <w:sz w:val="20"/>
+              </w:rPr>
+            </w:r>
+          </w:p>
+        </w:tc>
+        <w:tc>
+          <w:tcPr>
+            <w:tcW w:type="dxa" w:w="1178"/>
+            <w:shd w:fill="FFF2CC"/>
+          </w:tcPr>
+          <w:p>
+            <w:pPr>
+              <w:spacing w:before="60" w:after="60"/>
+            </w:pPr>
+            <w:r/>
+            <w:r>
+              <w:rPr>
+                <w:rFonts w:ascii="Arial" w:hAnsi="Arial"/>
+                <w:b w:val="0"/>
+                <w:color w:val="30302F"/>
+                <w:sz w:val="20"/>
+              </w:rPr>
+            </w:r>
+          </w:p>
+        </w:tc>
+        <w:tc>
+          <w:tcPr>
+            <w:tcW w:type="dxa" w:w="1178"/>
+            <w:shd w:fill="FFF2CC"/>
+          </w:tcPr>
+          <w:p>
+            <w:pPr>
+              <w:spacing w:before="60" w:after="60"/>
+            </w:pPr>
+            <w:r/>
+            <w:r>
+              <w:rPr>
+                <w:rFonts w:ascii="Arial" w:hAnsi="Arial"/>
+                <w:b w:val="0"/>
+                <w:color w:val="30302F"/>
+                <w:sz w:val="20"/>
+              </w:rPr>
+            </w:r>
+          </w:p>
+        </w:tc>
+        <w:tc>
+          <w:tcPr>
+            <w:tcW w:type="dxa" w:w="1178"/>
+            <w:shd w:fill="FFF2CC"/>
+          </w:tcPr>
+          <w:p>
+            <w:pPr>
+              <w:spacing w:before="60" w:after="60"/>
+            </w:pPr>
+            <w:r/>
+            <w:r>
+              <w:rPr>
+                <w:rFonts w:ascii="Arial" w:hAnsi="Arial"/>
+                <w:b w:val="0"/>
+                <w:color w:val="30302F"/>
+                <w:sz w:val="20"/>
+              </w:rPr>
+            </w:r>
+          </w:p>
+        </w:tc>
+        <w:tc>
+          <w:tcPr>
+            <w:tcW w:type="dxa" w:w="1178"/>
+            <w:shd w:fill="FFF2CC"/>
+          </w:tcPr>
+          <w:p>
+            <w:pPr>
+              <w:spacing w:before="60" w:after="60"/>
+            </w:pPr>
+            <w:r/>
+            <w:r>
+              <w:rPr>
+                <w:rFonts w:ascii="Arial" w:hAnsi="Arial"/>
+                <w:b w:val="0"/>
+                <w:color w:val="30302F"/>
+                <w:sz w:val="20"/>
+              </w:rPr>
+            </w:r>
+          </w:p>
+        </w:tc>
+        <w:tc>
+          <w:tcPr>
+            <w:tcW w:type="dxa" w:w="1178"/>
+            <w:shd w:fill="FFF2CC"/>
+          </w:tcPr>
+          <w:p>
+            <w:pPr>
+              <w:spacing w:before="60" w:after="60"/>
+            </w:pPr>
+            <w:r/>
+            <w:r>
+              <w:rPr>
+                <w:rFonts w:ascii="Arial" w:hAnsi="Arial"/>
+                <w:b w:val="0"/>
+                <w:color w:val="30302F"/>
+                <w:sz w:val="20"/>
+              </w:rPr>
+            </w:r>
+          </w:p>
+        </w:tc>
+        <w:tc>
+          <w:tcPr>
+            <w:tcW w:type="dxa" w:w="1178"/>
+            <w:shd w:fill="FFF2CC"/>
+          </w:tcPr>
+          <w:p>
+            <w:pPr>
+              <w:spacing w:before="60" w:after="60"/>
+            </w:pPr>
+            <w:r/>
+            <w:r>
+              <w:rPr>
+                <w:rFonts w:ascii="Arial" w:hAnsi="Arial"/>
+                <w:b w:val="0"/>
+                <w:color w:val="30302F"/>
+                <w:sz w:val="20"/>
+              </w:rPr>
+            </w:r>
+          </w:p>
+        </w:tc>
+        <w:tc>
+          <w:tcPr>
+            <w:tcW w:type="dxa" w:w="1178"/>
+            <w:shd w:fill="FFF2CC"/>
+          </w:tcPr>
+          <w:p>
+            <w:pPr>
+              <w:spacing w:before="60" w:after="60"/>
+            </w:pPr>
+            <w:r/>
+            <w:r>
+              <w:rPr>
+                <w:rFonts w:ascii="Arial" w:hAnsi="Arial"/>
+                <w:b w:val="0"/>
+                <w:color w:val="30302F"/>
+                <w:sz w:val="20"/>
+              </w:rPr>
+            </w:r>
+          </w:p>
+        </w:tc>
+        <w:tc>
+          <w:tcPr>
+            <w:tcW w:type="dxa" w:w="1178"/>
+            <w:shd w:fill="FFF2CC"/>
+          </w:tcPr>
+          <w:p>
+            <w:pPr>
+              <w:spacing w:before="60" w:after="60"/>
+            </w:pPr>
+            <w:r/>
+            <w:r>
+              <w:rPr>
+                <w:rFonts w:ascii="Arial" w:hAnsi="Arial"/>
+                <w:b w:val="0"/>
+                <w:color w:val="30302F"/>
+                <w:sz w:val="20"/>
+              </w:rPr>
+            </w:r>
+          </w:p>
+        </w:tc>
+      </w:tr>
+      <w:tr>
+        <w:tc>
+          <w:tcPr>
+            <w:tcW w:type="dxa" w:w="1178"/>
+            <w:shd w:fill="0A5455"/>
+          </w:tcPr>
+          <w:p>
+            <w:pPr>
+              <w:spacing w:before="60" w:after="60"/>
+            </w:pPr>
+            <w:r/>
+            <w:r>
+              <w:rPr>
+                <w:rFonts w:ascii="Arial" w:hAnsi="Arial"/>
+                <w:b/>
+                <w:color w:val="FFFFFF"/>
+                <w:sz w:val="20"/>
+              </w:rPr>
+              <w:t>Carbon sequestration</w:t>
+            </w:r>
+          </w:p>
+        </w:tc>
+        <w:tc>
+          <w:tcPr>
+            <w:tcW w:type="dxa" w:w="1178"/>
+          </w:tcPr>
+          <w:p>
+            <w:pPr>
+              <w:spacing w:before="60" w:after="60"/>
+            </w:pPr>
+            <w:r/>
+            <w:r>
+              <w:rPr>
+                <w:rFonts w:ascii="Arial" w:hAnsi="Arial"/>
+                <w:b w:val="0"/>
+                <w:color w:val="30302F"/>
+                <w:sz w:val="20"/>
+              </w:rPr>
+              <w:t>Mg CO2/yr</w:t>
+            </w:r>
+          </w:p>
+        </w:tc>
+        <w:tc>
+          <w:tcPr>
+            <w:tcW w:type="dxa" w:w="1178"/>
+            <w:shd w:fill="FFF2CC"/>
+          </w:tcPr>
+          <w:p>
+            <w:pPr>
+              <w:spacing w:before="60" w:after="60"/>
+            </w:pPr>
+            <w:r/>
+            <w:r>
+              <w:rPr>
+                <w:rFonts w:ascii="Arial" w:hAnsi="Arial"/>
+                <w:b w:val="0"/>
+                <w:color w:val="30302F"/>
+                <w:sz w:val="20"/>
+              </w:rPr>
+            </w:r>
+          </w:p>
+        </w:tc>
+        <w:tc>
+          <w:tcPr>
+            <w:tcW w:type="dxa" w:w="1178"/>
+            <w:shd w:fill="FFF2CC"/>
+          </w:tcPr>
+          <w:p>
+            <w:pPr>
+              <w:spacing w:before="60" w:after="60"/>
+            </w:pPr>
+            <w:r/>
+            <w:r>
+              <w:rPr>
+                <w:rFonts w:ascii="Arial" w:hAnsi="Arial"/>
+                <w:b w:val="0"/>
+                <w:color w:val="30302F"/>
+                <w:sz w:val="20"/>
+              </w:rPr>
+            </w:r>
+          </w:p>
+        </w:tc>
+        <w:tc>
+          <w:tcPr>
+            <w:tcW w:type="dxa" w:w="1178"/>
+            <w:shd w:fill="FFF2CC"/>
+          </w:tcPr>
+          <w:p>
+            <w:pPr>
+              <w:spacing w:before="60" w:after="60"/>
+            </w:pPr>
+            <w:r/>
+            <w:r>
+              <w:rPr>
+                <w:rFonts w:ascii="Arial" w:hAnsi="Arial"/>
+                <w:b w:val="0"/>
+                <w:color w:val="30302F"/>
+                <w:sz w:val="20"/>
+              </w:rPr>
+            </w:r>
+          </w:p>
+        </w:tc>
+        <w:tc>
+          <w:tcPr>
+            <w:tcW w:type="dxa" w:w="1178"/>
+            <w:shd w:fill="FFF2CC"/>
+          </w:tcPr>
+          <w:p>
+            <w:pPr>
+              <w:spacing w:before="60" w:after="60"/>
+            </w:pPr>
+            <w:r/>
+            <w:r>
+              <w:rPr>
+                <w:rFonts w:ascii="Arial" w:hAnsi="Arial"/>
+                <w:b w:val="0"/>
+                <w:color w:val="30302F"/>
+                <w:sz w:val="20"/>
+              </w:rPr>
+            </w:r>
+          </w:p>
+        </w:tc>
+        <w:tc>
+          <w:tcPr>
+            <w:tcW w:type="dxa" w:w="1178"/>
+            <w:shd w:fill="FFF2CC"/>
+          </w:tcPr>
+          <w:p>
+            <w:pPr>
+              <w:spacing w:before="60" w:after="60"/>
+            </w:pPr>
+            <w:r/>
+            <w:r>
+              <w:rPr>
+                <w:rFonts w:ascii="Arial" w:hAnsi="Arial"/>
+                <w:b w:val="0"/>
+                <w:color w:val="30302F"/>
+                <w:sz w:val="20"/>
+              </w:rPr>
+            </w:r>
+          </w:p>
+        </w:tc>
+        <w:tc>
+          <w:tcPr>
+            <w:tcW w:type="dxa" w:w="1178"/>
+            <w:shd w:fill="FFF2CC"/>
+          </w:tcPr>
+          <w:p>
+            <w:pPr>
+              <w:spacing w:before="60" w:after="60"/>
+            </w:pPr>
+            <w:r/>
+            <w:r>
+              <w:rPr>
+                <w:rFonts w:ascii="Arial" w:hAnsi="Arial"/>
+                <w:b w:val="0"/>
+                <w:color w:val="30302F"/>
+                <w:sz w:val="20"/>
+              </w:rPr>
+            </w:r>
+          </w:p>
+        </w:tc>
+        <w:tc>
+          <w:tcPr>
+            <w:tcW w:type="dxa" w:w="1178"/>
+            <w:shd w:fill="FFF2CC"/>
+          </w:tcPr>
+          <w:p>
+            <w:pPr>
+              <w:spacing w:before="60" w:after="60"/>
+            </w:pPr>
+            <w:r/>
+            <w:r>
+              <w:rPr>
+                <w:rFonts w:ascii="Arial" w:hAnsi="Arial"/>
+                <w:b w:val="0"/>
+                <w:color w:val="30302F"/>
+                <w:sz w:val="20"/>
+              </w:rPr>
+            </w:r>
+          </w:p>
+        </w:tc>
+        <w:tc>
+          <w:tcPr>
+            <w:tcW w:type="dxa" w:w="1178"/>
+            <w:shd w:fill="FFF2CC"/>
+          </w:tcPr>
+          <w:p>
+            <w:pPr>
+              <w:spacing w:before="60" w:after="60"/>
+            </w:pPr>
+            <w:r/>
+            <w:r>
+              <w:rPr>
+                <w:rFonts w:ascii="Arial" w:hAnsi="Arial"/>
+                <w:b w:val="0"/>
+                <w:color w:val="30302F"/>
+                <w:sz w:val="20"/>
+              </w:rPr>
+            </w:r>
+          </w:p>
+        </w:tc>
+        <w:tc>
+          <w:tcPr>
+            <w:tcW w:type="dxa" w:w="1178"/>
+            <w:shd w:fill="FFF2CC"/>
+          </w:tcPr>
+          <w:p>
+            <w:pPr>
+              <w:spacing w:before="60" w:after="60"/>
+            </w:pPr>
+            <w:r/>
+            <w:r>
+              <w:rPr>
+                <w:rFonts w:ascii="Arial" w:hAnsi="Arial"/>
+                <w:b w:val="0"/>
+                <w:color w:val="30302F"/>
+                <w:sz w:val="20"/>
+              </w:rPr>
+            </w:r>
+          </w:p>
+        </w:tc>
+        <w:tc>
+          <w:tcPr>
+            <w:tcW w:type="dxa" w:w="1178"/>
+            <w:shd w:fill="FFF2CC"/>
+          </w:tcPr>
+          <w:p>
+            <w:pPr>
+              <w:spacing w:before="60" w:after="60"/>
+            </w:pPr>
+            <w:r/>
+            <w:r>
+              <w:rPr>
+                <w:rFonts w:ascii="Arial" w:hAnsi="Arial"/>
+                <w:b w:val="0"/>
+                <w:color w:val="30302F"/>
+                <w:sz w:val="20"/>
+              </w:rPr>
+            </w:r>
+          </w:p>
+        </w:tc>
+      </w:tr>
+      <w:tr>
+        <w:tc>
+          <w:tcPr>
+            <w:tcW w:type="dxa" w:w="1178"/>
+            <w:shd w:fill="0A5455"/>
+          </w:tcPr>
+          <w:p>
+            <w:pPr>
+              <w:spacing w:before="60" w:after="60"/>
+            </w:pPr>
+            <w:r/>
+            <w:r>
+              <w:rPr>
+                <w:rFonts w:ascii="Arial" w:hAnsi="Arial"/>
+                <w:b/>
+                <w:color w:val="FFFFFF"/>
+                <w:sz w:val="20"/>
+              </w:rPr>
+              <w:t>Coastal protection</w:t>
+            </w:r>
+          </w:p>
+        </w:tc>
+        <w:tc>
+          <w:tcPr>
+            <w:tcW w:type="dxa" w:w="1178"/>
+          </w:tcPr>
+          <w:p>
+            <w:pPr>
+              <w:spacing w:before="60" w:after="60"/>
+            </w:pPr>
+            <w:r/>
+            <w:r>
+              <w:rPr>
+                <w:rFonts w:ascii="Arial" w:hAnsi="Arial"/>
+                <w:b w:val="0"/>
+                <w:color w:val="30302F"/>
+                <w:sz w:val="20"/>
+              </w:rPr>
+              <w:t>m</w:t>
+            </w:r>
+          </w:p>
+        </w:tc>
+        <w:tc>
+          <w:tcPr>
+            <w:tcW w:type="dxa" w:w="1178"/>
+            <w:shd w:fill="FFF2CC"/>
+          </w:tcPr>
+          <w:p>
+            <w:pPr>
+              <w:spacing w:before="60" w:after="60"/>
+            </w:pPr>
+            <w:r/>
+            <w:r>
+              <w:rPr>
+                <w:rFonts w:ascii="Arial" w:hAnsi="Arial"/>
+                <w:b w:val="0"/>
+                <w:color w:val="30302F"/>
+                <w:sz w:val="20"/>
+              </w:rPr>
+            </w:r>
+          </w:p>
+        </w:tc>
+        <w:tc>
+          <w:tcPr>
+            <w:tcW w:type="dxa" w:w="1178"/>
+            <w:shd w:fill="FFF2CC"/>
+          </w:tcPr>
+          <w:p>
+            <w:pPr>
+              <w:spacing w:before="60" w:after="60"/>
+            </w:pPr>
+            <w:r/>
+            <w:r>
+              <w:rPr>
+                <w:rFonts w:ascii="Arial" w:hAnsi="Arial"/>
+                <w:b w:val="0"/>
+                <w:color w:val="30302F"/>
+                <w:sz w:val="20"/>
+              </w:rPr>
+            </w:r>
+          </w:p>
+        </w:tc>
+        <w:tc>
+          <w:tcPr>
+            <w:tcW w:type="dxa" w:w="1178"/>
+            <w:shd w:fill="FFF2CC"/>
+          </w:tcPr>
+          <w:p>
+            <w:pPr>
+              <w:spacing w:before="60" w:after="60"/>
+            </w:pPr>
+            <w:r/>
+            <w:r>
+              <w:rPr>
+                <w:rFonts w:ascii="Arial" w:hAnsi="Arial"/>
+                <w:b w:val="0"/>
+                <w:color w:val="30302F"/>
+                <w:sz w:val="20"/>
+              </w:rPr>
+            </w:r>
+          </w:p>
+        </w:tc>
+        <w:tc>
+          <w:tcPr>
+            <w:tcW w:type="dxa" w:w="1178"/>
+            <w:shd w:fill="FFF2CC"/>
+          </w:tcPr>
+          <w:p>
+            <w:pPr>
+              <w:spacing w:before="60" w:after="60"/>
+            </w:pPr>
+            <w:r/>
+            <w:r>
+              <w:rPr>
+                <w:rFonts w:ascii="Arial" w:hAnsi="Arial"/>
+                <w:b w:val="0"/>
+                <w:color w:val="30302F"/>
+                <w:sz w:val="20"/>
+              </w:rPr>
+            </w:r>
+          </w:p>
+        </w:tc>
+        <w:tc>
+          <w:tcPr>
+            <w:tcW w:type="dxa" w:w="1178"/>
+            <w:shd w:fill="FFF2CC"/>
+          </w:tcPr>
+          <w:p>
+            <w:pPr>
+              <w:spacing w:before="60" w:after="60"/>
+            </w:pPr>
+            <w:r/>
+            <w:r>
+              <w:rPr>
+                <w:rFonts w:ascii="Arial" w:hAnsi="Arial"/>
+                <w:b w:val="0"/>
+                <w:color w:val="30302F"/>
+                <w:sz w:val="20"/>
+              </w:rPr>
+            </w:r>
+          </w:p>
+        </w:tc>
+        <w:tc>
+          <w:tcPr>
+            <w:tcW w:type="dxa" w:w="1178"/>
+            <w:shd w:fill="FFF2CC"/>
+          </w:tcPr>
+          <w:p>
+            <w:pPr>
+              <w:spacing w:before="60" w:after="60"/>
+            </w:pPr>
+            <w:r/>
+            <w:r>
+              <w:rPr>
+                <w:rFonts w:ascii="Arial" w:hAnsi="Arial"/>
+                <w:b w:val="0"/>
+                <w:color w:val="30302F"/>
+                <w:sz w:val="20"/>
+              </w:rPr>
+            </w:r>
+          </w:p>
+        </w:tc>
+        <w:tc>
+          <w:tcPr>
+            <w:tcW w:type="dxa" w:w="1178"/>
+            <w:shd w:fill="FFF2CC"/>
+          </w:tcPr>
+          <w:p>
+            <w:pPr>
+              <w:spacing w:before="60" w:after="60"/>
+            </w:pPr>
+            <w:r/>
+            <w:r>
+              <w:rPr>
+                <w:rFonts w:ascii="Arial" w:hAnsi="Arial"/>
+                <w:b w:val="0"/>
+                <w:color w:val="30302F"/>
+                <w:sz w:val="20"/>
+              </w:rPr>
+            </w:r>
+          </w:p>
+        </w:tc>
+        <w:tc>
+          <w:tcPr>
+            <w:tcW w:type="dxa" w:w="1178"/>
+            <w:shd w:fill="FFF2CC"/>
+          </w:tcPr>
+          <w:p>
+            <w:pPr>
+              <w:spacing w:before="60" w:after="60"/>
+            </w:pPr>
+            <w:r/>
+            <w:r>
+              <w:rPr>
+                <w:rFonts w:ascii="Arial" w:hAnsi="Arial"/>
+                <w:b w:val="0"/>
+                <w:color w:val="30302F"/>
+                <w:sz w:val="20"/>
+              </w:rPr>
+            </w:r>
+          </w:p>
+        </w:tc>
+        <w:tc>
+          <w:tcPr>
+            <w:tcW w:type="dxa" w:w="1178"/>
+            <w:shd w:fill="FFF2CC"/>
+          </w:tcPr>
+          <w:p>
+            <w:pPr>
+              <w:spacing w:before="60" w:after="60"/>
+            </w:pPr>
+            <w:r/>
+            <w:r>
+              <w:rPr>
+                <w:rFonts w:ascii="Arial" w:hAnsi="Arial"/>
+                <w:b w:val="0"/>
+                <w:color w:val="30302F"/>
+                <w:sz w:val="20"/>
+              </w:rPr>
+            </w:r>
+          </w:p>
+        </w:tc>
+        <w:tc>
+          <w:tcPr>
+            <w:tcW w:type="dxa" w:w="1178"/>
+            <w:shd w:fill="FFF2CC"/>
+          </w:tcPr>
+          <w:p>
+            <w:pPr>
+              <w:spacing w:before="60" w:after="60"/>
+            </w:pPr>
+            <w:r/>
+            <w:r>
+              <w:rPr>
+                <w:rFonts w:ascii="Arial" w:hAnsi="Arial"/>
+                <w:b w:val="0"/>
+                <w:color w:val="30302F"/>
+                <w:sz w:val="20"/>
+              </w:rPr>
+            </w:r>
+          </w:p>
+        </w:tc>
+      </w:tr>
+      <w:tr>
+        <w:tc>
+          <w:tcPr>
+            <w:tcW w:type="dxa" w:w="1178"/>
+            <w:shd w:fill="0A5455"/>
+          </w:tcPr>
+          <w:p>
+            <w:pPr>
+              <w:spacing w:before="60" w:after="60"/>
+            </w:pPr>
+            <w:r/>
+            <w:r>
+              <w:rPr>
+                <w:rFonts w:ascii="Arial" w:hAnsi="Arial"/>
+                <w:b/>
+                <w:color w:val="FFFFFF"/>
+                <w:sz w:val="20"/>
+              </w:rPr>
+              <w:t>Nursery habitat</w:t>
+            </w:r>
+          </w:p>
+        </w:tc>
+        <w:tc>
+          <w:tcPr>
+            <w:tcW w:type="dxa" w:w="1178"/>
+          </w:tcPr>
+          <w:p>
+            <w:pPr>
+              <w:spacing w:before="60" w:after="60"/>
+            </w:pPr>
+            <w:r/>
+            <w:r>
+              <w:rPr>
+                <w:rFonts w:ascii="Arial" w:hAnsi="Arial"/>
+                <w:b w:val="0"/>
+                <w:color w:val="30302F"/>
+                <w:sz w:val="20"/>
+              </w:rPr>
+              <w:t>kg/yr</w:t>
             </w:r>
           </w:p>
         </w:tc>

--- a/s-s-event-bogor/print-notebooks/03-services/10-blank-tables.docx
+++ b/s-s-event-bogor/print-notebooks/03-services/10-blank-tables.docx
@@ -8,7 +8,7 @@
           <w:rFonts w:ascii="Arial" w:hAnsi="Arial"/>
           <w:b w:val="0"/>
           <w:color w:val="0A5455"/>
-          <w:sz w:val="32"/>
+          <w:sz w:val="20"/>
         </w:rPr>
         <w:t>Ecosystem Services Account -- Blank Tables</w:t>
       </w:r>
@@ -19,7 +19,7 @@
           <w:rFonts w:ascii="Arial" w:hAnsi="Arial"/>
           <w:b w:val="0"/>
           <w:color w:val="3B9C7B"/>
-          <w:sz w:val="22"/>
+          <w:sz w:val="20"/>
         </w:rPr>
         <w:t>Part A (physical) is a complete account. Part B (monetary) is optional.</w:t>
       </w:r>
@@ -33,19 +33,22 @@
           <w:rFonts w:ascii="Arial" w:hAnsi="Arial"/>
           <w:b w:val="0"/>
           <w:color w:val="717171"/>
-          <w:sz w:val="18"/>
+          <w:sz w:val="20"/>
         </w:rPr>
         <w:t>Accounting area: ____________  |  Year: ______</w:t>
       </w:r>
     </w:p>
     <w:p/>
     <w:p>
+      <w:pPr>
+        <w:keepNext/>
+      </w:pPr>
       <w:r>
         <w:rPr>
           <w:rFonts w:ascii="Arial" w:hAnsi="Arial"/>
           <w:b w:val="0"/>
           <w:color w:val="0A5455"/>
-          <w:sz w:val="32"/>
+          <w:sz w:val="20"/>
         </w:rPr>
         <w:t>Table 4a: Physical Supply (Part A)</w:t>
       </w:r>
@@ -1232,12 +1235,15 @@
       </w:r>
     </w:p>
     <w:p>
+      <w:pPr>
+        <w:keepNext/>
+      </w:pPr>
       <w:r>
         <w:rPr>
           <w:rFonts w:ascii="Arial" w:hAnsi="Arial"/>
           <w:b w:val="0"/>
           <w:color w:val="0A5455"/>
-          <w:sz w:val="32"/>
+          <w:sz w:val="20"/>
         </w:rPr>
         <w:t>Table 4b: Monetary Supply (Part B) -- USD/year</w:t>
       </w:r>
@@ -2427,7 +2433,7 @@
           <w:rFonts w:ascii="Arial" w:hAnsi="Arial"/>
           <w:b w:val="0"/>
           <w:color w:val="717171"/>
-          <w:sz w:val="18"/>
+          <w:sz w:val="20"/>
         </w:rPr>
         <w:t>Part A stands alone. Only fill Part B for services where you have economic data. Mixed completeness is normal.</w:t>
       </w:r>
@@ -2443,7 +2449,7 @@
           <w:rFonts w:ascii="Arial" w:hAnsi="Arial"/>
           <w:b w:val="0"/>
           <w:color w:val="0A5455"/>
-          <w:sz w:val="32"/>
+          <w:sz w:val="20"/>
         </w:rPr>
         <w:t>Table 4c: Physical Use (Part A)</w:t>
       </w:r>
@@ -2451,13 +2457,14 @@
     <w:p>
       <w:pPr>
         <w:spacing w:before="40"/>
+        <w:keepNext/>
       </w:pPr>
       <w:r>
         <w:rPr>
           <w:rFonts w:ascii="Arial" w:hAnsi="Arial"/>
           <w:b w:val="0"/>
           <w:color w:val="717171"/>
-          <w:sz w:val="18"/>
+          <w:sz w:val="20"/>
         </w:rPr>
         <w:t>For each service, assign the physical quantity to the economic sector that benefits.</w:t>
       </w:r>
@@ -3646,7 +3653,7 @@
           <w:rFonts w:ascii="Arial" w:hAnsi="Arial"/>
           <w:b w:val="0"/>
           <w:color w:val="0A5455"/>
-          <w:sz w:val="32"/>
+          <w:sz w:val="20"/>
         </w:rPr>
         <w:t>Table 4d: Monetary Use (Part B) -- USD/year</w:t>
       </w:r>
@@ -3654,13 +3661,14 @@
     <w:p>
       <w:pPr>
         <w:spacing w:before="40"/>
+        <w:keepNext/>
       </w:pPr>
       <w:r>
         <w:rPr>
           <w:rFonts w:ascii="Arial" w:hAnsi="Arial"/>
           <w:b w:val="0"/>
           <w:color w:val="717171"/>
-          <w:sz w:val="18"/>
+          <w:sz w:val="20"/>
         </w:rPr>
         <w:t>Assign the monetary value of each service to the sector that benefits. Totals must match the supply table.</w:t>
       </w:r>
@@ -5017,7 +5025,7 @@
           <w:rFonts w:ascii="Arial" w:hAnsi="Arial"/>
           <w:b w:val="0"/>
           <w:color w:val="0A5455"/>
-          <w:sz w:val="32"/>
+          <w:sz w:val="20"/>
         </w:rPr>
         <w:t>Table 4e: Integrated Supply-Use Table (SEEA EA Table 7.1)</w:t>
       </w:r>
@@ -5025,13 +5033,14 @@
     <w:p>
       <w:pPr>
         <w:spacing w:before="40"/>
+        <w:keepNext/>
       </w:pPr>
       <w:r>
         <w:rPr>
           <w:rFonts w:ascii="Arial" w:hAnsi="Arial"/>
           <w:b w:val="0"/>
           <w:color w:val="717171"/>
-          <w:sz w:val="18"/>
+          <w:sz w:val="20"/>
         </w:rPr>
         <w:t>SUPPLY on top (fill ecosystem columns), USE on bottom (fill economic unit columns). Total supply = Total use per row.</w:t>
       </w:r>

--- a/s-s-event-bogor/print-notebooks/03-services/10-blank-tables.docx
+++ b/s-s-event-bogor/print-notebooks/03-services/10-blank-tables.docx
@@ -27,6 +27,7 @@
     <w:p>
       <w:pPr>
         <w:spacing w:before="40"/>
+        <w:keepNext w:val="true"/>
       </w:pPr>
       <w:r>
         <w:rPr>
@@ -66,6 +67,7 @@
           <w:insideH w:val="single" w:sz="4" w:color="404040"/>
           <w:insideV w:val="single" w:sz="4" w:color="404040"/>
         </w:tblBorders>
+        <w:tblLayout w:type="fixed"/>
       </w:tblPr>
       <w:tblGrid>
         <w:gridCol w:w="2020"/>
@@ -77,14 +79,18 @@
         <w:gridCol w:w="2020"/>
       </w:tblGrid>
       <w:tr>
-        <w:tc>
-          <w:tcPr>
-            <w:tcW w:type="dxa" w:w="2020"/>
+        <w:trPr>
+          <w:cantSplit w:val="true"/>
+        </w:trPr>
+        <w:tc>
+          <w:tcPr>
+            <w:tcW w:type="dxa" w:w="2203"/>
             <w:shd w:fill="3B9C7B"/>
           </w:tcPr>
           <w:p>
             <w:pPr>
               <w:jc w:val="center"/>
+              <w:keepNext w:val="true"/>
             </w:pPr>
             <w:r/>
             <w:r>
@@ -100,12 +106,13 @@
         </w:tc>
         <w:tc>
           <w:tcPr>
-            <w:tcW w:type="dxa" w:w="2020"/>
+            <w:tcW w:type="dxa" w:w="1542"/>
             <w:shd w:fill="3B9C7B"/>
           </w:tcPr>
           <w:p>
             <w:pPr>
               <w:jc w:val="center"/>
+              <w:keepNext w:val="true"/>
             </w:pPr>
             <w:r/>
             <w:r>
@@ -123,12 +130,13 @@
         </w:tc>
         <w:tc>
           <w:tcPr>
-            <w:tcW w:type="dxa" w:w="2020"/>
+            <w:tcW w:type="dxa" w:w="1432"/>
             <w:shd w:fill="3B9C7B"/>
           </w:tcPr>
           <w:p>
             <w:pPr>
               <w:jc w:val="center"/>
+              <w:keepNext w:val="true"/>
             </w:pPr>
             <w:r/>
             <w:r>
@@ -144,12 +152,13 @@
         </w:tc>
         <w:tc>
           <w:tcPr>
-            <w:tcW w:type="dxa" w:w="2020"/>
+            <w:tcW w:type="dxa" w:w="1212"/>
             <w:shd w:fill="3B9C7B"/>
           </w:tcPr>
           <w:p>
             <w:pPr>
               <w:jc w:val="center"/>
+              <w:keepNext w:val="true"/>
             </w:pPr>
             <w:r/>
             <w:r>
@@ -165,12 +174,13 @@
         </w:tc>
         <w:tc>
           <w:tcPr>
-            <w:tcW w:type="dxa" w:w="2020"/>
+            <w:tcW w:type="dxa" w:w="1212"/>
             <w:shd w:fill="3B9C7B"/>
           </w:tcPr>
           <w:p>
             <w:pPr>
               <w:jc w:val="center"/>
+              <w:keepNext w:val="true"/>
             </w:pPr>
             <w:r/>
             <w:r>
@@ -186,12 +196,13 @@
         </w:tc>
         <w:tc>
           <w:tcPr>
-            <w:tcW w:type="dxa" w:w="2020"/>
+            <w:tcW w:type="dxa" w:w="1212"/>
             <w:shd w:fill="3B9C7B"/>
           </w:tcPr>
           <w:p>
             <w:pPr>
               <w:jc w:val="center"/>
+              <w:keepNext w:val="true"/>
             </w:pPr>
             <w:r/>
             <w:r>
@@ -207,12 +218,13 @@
         </w:tc>
         <w:tc>
           <w:tcPr>
-            <w:tcW w:type="dxa" w:w="2020"/>
+            <w:tcW w:type="dxa" w:w="826"/>
             <w:shd w:fill="3B9C7B"/>
           </w:tcPr>
           <w:p>
             <w:pPr>
               <w:jc w:val="center"/>
+              <w:keepNext w:val="true"/>
             </w:pPr>
             <w:r/>
             <w:r>
@@ -228,14 +240,18 @@
         </w:tc>
       </w:tr>
       <w:tr>
-        <w:tc>
-          <w:tcPr>
-            <w:tcW w:type="dxa" w:w="2020"/>
+        <w:trPr>
+          <w:cantSplit w:val="true"/>
+        </w:trPr>
+        <w:tc>
+          <w:tcPr>
+            <w:tcW w:type="dxa" w:w="2203"/>
             <w:shd w:fill="0A5455"/>
           </w:tcPr>
           <w:p>
             <w:pPr>
               <w:spacing w:before="60" w:after="60"/>
+              <w:keepNext w:val="true"/>
             </w:pPr>
             <w:r/>
             <w:r>
@@ -251,11 +267,12 @@
         </w:tc>
         <w:tc>
           <w:tcPr>
-            <w:tcW w:type="dxa" w:w="2020"/>
-          </w:tcPr>
-          <w:p>
-            <w:pPr>
-              <w:spacing w:before="60" w:after="60"/>
+            <w:tcW w:type="dxa" w:w="1542"/>
+          </w:tcPr>
+          <w:p>
+            <w:pPr>
+              <w:spacing w:before="60" w:after="60"/>
+              <w:keepNext w:val="true"/>
             </w:pPr>
             <w:r/>
             <w:r>
@@ -271,11 +288,12 @@
         </w:tc>
         <w:tc>
           <w:tcPr>
-            <w:tcW w:type="dxa" w:w="2020"/>
-          </w:tcPr>
-          <w:p>
-            <w:pPr>
-              <w:spacing w:before="60" w:after="60"/>
+            <w:tcW w:type="dxa" w:w="1432"/>
+          </w:tcPr>
+          <w:p>
+            <w:pPr>
+              <w:spacing w:before="60" w:after="60"/>
+              <w:keepNext w:val="true"/>
             </w:pPr>
             <w:r/>
             <w:r>
@@ -291,12 +309,13 @@
         </w:tc>
         <w:tc>
           <w:tcPr>
-            <w:tcW w:type="dxa" w:w="2020"/>
+            <w:tcW w:type="dxa" w:w="1212"/>
             <w:shd w:fill="FFF2CC"/>
           </w:tcPr>
           <w:p>
             <w:pPr>
               <w:spacing w:before="60" w:after="60"/>
+              <w:keepNext w:val="true"/>
             </w:pPr>
             <w:r/>
             <w:r>
@@ -311,12 +330,13 @@
         </w:tc>
         <w:tc>
           <w:tcPr>
-            <w:tcW w:type="dxa" w:w="2020"/>
+            <w:tcW w:type="dxa" w:w="1212"/>
             <w:shd w:fill="FFF2CC"/>
           </w:tcPr>
           <w:p>
             <w:pPr>
               <w:spacing w:before="60" w:after="60"/>
+              <w:keepNext w:val="true"/>
             </w:pPr>
             <w:r/>
             <w:r>
@@ -331,12 +351,13 @@
         </w:tc>
         <w:tc>
           <w:tcPr>
-            <w:tcW w:type="dxa" w:w="2020"/>
+            <w:tcW w:type="dxa" w:w="1212"/>
             <w:shd w:fill="FFF2CC"/>
           </w:tcPr>
           <w:p>
             <w:pPr>
               <w:spacing w:before="60" w:after="60"/>
+              <w:keepNext w:val="true"/>
             </w:pPr>
             <w:r/>
             <w:r>
@@ -351,12 +372,13 @@
         </w:tc>
         <w:tc>
           <w:tcPr>
-            <w:tcW w:type="dxa" w:w="2020"/>
+            <w:tcW w:type="dxa" w:w="826"/>
             <w:shd w:fill="FFF2CC"/>
           </w:tcPr>
           <w:p>
             <w:pPr>
               <w:spacing w:before="60" w:after="60"/>
+              <w:keepNext w:val="true"/>
             </w:pPr>
             <w:r/>
             <w:r>
@@ -371,14 +393,18 @@
         </w:tc>
       </w:tr>
       <w:tr>
-        <w:tc>
-          <w:tcPr>
-            <w:tcW w:type="dxa" w:w="2020"/>
+        <w:trPr>
+          <w:cantSplit w:val="true"/>
+        </w:trPr>
+        <w:tc>
+          <w:tcPr>
+            <w:tcW w:type="dxa" w:w="2203"/>
             <w:shd w:fill="0A5455"/>
           </w:tcPr>
           <w:p>
             <w:pPr>
               <w:spacing w:before="60" w:after="60"/>
+              <w:keepNext w:val="true"/>
             </w:pPr>
             <w:r/>
             <w:r>
@@ -394,11 +420,12 @@
         </w:tc>
         <w:tc>
           <w:tcPr>
-            <w:tcW w:type="dxa" w:w="2020"/>
-          </w:tcPr>
-          <w:p>
-            <w:pPr>
-              <w:spacing w:before="60" w:after="60"/>
+            <w:tcW w:type="dxa" w:w="1542"/>
+          </w:tcPr>
+          <w:p>
+            <w:pPr>
+              <w:spacing w:before="60" w:after="60"/>
+              <w:keepNext w:val="true"/>
             </w:pPr>
             <w:r/>
             <w:r>
@@ -414,11 +441,12 @@
         </w:tc>
         <w:tc>
           <w:tcPr>
-            <w:tcW w:type="dxa" w:w="2020"/>
-          </w:tcPr>
-          <w:p>
-            <w:pPr>
-              <w:spacing w:before="60" w:after="60"/>
+            <w:tcW w:type="dxa" w:w="1432"/>
+          </w:tcPr>
+          <w:p>
+            <w:pPr>
+              <w:spacing w:before="60" w:after="60"/>
+              <w:keepNext w:val="true"/>
             </w:pPr>
             <w:r/>
             <w:r>
@@ -434,12 +462,13 @@
         </w:tc>
         <w:tc>
           <w:tcPr>
-            <w:tcW w:type="dxa" w:w="2020"/>
+            <w:tcW w:type="dxa" w:w="1212"/>
             <w:shd w:fill="FFF2CC"/>
           </w:tcPr>
           <w:p>
             <w:pPr>
               <w:spacing w:before="60" w:after="60"/>
+              <w:keepNext w:val="true"/>
             </w:pPr>
             <w:r/>
             <w:r>
@@ -454,12 +483,13 @@
         </w:tc>
         <w:tc>
           <w:tcPr>
-            <w:tcW w:type="dxa" w:w="2020"/>
+            <w:tcW w:type="dxa" w:w="1212"/>
             <w:shd w:fill="FFF2CC"/>
           </w:tcPr>
           <w:p>
             <w:pPr>
               <w:spacing w:before="60" w:after="60"/>
+              <w:keepNext w:val="true"/>
             </w:pPr>
             <w:r/>
             <w:r>
@@ -474,12 +504,13 @@
         </w:tc>
         <w:tc>
           <w:tcPr>
-            <w:tcW w:type="dxa" w:w="2020"/>
+            <w:tcW w:type="dxa" w:w="1212"/>
             <w:shd w:fill="FFF2CC"/>
           </w:tcPr>
           <w:p>
             <w:pPr>
               <w:spacing w:before="60" w:after="60"/>
+              <w:keepNext w:val="true"/>
             </w:pPr>
             <w:r/>
             <w:r>
@@ -494,12 +525,13 @@
         </w:tc>
         <w:tc>
           <w:tcPr>
-            <w:tcW w:type="dxa" w:w="2020"/>
+            <w:tcW w:type="dxa" w:w="826"/>
             <w:shd w:fill="FFF2CC"/>
           </w:tcPr>
           <w:p>
             <w:pPr>
               <w:spacing w:before="60" w:after="60"/>
+              <w:keepNext w:val="true"/>
             </w:pPr>
             <w:r/>
             <w:r>
@@ -514,9 +546,12 @@
         </w:tc>
       </w:tr>
       <w:tr>
-        <w:tc>
-          <w:tcPr>
-            <w:tcW w:type="dxa" w:w="2020"/>
+        <w:trPr>
+          <w:cantSplit w:val="true"/>
+        </w:trPr>
+        <w:tc>
+          <w:tcPr>
+            <w:tcW w:type="dxa" w:w="2203"/>
             <w:shd w:fill="0A5455"/>
           </w:tcPr>
           <w:p>
@@ -537,7 +572,7 @@
         </w:tc>
         <w:tc>
           <w:tcPr>
-            <w:tcW w:type="dxa" w:w="2020"/>
+            <w:tcW w:type="dxa" w:w="1542"/>
           </w:tcPr>
           <w:p>
             <w:pPr>
@@ -557,7 +592,7 @@
         </w:tc>
         <w:tc>
           <w:tcPr>
-            <w:tcW w:type="dxa" w:w="2020"/>
+            <w:tcW w:type="dxa" w:w="1432"/>
           </w:tcPr>
           <w:p>
             <w:pPr>
@@ -577,7 +612,7 @@
         </w:tc>
         <w:tc>
           <w:tcPr>
-            <w:tcW w:type="dxa" w:w="2020"/>
+            <w:tcW w:type="dxa" w:w="1212"/>
             <w:shd w:fill="FFF2CC"/>
           </w:tcPr>
           <w:p>
@@ -597,7 +632,7 @@
         </w:tc>
         <w:tc>
           <w:tcPr>
-            <w:tcW w:type="dxa" w:w="2020"/>
+            <w:tcW w:type="dxa" w:w="1212"/>
             <w:shd w:fill="FFF2CC"/>
           </w:tcPr>
           <w:p>
@@ -617,7 +652,7 @@
         </w:tc>
         <w:tc>
           <w:tcPr>
-            <w:tcW w:type="dxa" w:w="2020"/>
+            <w:tcW w:type="dxa" w:w="1212"/>
             <w:shd w:fill="FFF2CC"/>
           </w:tcPr>
           <w:p>
@@ -637,7 +672,7 @@
         </w:tc>
         <w:tc>
           <w:tcPr>
-            <w:tcW w:type="dxa" w:w="2020"/>
+            <w:tcW w:type="dxa" w:w="826"/>
             <w:shd w:fill="FFF2CC"/>
           </w:tcPr>
           <w:p>
@@ -657,9 +692,12 @@
         </w:tc>
       </w:tr>
       <w:tr>
-        <w:tc>
-          <w:tcPr>
-            <w:tcW w:type="dxa" w:w="2020"/>
+        <w:trPr>
+          <w:cantSplit w:val="true"/>
+        </w:trPr>
+        <w:tc>
+          <w:tcPr>
+            <w:tcW w:type="dxa" w:w="2203"/>
             <w:shd w:fill="0A5455"/>
           </w:tcPr>
           <w:p>
@@ -680,7 +718,7 @@
         </w:tc>
         <w:tc>
           <w:tcPr>
-            <w:tcW w:type="dxa" w:w="2020"/>
+            <w:tcW w:type="dxa" w:w="1542"/>
           </w:tcPr>
           <w:p>
             <w:pPr>
@@ -700,7 +738,7 @@
         </w:tc>
         <w:tc>
           <w:tcPr>
-            <w:tcW w:type="dxa" w:w="2020"/>
+            <w:tcW w:type="dxa" w:w="1432"/>
           </w:tcPr>
           <w:p>
             <w:pPr>
@@ -720,7 +758,7 @@
         </w:tc>
         <w:tc>
           <w:tcPr>
-            <w:tcW w:type="dxa" w:w="2020"/>
+            <w:tcW w:type="dxa" w:w="1212"/>
             <w:shd w:fill="FFF2CC"/>
           </w:tcPr>
           <w:p>
@@ -740,7 +778,7 @@
         </w:tc>
         <w:tc>
           <w:tcPr>
-            <w:tcW w:type="dxa" w:w="2020"/>
+            <w:tcW w:type="dxa" w:w="1212"/>
             <w:shd w:fill="FFF2CC"/>
           </w:tcPr>
           <w:p>
@@ -760,7 +798,7 @@
         </w:tc>
         <w:tc>
           <w:tcPr>
-            <w:tcW w:type="dxa" w:w="2020"/>
+            <w:tcW w:type="dxa" w:w="1212"/>
             <w:shd w:fill="FFF2CC"/>
           </w:tcPr>
           <w:p>
@@ -780,7 +818,7 @@
         </w:tc>
         <w:tc>
           <w:tcPr>
-            <w:tcW w:type="dxa" w:w="2020"/>
+            <w:tcW w:type="dxa" w:w="826"/>
             <w:shd w:fill="FFF2CC"/>
           </w:tcPr>
           <w:p>
@@ -800,9 +838,12 @@
         </w:tc>
       </w:tr>
       <w:tr>
-        <w:tc>
-          <w:tcPr>
-            <w:tcW w:type="dxa" w:w="2020"/>
+        <w:trPr>
+          <w:cantSplit w:val="true"/>
+        </w:trPr>
+        <w:tc>
+          <w:tcPr>
+            <w:tcW w:type="dxa" w:w="2203"/>
             <w:shd w:fill="0A5455"/>
           </w:tcPr>
           <w:p>
@@ -823,7 +864,7 @@
         </w:tc>
         <w:tc>
           <w:tcPr>
-            <w:tcW w:type="dxa" w:w="2020"/>
+            <w:tcW w:type="dxa" w:w="1542"/>
           </w:tcPr>
           <w:p>
             <w:pPr>
@@ -843,7 +884,7 @@
         </w:tc>
         <w:tc>
           <w:tcPr>
-            <w:tcW w:type="dxa" w:w="2020"/>
+            <w:tcW w:type="dxa" w:w="1432"/>
           </w:tcPr>
           <w:p>
             <w:pPr>
@@ -863,7 +904,7 @@
         </w:tc>
         <w:tc>
           <w:tcPr>
-            <w:tcW w:type="dxa" w:w="2020"/>
+            <w:tcW w:type="dxa" w:w="1212"/>
             <w:shd w:fill="FFF2CC"/>
           </w:tcPr>
           <w:p>
@@ -883,7 +924,7 @@
         </w:tc>
         <w:tc>
           <w:tcPr>
-            <w:tcW w:type="dxa" w:w="2020"/>
+            <w:tcW w:type="dxa" w:w="1212"/>
             <w:shd w:fill="FFF2CC"/>
           </w:tcPr>
           <w:p>
@@ -903,7 +944,7 @@
         </w:tc>
         <w:tc>
           <w:tcPr>
-            <w:tcW w:type="dxa" w:w="2020"/>
+            <w:tcW w:type="dxa" w:w="1212"/>
             <w:shd w:fill="FFF2CC"/>
           </w:tcPr>
           <w:p>
@@ -923,7 +964,7 @@
         </w:tc>
         <w:tc>
           <w:tcPr>
-            <w:tcW w:type="dxa" w:w="2020"/>
+            <w:tcW w:type="dxa" w:w="826"/>
             <w:shd w:fill="FFF2CC"/>
           </w:tcPr>
           <w:p>
@@ -943,9 +984,12 @@
         </w:tc>
       </w:tr>
       <w:tr>
-        <w:tc>
-          <w:tcPr>
-            <w:tcW w:type="dxa" w:w="2020"/>
+        <w:trPr>
+          <w:cantSplit w:val="true"/>
+        </w:trPr>
+        <w:tc>
+          <w:tcPr>
+            <w:tcW w:type="dxa" w:w="2203"/>
             <w:shd w:fill="0A5455"/>
           </w:tcPr>
           <w:p>
@@ -966,7 +1010,7 @@
         </w:tc>
         <w:tc>
           <w:tcPr>
-            <w:tcW w:type="dxa" w:w="2020"/>
+            <w:tcW w:type="dxa" w:w="1542"/>
           </w:tcPr>
           <w:p>
             <w:pPr>
@@ -986,7 +1030,7 @@
         </w:tc>
         <w:tc>
           <w:tcPr>
-            <w:tcW w:type="dxa" w:w="2020"/>
+            <w:tcW w:type="dxa" w:w="1432"/>
           </w:tcPr>
           <w:p>
             <w:pPr>
@@ -1006,7 +1050,7 @@
         </w:tc>
         <w:tc>
           <w:tcPr>
-            <w:tcW w:type="dxa" w:w="2020"/>
+            <w:tcW w:type="dxa" w:w="1212"/>
             <w:shd w:fill="FFF2CC"/>
           </w:tcPr>
           <w:p>
@@ -1026,7 +1070,7 @@
         </w:tc>
         <w:tc>
           <w:tcPr>
-            <w:tcW w:type="dxa" w:w="2020"/>
+            <w:tcW w:type="dxa" w:w="1212"/>
             <w:shd w:fill="FFF2CC"/>
           </w:tcPr>
           <w:p>
@@ -1046,7 +1090,7 @@
         </w:tc>
         <w:tc>
           <w:tcPr>
-            <w:tcW w:type="dxa" w:w="2020"/>
+            <w:tcW w:type="dxa" w:w="1212"/>
             <w:shd w:fill="FFF2CC"/>
           </w:tcPr>
           <w:p>
@@ -1066,7 +1110,7 @@
         </w:tc>
         <w:tc>
           <w:tcPr>
-            <w:tcW w:type="dxa" w:w="2020"/>
+            <w:tcW w:type="dxa" w:w="826"/>
             <w:shd w:fill="FFF2CC"/>
           </w:tcPr>
           <w:p>
@@ -1086,9 +1130,12 @@
         </w:tc>
       </w:tr>
       <w:tr>
-        <w:tc>
-          <w:tcPr>
-            <w:tcW w:type="dxa" w:w="2020"/>
+        <w:trPr>
+          <w:cantSplit w:val="true"/>
+        </w:trPr>
+        <w:tc>
+          <w:tcPr>
+            <w:tcW w:type="dxa" w:w="2203"/>
             <w:shd w:fill="0A5455"/>
           </w:tcPr>
           <w:p>
@@ -1109,7 +1156,7 @@
         </w:tc>
         <w:tc>
           <w:tcPr>
-            <w:tcW w:type="dxa" w:w="2020"/>
+            <w:tcW w:type="dxa" w:w="1542"/>
           </w:tcPr>
           <w:p>
             <w:pPr>
@@ -1129,7 +1176,7 @@
         </w:tc>
         <w:tc>
           <w:tcPr>
-            <w:tcW w:type="dxa" w:w="2020"/>
+            <w:tcW w:type="dxa" w:w="1432"/>
           </w:tcPr>
           <w:p>
             <w:pPr>
@@ -1149,7 +1196,7 @@
         </w:tc>
         <w:tc>
           <w:tcPr>
-            <w:tcW w:type="dxa" w:w="2020"/>
+            <w:tcW w:type="dxa" w:w="1212"/>
             <w:shd w:fill="FFF2CC"/>
           </w:tcPr>
           <w:p>
@@ -1169,7 +1216,7 @@
         </w:tc>
         <w:tc>
           <w:tcPr>
-            <w:tcW w:type="dxa" w:w="2020"/>
+            <w:tcW w:type="dxa" w:w="1212"/>
             <w:shd w:fill="FFF2CC"/>
           </w:tcPr>
           <w:p>
@@ -1189,7 +1236,7 @@
         </w:tc>
         <w:tc>
           <w:tcPr>
-            <w:tcW w:type="dxa" w:w="2020"/>
+            <w:tcW w:type="dxa" w:w="1212"/>
             <w:shd w:fill="FFF2CC"/>
           </w:tcPr>
           <w:p>
@@ -1209,7 +1256,7 @@
         </w:tc>
         <w:tc>
           <w:tcPr>
-            <w:tcW w:type="dxa" w:w="2020"/>
+            <w:tcW w:type="dxa" w:w="826"/>
             <w:shd w:fill="FFF2CC"/>
           </w:tcPr>
           <w:p>
@@ -1261,6 +1308,7 @@
           <w:insideH w:val="single" w:sz="4" w:color="404040"/>
           <w:insideV w:val="single" w:sz="4" w:color="404040"/>
         </w:tblBorders>
+        <w:tblLayout w:type="fixed"/>
       </w:tblPr>
       <w:tblGrid>
         <w:gridCol w:w="2020"/>
@@ -1272,14 +1320,18 @@
         <w:gridCol w:w="2020"/>
       </w:tblGrid>
       <w:tr>
-        <w:tc>
-          <w:tcPr>
-            <w:tcW w:type="dxa" w:w="2020"/>
+        <w:trPr>
+          <w:cantSplit w:val="true"/>
+        </w:trPr>
+        <w:tc>
+          <w:tcPr>
+            <w:tcW w:type="dxa" w:w="2149"/>
             <w:shd w:fill="3B9C7B"/>
           </w:tcPr>
           <w:p>
             <w:pPr>
               <w:jc w:val="center"/>
+              <w:keepNext w:val="true"/>
             </w:pPr>
             <w:r/>
             <w:r>
@@ -1295,12 +1347,13 @@
         </w:tc>
         <w:tc>
           <w:tcPr>
-            <w:tcW w:type="dxa" w:w="2020"/>
+            <w:tcW w:type="dxa" w:w="2042"/>
             <w:shd w:fill="3B9C7B"/>
           </w:tcPr>
           <w:p>
             <w:pPr>
               <w:jc w:val="center"/>
+              <w:keepNext w:val="true"/>
             </w:pPr>
             <w:r/>
             <w:r>
@@ -1318,12 +1371,13 @@
         </w:tc>
         <w:tc>
           <w:tcPr>
-            <w:tcW w:type="dxa" w:w="2020"/>
+            <w:tcW w:type="dxa" w:w="1075"/>
             <w:shd w:fill="3B9C7B"/>
           </w:tcPr>
           <w:p>
             <w:pPr>
               <w:jc w:val="center"/>
+              <w:keepNext w:val="true"/>
             </w:pPr>
             <w:r/>
             <w:r>
@@ -1341,12 +1395,13 @@
         </w:tc>
         <w:tc>
           <w:tcPr>
-            <w:tcW w:type="dxa" w:w="2020"/>
+            <w:tcW w:type="dxa" w:w="1182"/>
             <w:shd w:fill="3B9C7B"/>
           </w:tcPr>
           <w:p>
             <w:pPr>
               <w:jc w:val="center"/>
+              <w:keepNext w:val="true"/>
             </w:pPr>
             <w:r/>
             <w:r>
@@ -1362,12 +1417,13 @@
         </w:tc>
         <w:tc>
           <w:tcPr>
-            <w:tcW w:type="dxa" w:w="2020"/>
+            <w:tcW w:type="dxa" w:w="1182"/>
             <w:shd w:fill="3B9C7B"/>
           </w:tcPr>
           <w:p>
             <w:pPr>
               <w:jc w:val="center"/>
+              <w:keepNext w:val="true"/>
             </w:pPr>
             <w:r/>
             <w:r>
@@ -1383,12 +1439,13 @@
         </w:tc>
         <w:tc>
           <w:tcPr>
-            <w:tcW w:type="dxa" w:w="2020"/>
+            <w:tcW w:type="dxa" w:w="1182"/>
             <w:shd w:fill="3B9C7B"/>
           </w:tcPr>
           <w:p>
             <w:pPr>
               <w:jc w:val="center"/>
+              <w:keepNext w:val="true"/>
             </w:pPr>
             <w:r/>
             <w:r>
@@ -1404,12 +1461,13 @@
         </w:tc>
         <w:tc>
           <w:tcPr>
-            <w:tcW w:type="dxa" w:w="2020"/>
+            <w:tcW w:type="dxa" w:w="825"/>
             <w:shd w:fill="3B9C7B"/>
           </w:tcPr>
           <w:p>
             <w:pPr>
               <w:jc w:val="center"/>
+              <w:keepNext w:val="true"/>
             </w:pPr>
             <w:r/>
             <w:r>
@@ -1425,14 +1483,18 @@
         </w:tc>
       </w:tr>
       <w:tr>
-        <w:tc>
-          <w:tcPr>
-            <w:tcW w:type="dxa" w:w="2020"/>
+        <w:trPr>
+          <w:cantSplit w:val="true"/>
+        </w:trPr>
+        <w:tc>
+          <w:tcPr>
+            <w:tcW w:type="dxa" w:w="2149"/>
             <w:shd w:fill="0A5455"/>
           </w:tcPr>
           <w:p>
             <w:pPr>
               <w:spacing w:before="60" w:after="60"/>
+              <w:keepNext w:val="true"/>
             </w:pPr>
             <w:r/>
             <w:r>
@@ -1448,11 +1510,12 @@
         </w:tc>
         <w:tc>
           <w:tcPr>
-            <w:tcW w:type="dxa" w:w="2020"/>
-          </w:tcPr>
-          <w:p>
-            <w:pPr>
-              <w:spacing w:before="60" w:after="60"/>
+            <w:tcW w:type="dxa" w:w="2042"/>
+          </w:tcPr>
+          <w:p>
+            <w:pPr>
+              <w:spacing w:before="60" w:after="60"/>
+              <w:keepNext w:val="true"/>
             </w:pPr>
             <w:r/>
             <w:r>
@@ -1468,11 +1531,12 @@
         </w:tc>
         <w:tc>
           <w:tcPr>
-            <w:tcW w:type="dxa" w:w="2020"/>
-          </w:tcPr>
-          <w:p>
-            <w:pPr>
-              <w:spacing w:before="60" w:after="60"/>
+            <w:tcW w:type="dxa" w:w="1075"/>
+          </w:tcPr>
+          <w:p>
+            <w:pPr>
+              <w:spacing w:before="60" w:after="60"/>
+              <w:keepNext w:val="true"/>
             </w:pPr>
             <w:r/>
             <w:r>
@@ -1488,12 +1552,13 @@
         </w:tc>
         <w:tc>
           <w:tcPr>
-            <w:tcW w:type="dxa" w:w="2020"/>
+            <w:tcW w:type="dxa" w:w="1182"/>
             <w:shd w:fill="FFF2CC"/>
           </w:tcPr>
           <w:p>
             <w:pPr>
               <w:spacing w:before="60" w:after="60"/>
+              <w:keepNext w:val="true"/>
             </w:pPr>
             <w:r/>
             <w:r>
@@ -1508,12 +1573,13 @@
         </w:tc>
         <w:tc>
           <w:tcPr>
-            <w:tcW w:type="dxa" w:w="2020"/>
+            <w:tcW w:type="dxa" w:w="1182"/>
             <w:shd w:fill="FFF2CC"/>
           </w:tcPr>
           <w:p>
             <w:pPr>
               <w:spacing w:before="60" w:after="60"/>
+              <w:keepNext w:val="true"/>
             </w:pPr>
             <w:r/>
             <w:r>
@@ -1528,12 +1594,13 @@
         </w:tc>
         <w:tc>
           <w:tcPr>
-            <w:tcW w:type="dxa" w:w="2020"/>
+            <w:tcW w:type="dxa" w:w="1182"/>
             <w:shd w:fill="FFF2CC"/>
           </w:tcPr>
           <w:p>
             <w:pPr>
               <w:spacing w:before="60" w:after="60"/>
+              <w:keepNext w:val="true"/>
             </w:pPr>
             <w:r/>
             <w:r>
@@ -1548,12 +1615,13 @@
         </w:tc>
         <w:tc>
           <w:tcPr>
-            <w:tcW w:type="dxa" w:w="2020"/>
+            <w:tcW w:type="dxa" w:w="825"/>
             <w:shd w:fill="FFF2CC"/>
           </w:tcPr>
           <w:p>
             <w:pPr>
               <w:spacing w:before="60" w:after="60"/>
+              <w:keepNext w:val="true"/>
             </w:pPr>
             <w:r/>
             <w:r>
@@ -1568,14 +1636,18 @@
         </w:tc>
       </w:tr>
       <w:tr>
-        <w:tc>
-          <w:tcPr>
-            <w:tcW w:type="dxa" w:w="2020"/>
+        <w:trPr>
+          <w:cantSplit w:val="true"/>
+        </w:trPr>
+        <w:tc>
+          <w:tcPr>
+            <w:tcW w:type="dxa" w:w="2149"/>
             <w:shd w:fill="0A5455"/>
           </w:tcPr>
           <w:p>
             <w:pPr>
               <w:spacing w:before="60" w:after="60"/>
+              <w:keepNext w:val="true"/>
             </w:pPr>
             <w:r/>
             <w:r>
@@ -1591,11 +1663,12 @@
         </w:tc>
         <w:tc>
           <w:tcPr>
-            <w:tcW w:type="dxa" w:w="2020"/>
-          </w:tcPr>
-          <w:p>
-            <w:pPr>
-              <w:spacing w:before="60" w:after="60"/>
+            <w:tcW w:type="dxa" w:w="2042"/>
+          </w:tcPr>
+          <w:p>
+            <w:pPr>
+              <w:spacing w:before="60" w:after="60"/>
+              <w:keepNext w:val="true"/>
             </w:pPr>
             <w:r/>
             <w:r>
@@ -1611,11 +1684,12 @@
         </w:tc>
         <w:tc>
           <w:tcPr>
-            <w:tcW w:type="dxa" w:w="2020"/>
-          </w:tcPr>
-          <w:p>
-            <w:pPr>
-              <w:spacing w:before="60" w:after="60"/>
+            <w:tcW w:type="dxa" w:w="1075"/>
+          </w:tcPr>
+          <w:p>
+            <w:pPr>
+              <w:spacing w:before="60" w:after="60"/>
+              <w:keepNext w:val="true"/>
             </w:pPr>
             <w:r/>
             <w:r>
@@ -1631,12 +1705,13 @@
         </w:tc>
         <w:tc>
           <w:tcPr>
-            <w:tcW w:type="dxa" w:w="2020"/>
+            <w:tcW w:type="dxa" w:w="1182"/>
             <w:shd w:fill="FFF2CC"/>
           </w:tcPr>
           <w:p>
             <w:pPr>
               <w:spacing w:before="60" w:after="60"/>
+              <w:keepNext w:val="true"/>
             </w:pPr>
             <w:r/>
             <w:r>
@@ -1651,12 +1726,13 @@
         </w:tc>
         <w:tc>
           <w:tcPr>
-            <w:tcW w:type="dxa" w:w="2020"/>
+            <w:tcW w:type="dxa" w:w="1182"/>
             <w:shd w:fill="FFF2CC"/>
           </w:tcPr>
           <w:p>
             <w:pPr>
               <w:spacing w:before="60" w:after="60"/>
+              <w:keepNext w:val="true"/>
             </w:pPr>
             <w:r/>
             <w:r>
@@ -1671,12 +1747,13 @@
         </w:tc>
         <w:tc>
           <w:tcPr>
-            <w:tcW w:type="dxa" w:w="2020"/>
+            <w:tcW w:type="dxa" w:w="1182"/>
             <w:shd w:fill="FFF2CC"/>
           </w:tcPr>
           <w:p>
             <w:pPr>
               <w:spacing w:before="60" w:after="60"/>
+              <w:keepNext w:val="true"/>
             </w:pPr>
             <w:r/>
             <w:r>
@@ -1691,12 +1768,13 @@
         </w:tc>
         <w:tc>
           <w:tcPr>
-            <w:tcW w:type="dxa" w:w="2020"/>
+            <w:tcW w:type="dxa" w:w="825"/>
             <w:shd w:fill="FFF2CC"/>
           </w:tcPr>
           <w:p>
             <w:pPr>
               <w:spacing w:before="60" w:after="60"/>
+              <w:keepNext w:val="true"/>
             </w:pPr>
             <w:r/>
             <w:r>
@@ -1711,9 +1789,12 @@
         </w:tc>
       </w:tr>
       <w:tr>
-        <w:tc>
-          <w:tcPr>
-            <w:tcW w:type="dxa" w:w="2020"/>
+        <w:trPr>
+          <w:cantSplit w:val="true"/>
+        </w:trPr>
+        <w:tc>
+          <w:tcPr>
+            <w:tcW w:type="dxa" w:w="2149"/>
             <w:shd w:fill="0A5455"/>
           </w:tcPr>
           <w:p>
@@ -1734,7 +1815,7 @@
         </w:tc>
         <w:tc>
           <w:tcPr>
-            <w:tcW w:type="dxa" w:w="2020"/>
+            <w:tcW w:type="dxa" w:w="2042"/>
           </w:tcPr>
           <w:p>
             <w:pPr>
@@ -1754,7 +1835,7 @@
         </w:tc>
         <w:tc>
           <w:tcPr>
-            <w:tcW w:type="dxa" w:w="2020"/>
+            <w:tcW w:type="dxa" w:w="1075"/>
           </w:tcPr>
           <w:p>
             <w:pPr>
@@ -1774,7 +1855,7 @@
         </w:tc>
         <w:tc>
           <w:tcPr>
-            <w:tcW w:type="dxa" w:w="2020"/>
+            <w:tcW w:type="dxa" w:w="1182"/>
             <w:shd w:fill="FFF2CC"/>
           </w:tcPr>
           <w:p>
@@ -1794,7 +1875,7 @@
         </w:tc>
         <w:tc>
           <w:tcPr>
-            <w:tcW w:type="dxa" w:w="2020"/>
+            <w:tcW w:type="dxa" w:w="1182"/>
             <w:shd w:fill="FFF2CC"/>
           </w:tcPr>
           <w:p>
@@ -1814,7 +1895,7 @@
         </w:tc>
         <w:tc>
           <w:tcPr>
-            <w:tcW w:type="dxa" w:w="2020"/>
+            <w:tcW w:type="dxa" w:w="1182"/>
             <w:shd w:fill="FFF2CC"/>
           </w:tcPr>
           <w:p>
@@ -1834,7 +1915,7 @@
         </w:tc>
         <w:tc>
           <w:tcPr>
-            <w:tcW w:type="dxa" w:w="2020"/>
+            <w:tcW w:type="dxa" w:w="825"/>
             <w:shd w:fill="FFF2CC"/>
           </w:tcPr>
           <w:p>
@@ -1854,9 +1935,12 @@
         </w:tc>
       </w:tr>
       <w:tr>
-        <w:tc>
-          <w:tcPr>
-            <w:tcW w:type="dxa" w:w="2020"/>
+        <w:trPr>
+          <w:cantSplit w:val="true"/>
+        </w:trPr>
+        <w:tc>
+          <w:tcPr>
+            <w:tcW w:type="dxa" w:w="2149"/>
             <w:shd w:fill="0A5455"/>
           </w:tcPr>
           <w:p>
@@ -1877,7 +1961,7 @@
         </w:tc>
         <w:tc>
           <w:tcPr>
-            <w:tcW w:type="dxa" w:w="2020"/>
+            <w:tcW w:type="dxa" w:w="2042"/>
           </w:tcPr>
           <w:p>
             <w:pPr>
@@ -1897,7 +1981,7 @@
         </w:tc>
         <w:tc>
           <w:tcPr>
-            <w:tcW w:type="dxa" w:w="2020"/>
+            <w:tcW w:type="dxa" w:w="1075"/>
           </w:tcPr>
           <w:p>
             <w:pPr>
@@ -1917,7 +2001,7 @@
         </w:tc>
         <w:tc>
           <w:tcPr>
-            <w:tcW w:type="dxa" w:w="2020"/>
+            <w:tcW w:type="dxa" w:w="1182"/>
             <w:shd w:fill="FFF2CC"/>
           </w:tcPr>
           <w:p>
@@ -1937,7 +2021,7 @@
         </w:tc>
         <w:tc>
           <w:tcPr>
-            <w:tcW w:type="dxa" w:w="2020"/>
+            <w:tcW w:type="dxa" w:w="1182"/>
             <w:shd w:fill="FFF2CC"/>
           </w:tcPr>
           <w:p>
@@ -1957,7 +2041,7 @@
         </w:tc>
         <w:tc>
           <w:tcPr>
-            <w:tcW w:type="dxa" w:w="2020"/>
+            <w:tcW w:type="dxa" w:w="1182"/>
             <w:shd w:fill="FFF2CC"/>
           </w:tcPr>
           <w:p>
@@ -1977,7 +2061,7 @@
         </w:tc>
         <w:tc>
           <w:tcPr>
-            <w:tcW w:type="dxa" w:w="2020"/>
+            <w:tcW w:type="dxa" w:w="825"/>
             <w:shd w:fill="FFF2CC"/>
           </w:tcPr>
           <w:p>
@@ -1997,9 +2081,12 @@
         </w:tc>
       </w:tr>
       <w:tr>
-        <w:tc>
-          <w:tcPr>
-            <w:tcW w:type="dxa" w:w="2020"/>
+        <w:trPr>
+          <w:cantSplit w:val="true"/>
+        </w:trPr>
+        <w:tc>
+          <w:tcPr>
+            <w:tcW w:type="dxa" w:w="2149"/>
             <w:shd w:fill="0A5455"/>
           </w:tcPr>
           <w:p>
@@ -2020,7 +2107,7 @@
         </w:tc>
         <w:tc>
           <w:tcPr>
-            <w:tcW w:type="dxa" w:w="2020"/>
+            <w:tcW w:type="dxa" w:w="2042"/>
           </w:tcPr>
           <w:p>
             <w:pPr>
@@ -2040,7 +2127,7 @@
         </w:tc>
         <w:tc>
           <w:tcPr>
-            <w:tcW w:type="dxa" w:w="2020"/>
+            <w:tcW w:type="dxa" w:w="1075"/>
           </w:tcPr>
           <w:p>
             <w:pPr>
@@ -2060,7 +2147,7 @@
         </w:tc>
         <w:tc>
           <w:tcPr>
-            <w:tcW w:type="dxa" w:w="2020"/>
+            <w:tcW w:type="dxa" w:w="1182"/>
             <w:shd w:fill="FFF2CC"/>
           </w:tcPr>
           <w:p>
@@ -2080,7 +2167,7 @@
         </w:tc>
         <w:tc>
           <w:tcPr>
-            <w:tcW w:type="dxa" w:w="2020"/>
+            <w:tcW w:type="dxa" w:w="1182"/>
             <w:shd w:fill="FFF2CC"/>
           </w:tcPr>
           <w:p>
@@ -2100,7 +2187,7 @@
         </w:tc>
         <w:tc>
           <w:tcPr>
-            <w:tcW w:type="dxa" w:w="2020"/>
+            <w:tcW w:type="dxa" w:w="1182"/>
             <w:shd w:fill="FFF2CC"/>
           </w:tcPr>
           <w:p>
@@ -2120,7 +2207,7 @@
         </w:tc>
         <w:tc>
           <w:tcPr>
-            <w:tcW w:type="dxa" w:w="2020"/>
+            <w:tcW w:type="dxa" w:w="825"/>
             <w:shd w:fill="FFF2CC"/>
           </w:tcPr>
           <w:p>
@@ -2140,9 +2227,12 @@
         </w:tc>
       </w:tr>
       <w:tr>
-        <w:tc>
-          <w:tcPr>
-            <w:tcW w:type="dxa" w:w="2020"/>
+        <w:trPr>
+          <w:cantSplit w:val="true"/>
+        </w:trPr>
+        <w:tc>
+          <w:tcPr>
+            <w:tcW w:type="dxa" w:w="2149"/>
             <w:shd w:fill="0A5455"/>
           </w:tcPr>
           <w:p>
@@ -2163,7 +2253,7 @@
         </w:tc>
         <w:tc>
           <w:tcPr>
-            <w:tcW w:type="dxa" w:w="2020"/>
+            <w:tcW w:type="dxa" w:w="2042"/>
           </w:tcPr>
           <w:p>
             <w:pPr>
@@ -2183,7 +2273,7 @@
         </w:tc>
         <w:tc>
           <w:tcPr>
-            <w:tcW w:type="dxa" w:w="2020"/>
+            <w:tcW w:type="dxa" w:w="1075"/>
           </w:tcPr>
           <w:p>
             <w:pPr>
@@ -2203,7 +2293,7 @@
         </w:tc>
         <w:tc>
           <w:tcPr>
-            <w:tcW w:type="dxa" w:w="2020"/>
+            <w:tcW w:type="dxa" w:w="1182"/>
             <w:shd w:fill="FFF2CC"/>
           </w:tcPr>
           <w:p>
@@ -2223,7 +2313,7 @@
         </w:tc>
         <w:tc>
           <w:tcPr>
-            <w:tcW w:type="dxa" w:w="2020"/>
+            <w:tcW w:type="dxa" w:w="1182"/>
             <w:shd w:fill="FFF2CC"/>
           </w:tcPr>
           <w:p>
@@ -2243,7 +2333,7 @@
         </w:tc>
         <w:tc>
           <w:tcPr>
-            <w:tcW w:type="dxa" w:w="2020"/>
+            <w:tcW w:type="dxa" w:w="1182"/>
             <w:shd w:fill="FFF2CC"/>
           </w:tcPr>
           <w:p>
@@ -2263,7 +2353,7 @@
         </w:tc>
         <w:tc>
           <w:tcPr>
-            <w:tcW w:type="dxa" w:w="2020"/>
+            <w:tcW w:type="dxa" w:w="825"/>
             <w:shd w:fill="FFF2CC"/>
           </w:tcPr>
           <w:p>
@@ -2283,9 +2373,12 @@
         </w:tc>
       </w:tr>
       <w:tr>
-        <w:tc>
-          <w:tcPr>
-            <w:tcW w:type="dxa" w:w="2020"/>
+        <w:trPr>
+          <w:cantSplit w:val="true"/>
+        </w:trPr>
+        <w:tc>
+          <w:tcPr>
+            <w:tcW w:type="dxa" w:w="2149"/>
             <w:shd w:fill="0A5455"/>
           </w:tcPr>
           <w:p>
@@ -2306,7 +2399,7 @@
         </w:tc>
         <w:tc>
           <w:tcPr>
-            <w:tcW w:type="dxa" w:w="2020"/>
+            <w:tcW w:type="dxa" w:w="2042"/>
           </w:tcPr>
           <w:p>
             <w:pPr>
@@ -2325,7 +2418,7 @@
         </w:tc>
         <w:tc>
           <w:tcPr>
-            <w:tcW w:type="dxa" w:w="2020"/>
+            <w:tcW w:type="dxa" w:w="1075"/>
           </w:tcPr>
           <w:p>
             <w:pPr>
@@ -2344,7 +2437,7 @@
         </w:tc>
         <w:tc>
           <w:tcPr>
-            <w:tcW w:type="dxa" w:w="2020"/>
+            <w:tcW w:type="dxa" w:w="1182"/>
             <w:shd w:fill="FFF2CC"/>
           </w:tcPr>
           <w:p>
@@ -2364,7 +2457,7 @@
         </w:tc>
         <w:tc>
           <w:tcPr>
-            <w:tcW w:type="dxa" w:w="2020"/>
+            <w:tcW w:type="dxa" w:w="1182"/>
             <w:shd w:fill="FFF2CC"/>
           </w:tcPr>
           <w:p>
@@ -2384,7 +2477,7 @@
         </w:tc>
         <w:tc>
           <w:tcPr>
-            <w:tcW w:type="dxa" w:w="2020"/>
+            <w:tcW w:type="dxa" w:w="1182"/>
             <w:shd w:fill="FFF2CC"/>
           </w:tcPr>
           <w:p>
@@ -2404,7 +2497,7 @@
         </w:tc>
         <w:tc>
           <w:tcPr>
-            <w:tcW w:type="dxa" w:w="2020"/>
+            <w:tcW w:type="dxa" w:w="825"/>
             <w:shd w:fill="FFF2CC"/>
           </w:tcPr>
           <w:p>
@@ -2444,6 +2537,9 @@
       </w:r>
     </w:p>
     <w:p>
+      <w:pPr>
+        <w:keepNext w:val="true"/>
+      </w:pPr>
       <w:r>
         <w:rPr>
           <w:rFonts w:ascii="Arial" w:hAnsi="Arial"/>
@@ -2482,6 +2578,7 @@
           <w:insideH w:val="single" w:sz="4" w:color="404040"/>
           <w:insideV w:val="single" w:sz="4" w:color="404040"/>
         </w:tblBorders>
+        <w:tblLayout w:type="fixed"/>
       </w:tblPr>
       <w:tblGrid>
         <w:gridCol w:w="1767"/>
@@ -2494,14 +2591,18 @@
         <w:gridCol w:w="1767"/>
       </w:tblGrid>
       <w:tr>
-        <w:tc>
-          <w:tcPr>
-            <w:tcW w:type="dxa" w:w="1767"/>
+        <w:trPr>
+          <w:cantSplit w:val="true"/>
+        </w:trPr>
+        <w:tc>
+          <w:tcPr>
+            <w:tcW w:type="dxa" w:w="2251"/>
             <w:shd w:fill="3B9C7B"/>
           </w:tcPr>
           <w:p>
             <w:pPr>
               <w:jc w:val="center"/>
+              <w:keepNext w:val="true"/>
             </w:pPr>
             <w:r/>
             <w:r>
@@ -2517,12 +2618,13 @@
         </w:tc>
         <w:tc>
           <w:tcPr>
-            <w:tcW w:type="dxa" w:w="1767"/>
+            <w:tcW w:type="dxa" w:w="1463"/>
             <w:shd w:fill="3B9C7B"/>
           </w:tcPr>
           <w:p>
             <w:pPr>
               <w:jc w:val="center"/>
+              <w:keepNext w:val="true"/>
             </w:pPr>
             <w:r/>
             <w:r>
@@ -2538,12 +2640,13 @@
         </w:tc>
         <w:tc>
           <w:tcPr>
-            <w:tcW w:type="dxa" w:w="1767"/>
+            <w:tcW w:type="dxa" w:w="1013"/>
             <w:shd w:fill="3B9C7B"/>
           </w:tcPr>
           <w:p>
             <w:pPr>
               <w:jc w:val="center"/>
+              <w:keepNext w:val="true"/>
             </w:pPr>
             <w:r/>
             <w:r>
@@ -2559,12 +2662,13 @@
         </w:tc>
         <w:tc>
           <w:tcPr>
-            <w:tcW w:type="dxa" w:w="1767"/>
+            <w:tcW w:type="dxa" w:w="824"/>
             <w:shd w:fill="3B9C7B"/>
           </w:tcPr>
           <w:p>
             <w:pPr>
               <w:jc w:val="center"/>
+              <w:keepNext w:val="true"/>
             </w:pPr>
             <w:r/>
             <w:r>
@@ -2580,12 +2684,13 @@
         </w:tc>
         <w:tc>
           <w:tcPr>
-            <w:tcW w:type="dxa" w:w="1767"/>
+            <w:tcW w:type="dxa" w:w="1125"/>
             <w:shd w:fill="3B9C7B"/>
           </w:tcPr>
           <w:p>
             <w:pPr>
               <w:jc w:val="center"/>
+              <w:keepNext w:val="true"/>
             </w:pPr>
             <w:r/>
             <w:r>
@@ -2603,12 +2708,13 @@
         </w:tc>
         <w:tc>
           <w:tcPr>
-            <w:tcW w:type="dxa" w:w="1767"/>
+            <w:tcW w:type="dxa" w:w="1125"/>
             <w:shd w:fill="3B9C7B"/>
           </w:tcPr>
           <w:p>
             <w:pPr>
               <w:jc w:val="center"/>
+              <w:keepNext w:val="true"/>
             </w:pPr>
             <w:r/>
             <w:r>
@@ -2624,12 +2730,13 @@
         </w:tc>
         <w:tc>
           <w:tcPr>
-            <w:tcW w:type="dxa" w:w="1767"/>
+            <w:tcW w:type="dxa" w:w="1013"/>
             <w:shd w:fill="3B9C7B"/>
           </w:tcPr>
           <w:p>
             <w:pPr>
               <w:jc w:val="center"/>
+              <w:keepNext w:val="true"/>
             </w:pPr>
             <w:r/>
             <w:r>
@@ -2647,12 +2754,13 @@
         </w:tc>
         <w:tc>
           <w:tcPr>
-            <w:tcW w:type="dxa" w:w="1767"/>
+            <w:tcW w:type="dxa" w:w="824"/>
             <w:shd w:fill="3B9C7B"/>
           </w:tcPr>
           <w:p>
             <w:pPr>
               <w:jc w:val="center"/>
+              <w:keepNext w:val="true"/>
             </w:pPr>
             <w:r/>
             <w:r>
@@ -2668,14 +2776,18 @@
         </w:tc>
       </w:tr>
       <w:tr>
-        <w:tc>
-          <w:tcPr>
-            <w:tcW w:type="dxa" w:w="1767"/>
+        <w:trPr>
+          <w:cantSplit w:val="true"/>
+        </w:trPr>
+        <w:tc>
+          <w:tcPr>
+            <w:tcW w:type="dxa" w:w="2251"/>
             <w:shd w:fill="0A5455"/>
           </w:tcPr>
           <w:p>
             <w:pPr>
               <w:spacing w:before="60" w:after="60"/>
+              <w:keepNext w:val="true"/>
             </w:pPr>
             <w:r/>
             <w:r>
@@ -2691,11 +2803,12 @@
         </w:tc>
         <w:tc>
           <w:tcPr>
-            <w:tcW w:type="dxa" w:w="1767"/>
-          </w:tcPr>
-          <w:p>
-            <w:pPr>
-              <w:spacing w:before="60" w:after="60"/>
+            <w:tcW w:type="dxa" w:w="1463"/>
+          </w:tcPr>
+          <w:p>
+            <w:pPr>
+              <w:spacing w:before="60" w:after="60"/>
+              <w:keepNext w:val="true"/>
             </w:pPr>
             <w:r/>
             <w:r>
@@ -2711,12 +2824,13 @@
         </w:tc>
         <w:tc>
           <w:tcPr>
-            <w:tcW w:type="dxa" w:w="1767"/>
+            <w:tcW w:type="dxa" w:w="1013"/>
             <w:shd w:fill="FFF2CC"/>
           </w:tcPr>
           <w:p>
             <w:pPr>
               <w:spacing w:before="60" w:after="60"/>
+              <w:keepNext w:val="true"/>
             </w:pPr>
             <w:r/>
             <w:r>
@@ -2731,12 +2845,13 @@
         </w:tc>
         <w:tc>
           <w:tcPr>
-            <w:tcW w:type="dxa" w:w="1767"/>
+            <w:tcW w:type="dxa" w:w="824"/>
             <w:shd w:fill="FFF2CC"/>
           </w:tcPr>
           <w:p>
             <w:pPr>
               <w:spacing w:before="60" w:after="60"/>
+              <w:keepNext w:val="true"/>
             </w:pPr>
             <w:r/>
             <w:r>
@@ -2751,12 +2866,13 @@
         </w:tc>
         <w:tc>
           <w:tcPr>
-            <w:tcW w:type="dxa" w:w="1767"/>
+            <w:tcW w:type="dxa" w:w="1125"/>
             <w:shd w:fill="FFF2CC"/>
           </w:tcPr>
           <w:p>
             <w:pPr>
               <w:spacing w:before="60" w:after="60"/>
+              <w:keepNext w:val="true"/>
             </w:pPr>
             <w:r/>
             <w:r>
@@ -2771,12 +2887,13 @@
         </w:tc>
         <w:tc>
           <w:tcPr>
-            <w:tcW w:type="dxa" w:w="1767"/>
+            <w:tcW w:type="dxa" w:w="1125"/>
             <w:shd w:fill="FFF2CC"/>
           </w:tcPr>
           <w:p>
             <w:pPr>
               <w:spacing w:before="60" w:after="60"/>
+              <w:keepNext w:val="true"/>
             </w:pPr>
             <w:r/>
             <w:r>
@@ -2791,12 +2908,13 @@
         </w:tc>
         <w:tc>
           <w:tcPr>
-            <w:tcW w:type="dxa" w:w="1767"/>
+            <w:tcW w:type="dxa" w:w="1013"/>
             <w:shd w:fill="FFF2CC"/>
           </w:tcPr>
           <w:p>
             <w:pPr>
               <w:spacing w:before="60" w:after="60"/>
+              <w:keepNext w:val="true"/>
             </w:pPr>
             <w:r/>
             <w:r>
@@ -2811,12 +2929,13 @@
         </w:tc>
         <w:tc>
           <w:tcPr>
-            <w:tcW w:type="dxa" w:w="1767"/>
+            <w:tcW w:type="dxa" w:w="824"/>
             <w:shd w:fill="FFF2CC"/>
           </w:tcPr>
           <w:p>
             <w:pPr>
               <w:spacing w:before="60" w:after="60"/>
+              <w:keepNext w:val="true"/>
             </w:pPr>
             <w:r/>
             <w:r>
@@ -2831,14 +2950,18 @@
         </w:tc>
       </w:tr>
       <w:tr>
-        <w:tc>
-          <w:tcPr>
-            <w:tcW w:type="dxa" w:w="1767"/>
+        <w:trPr>
+          <w:cantSplit w:val="true"/>
+        </w:trPr>
+        <w:tc>
+          <w:tcPr>
+            <w:tcW w:type="dxa" w:w="2251"/>
             <w:shd w:fill="0A5455"/>
           </w:tcPr>
           <w:p>
             <w:pPr>
               <w:spacing w:before="60" w:after="60"/>
+              <w:keepNext w:val="true"/>
             </w:pPr>
             <w:r/>
             <w:r>
@@ -2854,11 +2977,12 @@
         </w:tc>
         <w:tc>
           <w:tcPr>
-            <w:tcW w:type="dxa" w:w="1767"/>
-          </w:tcPr>
-          <w:p>
-            <w:pPr>
-              <w:spacing w:before="60" w:after="60"/>
+            <w:tcW w:type="dxa" w:w="1463"/>
+          </w:tcPr>
+          <w:p>
+            <w:pPr>
+              <w:spacing w:before="60" w:after="60"/>
+              <w:keepNext w:val="true"/>
             </w:pPr>
             <w:r/>
             <w:r>
@@ -2874,12 +2998,13 @@
         </w:tc>
         <w:tc>
           <w:tcPr>
-            <w:tcW w:type="dxa" w:w="1767"/>
+            <w:tcW w:type="dxa" w:w="1013"/>
             <w:shd w:fill="FFF2CC"/>
           </w:tcPr>
           <w:p>
             <w:pPr>
               <w:spacing w:before="60" w:after="60"/>
+              <w:keepNext w:val="true"/>
             </w:pPr>
             <w:r/>
             <w:r>
@@ -2894,12 +3019,13 @@
         </w:tc>
         <w:tc>
           <w:tcPr>
-            <w:tcW w:type="dxa" w:w="1767"/>
+            <w:tcW w:type="dxa" w:w="824"/>
             <w:shd w:fill="FFF2CC"/>
           </w:tcPr>
           <w:p>
             <w:pPr>
               <w:spacing w:before="60" w:after="60"/>
+              <w:keepNext w:val="true"/>
             </w:pPr>
             <w:r/>
             <w:r>
@@ -2914,12 +3040,13 @@
         </w:tc>
         <w:tc>
           <w:tcPr>
-            <w:tcW w:type="dxa" w:w="1767"/>
+            <w:tcW w:type="dxa" w:w="1125"/>
             <w:shd w:fill="FFF2CC"/>
           </w:tcPr>
           <w:p>
             <w:pPr>
               <w:spacing w:before="60" w:after="60"/>
+              <w:keepNext w:val="true"/>
             </w:pPr>
             <w:r/>
             <w:r>
@@ -2934,12 +3061,13 @@
         </w:tc>
         <w:tc>
           <w:tcPr>
-            <w:tcW w:type="dxa" w:w="1767"/>
+            <w:tcW w:type="dxa" w:w="1125"/>
             <w:shd w:fill="FFF2CC"/>
           </w:tcPr>
           <w:p>
             <w:pPr>
               <w:spacing w:before="60" w:after="60"/>
+              <w:keepNext w:val="true"/>
             </w:pPr>
             <w:r/>
             <w:r>
@@ -2954,12 +3082,13 @@
         </w:tc>
         <w:tc>
           <w:tcPr>
-            <w:tcW w:type="dxa" w:w="1767"/>
+            <w:tcW w:type="dxa" w:w="1013"/>
             <w:shd w:fill="FFF2CC"/>
           </w:tcPr>
           <w:p>
             <w:pPr>
               <w:spacing w:before="60" w:after="60"/>
+              <w:keepNext w:val="true"/>
             </w:pPr>
             <w:r/>
             <w:r>
@@ -2974,12 +3103,13 @@
         </w:tc>
         <w:tc>
           <w:tcPr>
-            <w:tcW w:type="dxa" w:w="1767"/>
+            <w:tcW w:type="dxa" w:w="824"/>
             <w:shd w:fill="FFF2CC"/>
           </w:tcPr>
           <w:p>
             <w:pPr>
               <w:spacing w:before="60" w:after="60"/>
+              <w:keepNext w:val="true"/>
             </w:pPr>
             <w:r/>
             <w:r>
@@ -2994,9 +3124,12 @@
         </w:tc>
       </w:tr>
       <w:tr>
-        <w:tc>
-          <w:tcPr>
-            <w:tcW w:type="dxa" w:w="1767"/>
+        <w:trPr>
+          <w:cantSplit w:val="true"/>
+        </w:trPr>
+        <w:tc>
+          <w:tcPr>
+            <w:tcW w:type="dxa" w:w="2251"/>
             <w:shd w:fill="0A5455"/>
           </w:tcPr>
           <w:p>
@@ -3017,7 +3150,7 @@
         </w:tc>
         <w:tc>
           <w:tcPr>
-            <w:tcW w:type="dxa" w:w="1767"/>
+            <w:tcW w:type="dxa" w:w="1463"/>
           </w:tcPr>
           <w:p>
             <w:pPr>
@@ -3037,7 +3170,7 @@
         </w:tc>
         <w:tc>
           <w:tcPr>
-            <w:tcW w:type="dxa" w:w="1767"/>
+            <w:tcW w:type="dxa" w:w="1013"/>
             <w:shd w:fill="FFF2CC"/>
           </w:tcPr>
           <w:p>
@@ -3057,7 +3190,7 @@
         </w:tc>
         <w:tc>
           <w:tcPr>
-            <w:tcW w:type="dxa" w:w="1767"/>
+            <w:tcW w:type="dxa" w:w="824"/>
             <w:shd w:fill="FFF2CC"/>
           </w:tcPr>
           <w:p>
@@ -3077,7 +3210,7 @@
         </w:tc>
         <w:tc>
           <w:tcPr>
-            <w:tcW w:type="dxa" w:w="1767"/>
+            <w:tcW w:type="dxa" w:w="1125"/>
             <w:shd w:fill="FFF2CC"/>
           </w:tcPr>
           <w:p>
@@ -3097,7 +3230,7 @@
         </w:tc>
         <w:tc>
           <w:tcPr>
-            <w:tcW w:type="dxa" w:w="1767"/>
+            <w:tcW w:type="dxa" w:w="1125"/>
             <w:shd w:fill="FFF2CC"/>
           </w:tcPr>
           <w:p>
@@ -3117,7 +3250,7 @@
         </w:tc>
         <w:tc>
           <w:tcPr>
-            <w:tcW w:type="dxa" w:w="1767"/>
+            <w:tcW w:type="dxa" w:w="1013"/>
             <w:shd w:fill="FFF2CC"/>
           </w:tcPr>
           <w:p>
@@ -3137,7 +3270,7 @@
         </w:tc>
         <w:tc>
           <w:tcPr>
-            <w:tcW w:type="dxa" w:w="1767"/>
+            <w:tcW w:type="dxa" w:w="824"/>
             <w:shd w:fill="FFF2CC"/>
           </w:tcPr>
           <w:p>
@@ -3157,9 +3290,12 @@
         </w:tc>
       </w:tr>
       <w:tr>
-        <w:tc>
-          <w:tcPr>
-            <w:tcW w:type="dxa" w:w="1767"/>
+        <w:trPr>
+          <w:cantSplit w:val="true"/>
+        </w:trPr>
+        <w:tc>
+          <w:tcPr>
+            <w:tcW w:type="dxa" w:w="2251"/>
             <w:shd w:fill="0A5455"/>
           </w:tcPr>
           <w:p>
@@ -3180,7 +3316,7 @@
         </w:tc>
         <w:tc>
           <w:tcPr>
-            <w:tcW w:type="dxa" w:w="1767"/>
+            <w:tcW w:type="dxa" w:w="1463"/>
           </w:tcPr>
           <w:p>
             <w:pPr>
@@ -3200,7 +3336,7 @@
         </w:tc>
         <w:tc>
           <w:tcPr>
-            <w:tcW w:type="dxa" w:w="1767"/>
+            <w:tcW w:type="dxa" w:w="1013"/>
             <w:shd w:fill="FFF2CC"/>
           </w:tcPr>
           <w:p>
@@ -3220,7 +3356,7 @@
         </w:tc>
         <w:tc>
           <w:tcPr>
-            <w:tcW w:type="dxa" w:w="1767"/>
+            <w:tcW w:type="dxa" w:w="824"/>
             <w:shd w:fill="FFF2CC"/>
           </w:tcPr>
           <w:p>
@@ -3240,7 +3376,7 @@
         </w:tc>
         <w:tc>
           <w:tcPr>
-            <w:tcW w:type="dxa" w:w="1767"/>
+            <w:tcW w:type="dxa" w:w="1125"/>
             <w:shd w:fill="FFF2CC"/>
           </w:tcPr>
           <w:p>
@@ -3260,7 +3396,7 @@
         </w:tc>
         <w:tc>
           <w:tcPr>
-            <w:tcW w:type="dxa" w:w="1767"/>
+            <w:tcW w:type="dxa" w:w="1125"/>
             <w:shd w:fill="FFF2CC"/>
           </w:tcPr>
           <w:p>
@@ -3280,7 +3416,7 @@
         </w:tc>
         <w:tc>
           <w:tcPr>
-            <w:tcW w:type="dxa" w:w="1767"/>
+            <w:tcW w:type="dxa" w:w="1013"/>
             <w:shd w:fill="FFF2CC"/>
           </w:tcPr>
           <w:p>
@@ -3300,7 +3436,7 @@
         </w:tc>
         <w:tc>
           <w:tcPr>
-            <w:tcW w:type="dxa" w:w="1767"/>
+            <w:tcW w:type="dxa" w:w="824"/>
             <w:shd w:fill="FFF2CC"/>
           </w:tcPr>
           <w:p>
@@ -3320,9 +3456,12 @@
         </w:tc>
       </w:tr>
       <w:tr>
-        <w:tc>
-          <w:tcPr>
-            <w:tcW w:type="dxa" w:w="1767"/>
+        <w:trPr>
+          <w:cantSplit w:val="true"/>
+        </w:trPr>
+        <w:tc>
+          <w:tcPr>
+            <w:tcW w:type="dxa" w:w="2251"/>
             <w:shd w:fill="0A5455"/>
           </w:tcPr>
           <w:p>
@@ -3343,7 +3482,7 @@
         </w:tc>
         <w:tc>
           <w:tcPr>
-            <w:tcW w:type="dxa" w:w="1767"/>
+            <w:tcW w:type="dxa" w:w="1463"/>
           </w:tcPr>
           <w:p>
             <w:pPr>
@@ -3363,7 +3502,7 @@
         </w:tc>
         <w:tc>
           <w:tcPr>
-            <w:tcW w:type="dxa" w:w="1767"/>
+            <w:tcW w:type="dxa" w:w="1013"/>
             <w:shd w:fill="FFF2CC"/>
           </w:tcPr>
           <w:p>
@@ -3383,7 +3522,7 @@
         </w:tc>
         <w:tc>
           <w:tcPr>
-            <w:tcW w:type="dxa" w:w="1767"/>
+            <w:tcW w:type="dxa" w:w="824"/>
             <w:shd w:fill="FFF2CC"/>
           </w:tcPr>
           <w:p>
@@ -3403,7 +3542,7 @@
         </w:tc>
         <w:tc>
           <w:tcPr>
-            <w:tcW w:type="dxa" w:w="1767"/>
+            <w:tcW w:type="dxa" w:w="1125"/>
             <w:shd w:fill="FFF2CC"/>
           </w:tcPr>
           <w:p>
@@ -3423,7 +3562,7 @@
         </w:tc>
         <w:tc>
           <w:tcPr>
-            <w:tcW w:type="dxa" w:w="1767"/>
+            <w:tcW w:type="dxa" w:w="1125"/>
             <w:shd w:fill="FFF2CC"/>
           </w:tcPr>
           <w:p>
@@ -3443,7 +3582,7 @@
         </w:tc>
         <w:tc>
           <w:tcPr>
-            <w:tcW w:type="dxa" w:w="1767"/>
+            <w:tcW w:type="dxa" w:w="1013"/>
             <w:shd w:fill="FFF2CC"/>
           </w:tcPr>
           <w:p>
@@ -3463,7 +3602,7 @@
         </w:tc>
         <w:tc>
           <w:tcPr>
-            <w:tcW w:type="dxa" w:w="1767"/>
+            <w:tcW w:type="dxa" w:w="824"/>
             <w:shd w:fill="FFF2CC"/>
           </w:tcPr>
           <w:p>
@@ -3483,9 +3622,12 @@
         </w:tc>
       </w:tr>
       <w:tr>
-        <w:tc>
-          <w:tcPr>
-            <w:tcW w:type="dxa" w:w="1767"/>
+        <w:trPr>
+          <w:cantSplit w:val="true"/>
+        </w:trPr>
+        <w:tc>
+          <w:tcPr>
+            <w:tcW w:type="dxa" w:w="2251"/>
             <w:shd w:fill="0A5455"/>
           </w:tcPr>
           <w:p>
@@ -3506,7 +3648,7 @@
         </w:tc>
         <w:tc>
           <w:tcPr>
-            <w:tcW w:type="dxa" w:w="1767"/>
+            <w:tcW w:type="dxa" w:w="1463"/>
           </w:tcPr>
           <w:p>
             <w:pPr>
@@ -3526,7 +3668,7 @@
         </w:tc>
         <w:tc>
           <w:tcPr>
-            <w:tcW w:type="dxa" w:w="1767"/>
+            <w:tcW w:type="dxa" w:w="1013"/>
             <w:shd w:fill="FFF2CC"/>
           </w:tcPr>
           <w:p>
@@ -3546,7 +3688,7 @@
         </w:tc>
         <w:tc>
           <w:tcPr>
-            <w:tcW w:type="dxa" w:w="1767"/>
+            <w:tcW w:type="dxa" w:w="824"/>
             <w:shd w:fill="FFF2CC"/>
           </w:tcPr>
           <w:p>
@@ -3566,7 +3708,7 @@
         </w:tc>
         <w:tc>
           <w:tcPr>
-            <w:tcW w:type="dxa" w:w="1767"/>
+            <w:tcW w:type="dxa" w:w="1125"/>
             <w:shd w:fill="FFF2CC"/>
           </w:tcPr>
           <w:p>
@@ -3586,7 +3728,7 @@
         </w:tc>
         <w:tc>
           <w:tcPr>
-            <w:tcW w:type="dxa" w:w="1767"/>
+            <w:tcW w:type="dxa" w:w="1125"/>
             <w:shd w:fill="FFF2CC"/>
           </w:tcPr>
           <w:p>
@@ -3606,7 +3748,7 @@
         </w:tc>
         <w:tc>
           <w:tcPr>
-            <w:tcW w:type="dxa" w:w="1767"/>
+            <w:tcW w:type="dxa" w:w="1013"/>
             <w:shd w:fill="FFF2CC"/>
           </w:tcPr>
           <w:p>
@@ -3626,7 +3768,7 @@
         </w:tc>
         <w:tc>
           <w:tcPr>
-            <w:tcW w:type="dxa" w:w="1767"/>
+            <w:tcW w:type="dxa" w:w="824"/>
             <w:shd w:fill="FFF2CC"/>
           </w:tcPr>
           <w:p>
@@ -3648,6 +3790,9 @@
     </w:tbl>
     <w:p/>
     <w:p>
+      <w:pPr>
+        <w:keepNext w:val="true"/>
+      </w:pPr>
       <w:r>
         <w:rPr>
           <w:rFonts w:ascii="Arial" w:hAnsi="Arial"/>
@@ -3686,6 +3831,7 @@
           <w:insideH w:val="single" w:sz="4" w:color="404040"/>
           <w:insideV w:val="single" w:sz="4" w:color="404040"/>
         </w:tblBorders>
+        <w:tblLayout w:type="fixed"/>
       </w:tblPr>
       <w:tblGrid>
         <w:gridCol w:w="1767"/>
@@ -3698,14 +3844,18 @@
         <w:gridCol w:w="1767"/>
       </w:tblGrid>
       <w:tr>
-        <w:tc>
-          <w:tcPr>
-            <w:tcW w:type="dxa" w:w="1767"/>
+        <w:trPr>
+          <w:cantSplit w:val="true"/>
+        </w:trPr>
+        <w:tc>
+          <w:tcPr>
+            <w:tcW w:type="dxa" w:w="2079"/>
             <w:shd w:fill="3B9C7B"/>
           </w:tcPr>
           <w:p>
             <w:pPr>
               <w:jc w:val="center"/>
+              <w:keepNext w:val="true"/>
             </w:pPr>
             <w:r/>
             <w:r>
@@ -3721,12 +3871,13 @@
         </w:tc>
         <w:tc>
           <w:tcPr>
-            <w:tcW w:type="dxa" w:w="1767"/>
+            <w:tcW w:type="dxa" w:w="1975"/>
             <w:shd w:fill="3B9C7B"/>
           </w:tcPr>
           <w:p>
             <w:pPr>
               <w:jc w:val="center"/>
+              <w:keepNext w:val="true"/>
             </w:pPr>
             <w:r/>
             <w:r>
@@ -3744,12 +3895,13 @@
         </w:tc>
         <w:tc>
           <w:tcPr>
-            <w:tcW w:type="dxa" w:w="1767"/>
+            <w:tcW w:type="dxa" w:w="936"/>
             <w:shd w:fill="3B9C7B"/>
           </w:tcPr>
           <w:p>
             <w:pPr>
               <w:jc w:val="center"/>
+              <w:keepNext w:val="true"/>
             </w:pPr>
             <w:r/>
             <w:r>
@@ -3765,12 +3917,13 @@
         </w:tc>
         <w:tc>
           <w:tcPr>
-            <w:tcW w:type="dxa" w:w="1767"/>
+            <w:tcW w:type="dxa" w:w="816"/>
             <w:shd w:fill="3B9C7B"/>
           </w:tcPr>
           <w:p>
             <w:pPr>
               <w:jc w:val="center"/>
+              <w:keepNext w:val="true"/>
             </w:pPr>
             <w:r/>
             <w:r>
@@ -3786,12 +3939,13 @@
         </w:tc>
         <w:tc>
           <w:tcPr>
-            <w:tcW w:type="dxa" w:w="1767"/>
+            <w:tcW w:type="dxa" w:w="1040"/>
             <w:shd w:fill="3B9C7B"/>
           </w:tcPr>
           <w:p>
             <w:pPr>
               <w:jc w:val="center"/>
+              <w:keepNext w:val="true"/>
             </w:pPr>
             <w:r/>
             <w:r>
@@ -3809,12 +3963,13 @@
         </w:tc>
         <w:tc>
           <w:tcPr>
-            <w:tcW w:type="dxa" w:w="1767"/>
+            <w:tcW w:type="dxa" w:w="1040"/>
             <w:shd w:fill="3B9C7B"/>
           </w:tcPr>
           <w:p>
             <w:pPr>
               <w:jc w:val="center"/>
+              <w:keepNext w:val="true"/>
             </w:pPr>
             <w:r/>
             <w:r>
@@ -3830,12 +3985,13 @@
         </w:tc>
         <w:tc>
           <w:tcPr>
-            <w:tcW w:type="dxa" w:w="1767"/>
+            <w:tcW w:type="dxa" w:w="936"/>
             <w:shd w:fill="3B9C7B"/>
           </w:tcPr>
           <w:p>
             <w:pPr>
               <w:jc w:val="center"/>
+              <w:keepNext w:val="true"/>
             </w:pPr>
             <w:r/>
             <w:r>
@@ -3853,12 +4009,13 @@
         </w:tc>
         <w:tc>
           <w:tcPr>
-            <w:tcW w:type="dxa" w:w="1767"/>
+            <w:tcW w:type="dxa" w:w="816"/>
             <w:shd w:fill="3B9C7B"/>
           </w:tcPr>
           <w:p>
             <w:pPr>
               <w:jc w:val="center"/>
+              <w:keepNext w:val="true"/>
             </w:pPr>
             <w:r/>
             <w:r>
@@ -3874,14 +4031,18 @@
         </w:tc>
       </w:tr>
       <w:tr>
-        <w:tc>
-          <w:tcPr>
-            <w:tcW w:type="dxa" w:w="1767"/>
+        <w:trPr>
+          <w:cantSplit w:val="true"/>
+        </w:trPr>
+        <w:tc>
+          <w:tcPr>
+            <w:tcW w:type="dxa" w:w="2079"/>
             <w:shd w:fill="0A5455"/>
           </w:tcPr>
           <w:p>
             <w:pPr>
               <w:spacing w:before="60" w:after="60"/>
+              <w:keepNext w:val="true"/>
             </w:pPr>
             <w:r/>
             <w:r>
@@ -3897,11 +4058,12 @@
         </w:tc>
         <w:tc>
           <w:tcPr>
-            <w:tcW w:type="dxa" w:w="1767"/>
-          </w:tcPr>
-          <w:p>
-            <w:pPr>
-              <w:spacing w:before="60" w:after="60"/>
+            <w:tcW w:type="dxa" w:w="1975"/>
+          </w:tcPr>
+          <w:p>
+            <w:pPr>
+              <w:spacing w:before="60" w:after="60"/>
+              <w:keepNext w:val="true"/>
             </w:pPr>
             <w:r/>
             <w:r>
@@ -3917,12 +4079,13 @@
         </w:tc>
         <w:tc>
           <w:tcPr>
-            <w:tcW w:type="dxa" w:w="1767"/>
+            <w:tcW w:type="dxa" w:w="936"/>
             <w:shd w:fill="FFF2CC"/>
           </w:tcPr>
           <w:p>
             <w:pPr>
               <w:spacing w:before="60" w:after="60"/>
+              <w:keepNext w:val="true"/>
             </w:pPr>
             <w:r/>
             <w:r>
@@ -3937,12 +4100,13 @@
         </w:tc>
         <w:tc>
           <w:tcPr>
-            <w:tcW w:type="dxa" w:w="1767"/>
+            <w:tcW w:type="dxa" w:w="816"/>
             <w:shd w:fill="FFF2CC"/>
           </w:tcPr>
           <w:p>
             <w:pPr>
               <w:spacing w:before="60" w:after="60"/>
+              <w:keepNext w:val="true"/>
             </w:pPr>
             <w:r/>
             <w:r>
@@ -3957,12 +4121,13 @@
         </w:tc>
         <w:tc>
           <w:tcPr>
-            <w:tcW w:type="dxa" w:w="1767"/>
+            <w:tcW w:type="dxa" w:w="1040"/>
             <w:shd w:fill="FFF2CC"/>
           </w:tcPr>
           <w:p>
             <w:pPr>
               <w:spacing w:before="60" w:after="60"/>
+              <w:keepNext w:val="true"/>
             </w:pPr>
             <w:r/>
             <w:r>
@@ -3977,12 +4142,13 @@
         </w:tc>
         <w:tc>
           <w:tcPr>
-            <w:tcW w:type="dxa" w:w="1767"/>
+            <w:tcW w:type="dxa" w:w="1040"/>
             <w:shd w:fill="FFF2CC"/>
           </w:tcPr>
           <w:p>
             <w:pPr>
               <w:spacing w:before="60" w:after="60"/>
+              <w:keepNext w:val="true"/>
             </w:pPr>
             <w:r/>
             <w:r>
@@ -3997,12 +4163,13 @@
         </w:tc>
         <w:tc>
           <w:tcPr>
-            <w:tcW w:type="dxa" w:w="1767"/>
+            <w:tcW w:type="dxa" w:w="936"/>
             <w:shd w:fill="FFF2CC"/>
           </w:tcPr>
           <w:p>
             <w:pPr>
               <w:spacing w:before="60" w:after="60"/>
+              <w:keepNext w:val="true"/>
             </w:pPr>
             <w:r/>
             <w:r>
@@ -4017,12 +4184,13 @@
         </w:tc>
         <w:tc>
           <w:tcPr>
-            <w:tcW w:type="dxa" w:w="1767"/>
+            <w:tcW w:type="dxa" w:w="816"/>
             <w:shd w:fill="FFF2CC"/>
           </w:tcPr>
           <w:p>
             <w:pPr>
               <w:spacing w:before="60" w:after="60"/>
+              <w:keepNext w:val="true"/>
             </w:pPr>
             <w:r/>
             <w:r>
@@ -4037,14 +4205,18 @@
         </w:tc>
       </w:tr>
       <w:tr>
-        <w:tc>
-          <w:tcPr>
-            <w:tcW w:type="dxa" w:w="1767"/>
+        <w:trPr>
+          <w:cantSplit w:val="true"/>
+        </w:trPr>
+        <w:tc>
+          <w:tcPr>
+            <w:tcW w:type="dxa" w:w="2079"/>
             <w:shd w:fill="0A5455"/>
           </w:tcPr>
           <w:p>
             <w:pPr>
               <w:spacing w:before="60" w:after="60"/>
+              <w:keepNext w:val="true"/>
             </w:pPr>
             <w:r/>
             <w:r>
@@ -4060,11 +4232,12 @@
         </w:tc>
         <w:tc>
           <w:tcPr>
-            <w:tcW w:type="dxa" w:w="1767"/>
-          </w:tcPr>
-          <w:p>
-            <w:pPr>
-              <w:spacing w:before="60" w:after="60"/>
+            <w:tcW w:type="dxa" w:w="1975"/>
+          </w:tcPr>
+          <w:p>
+            <w:pPr>
+              <w:spacing w:before="60" w:after="60"/>
+              <w:keepNext w:val="true"/>
             </w:pPr>
             <w:r/>
             <w:r>
@@ -4080,12 +4253,13 @@
         </w:tc>
         <w:tc>
           <w:tcPr>
-            <w:tcW w:type="dxa" w:w="1767"/>
+            <w:tcW w:type="dxa" w:w="936"/>
             <w:shd w:fill="FFF2CC"/>
           </w:tcPr>
           <w:p>
             <w:pPr>
               <w:spacing w:before="60" w:after="60"/>
+              <w:keepNext w:val="true"/>
             </w:pPr>
             <w:r/>
             <w:r>
@@ -4100,12 +4274,13 @@
         </w:tc>
         <w:tc>
           <w:tcPr>
-            <w:tcW w:type="dxa" w:w="1767"/>
+            <w:tcW w:type="dxa" w:w="816"/>
             <w:shd w:fill="FFF2CC"/>
           </w:tcPr>
           <w:p>
             <w:pPr>
               <w:spacing w:before="60" w:after="60"/>
+              <w:keepNext w:val="true"/>
             </w:pPr>
             <w:r/>
             <w:r>
@@ -4120,12 +4295,13 @@
         </w:tc>
         <w:tc>
           <w:tcPr>
-            <w:tcW w:type="dxa" w:w="1767"/>
+            <w:tcW w:type="dxa" w:w="1040"/>
             <w:shd w:fill="FFF2CC"/>
           </w:tcPr>
           <w:p>
             <w:pPr>
               <w:spacing w:before="60" w:after="60"/>
+              <w:keepNext w:val="true"/>
             </w:pPr>
             <w:r/>
             <w:r>
@@ -4140,12 +4316,13 @@
         </w:tc>
         <w:tc>
           <w:tcPr>
-            <w:tcW w:type="dxa" w:w="1767"/>
+            <w:tcW w:type="dxa" w:w="1040"/>
             <w:shd w:fill="FFF2CC"/>
           </w:tcPr>
           <w:p>
             <w:pPr>
               <w:spacing w:before="60" w:after="60"/>
+              <w:keepNext w:val="true"/>
             </w:pPr>
             <w:r/>
             <w:r>
@@ -4160,12 +4337,13 @@
         </w:tc>
         <w:tc>
           <w:tcPr>
-            <w:tcW w:type="dxa" w:w="1767"/>
+            <w:tcW w:type="dxa" w:w="936"/>
             <w:shd w:fill="FFF2CC"/>
           </w:tcPr>
           <w:p>
             <w:pPr>
               <w:spacing w:before="60" w:after="60"/>
+              <w:keepNext w:val="true"/>
             </w:pPr>
             <w:r/>
             <w:r>
@@ -4180,12 +4358,13 @@
         </w:tc>
         <w:tc>
           <w:tcPr>
-            <w:tcW w:type="dxa" w:w="1767"/>
+            <w:tcW w:type="dxa" w:w="816"/>
             <w:shd w:fill="FFF2CC"/>
           </w:tcPr>
           <w:p>
             <w:pPr>
               <w:spacing w:before="60" w:after="60"/>
+              <w:keepNext w:val="true"/>
             </w:pPr>
             <w:r/>
             <w:r>
@@ -4200,9 +4379,12 @@
         </w:tc>
       </w:tr>
       <w:tr>
-        <w:tc>
-          <w:tcPr>
-            <w:tcW w:type="dxa" w:w="1767"/>
+        <w:trPr>
+          <w:cantSplit w:val="true"/>
+        </w:trPr>
+        <w:tc>
+          <w:tcPr>
+            <w:tcW w:type="dxa" w:w="2079"/>
             <w:shd w:fill="0A5455"/>
           </w:tcPr>
           <w:p>
@@ -4223,7 +4405,7 @@
         </w:tc>
         <w:tc>
           <w:tcPr>
-            <w:tcW w:type="dxa" w:w="1767"/>
+            <w:tcW w:type="dxa" w:w="1975"/>
           </w:tcPr>
           <w:p>
             <w:pPr>
@@ -4243,7 +4425,7 @@
         </w:tc>
         <w:tc>
           <w:tcPr>
-            <w:tcW w:type="dxa" w:w="1767"/>
+            <w:tcW w:type="dxa" w:w="936"/>
             <w:shd w:fill="FFF2CC"/>
           </w:tcPr>
           <w:p>
@@ -4263,7 +4445,7 @@
         </w:tc>
         <w:tc>
           <w:tcPr>
-            <w:tcW w:type="dxa" w:w="1767"/>
+            <w:tcW w:type="dxa" w:w="816"/>
             <w:shd w:fill="FFF2CC"/>
           </w:tcPr>
           <w:p>
@@ -4283,7 +4465,7 @@
         </w:tc>
         <w:tc>
           <w:tcPr>
-            <w:tcW w:type="dxa" w:w="1767"/>
+            <w:tcW w:type="dxa" w:w="1040"/>
             <w:shd w:fill="FFF2CC"/>
           </w:tcPr>
           <w:p>
@@ -4303,7 +4485,7 @@
         </w:tc>
         <w:tc>
           <w:tcPr>
-            <w:tcW w:type="dxa" w:w="1767"/>
+            <w:tcW w:type="dxa" w:w="1040"/>
             <w:shd w:fill="FFF2CC"/>
           </w:tcPr>
           <w:p>
@@ -4323,7 +4505,7 @@
         </w:tc>
         <w:tc>
           <w:tcPr>
-            <w:tcW w:type="dxa" w:w="1767"/>
+            <w:tcW w:type="dxa" w:w="936"/>
             <w:shd w:fill="FFF2CC"/>
           </w:tcPr>
           <w:p>
@@ -4343,7 +4525,7 @@
         </w:tc>
         <w:tc>
           <w:tcPr>
-            <w:tcW w:type="dxa" w:w="1767"/>
+            <w:tcW w:type="dxa" w:w="816"/>
             <w:shd w:fill="FFF2CC"/>
           </w:tcPr>
           <w:p>
@@ -4363,9 +4545,12 @@
         </w:tc>
       </w:tr>
       <w:tr>
-        <w:tc>
-          <w:tcPr>
-            <w:tcW w:type="dxa" w:w="1767"/>
+        <w:trPr>
+          <w:cantSplit w:val="true"/>
+        </w:trPr>
+        <w:tc>
+          <w:tcPr>
+            <w:tcW w:type="dxa" w:w="2079"/>
             <w:shd w:fill="0A5455"/>
           </w:tcPr>
           <w:p>
@@ -4386,7 +4571,7 @@
         </w:tc>
         <w:tc>
           <w:tcPr>
-            <w:tcW w:type="dxa" w:w="1767"/>
+            <w:tcW w:type="dxa" w:w="1975"/>
           </w:tcPr>
           <w:p>
             <w:pPr>
@@ -4406,7 +4591,7 @@
         </w:tc>
         <w:tc>
           <w:tcPr>
-            <w:tcW w:type="dxa" w:w="1767"/>
+            <w:tcW w:type="dxa" w:w="936"/>
             <w:shd w:fill="FFF2CC"/>
           </w:tcPr>
           <w:p>
@@ -4426,7 +4611,7 @@
         </w:tc>
         <w:tc>
           <w:tcPr>
-            <w:tcW w:type="dxa" w:w="1767"/>
+            <w:tcW w:type="dxa" w:w="816"/>
             <w:shd w:fill="FFF2CC"/>
           </w:tcPr>
           <w:p>
@@ -4446,7 +4631,7 @@
         </w:tc>
         <w:tc>
           <w:tcPr>
-            <w:tcW w:type="dxa" w:w="1767"/>
+            <w:tcW w:type="dxa" w:w="1040"/>
             <w:shd w:fill="FFF2CC"/>
           </w:tcPr>
           <w:p>
@@ -4466,7 +4651,7 @@
         </w:tc>
         <w:tc>
           <w:tcPr>
-            <w:tcW w:type="dxa" w:w="1767"/>
+            <w:tcW w:type="dxa" w:w="1040"/>
             <w:shd w:fill="FFF2CC"/>
           </w:tcPr>
           <w:p>
@@ -4486,7 +4671,7 @@
         </w:tc>
         <w:tc>
           <w:tcPr>
-            <w:tcW w:type="dxa" w:w="1767"/>
+            <w:tcW w:type="dxa" w:w="936"/>
             <w:shd w:fill="FFF2CC"/>
           </w:tcPr>
           <w:p>
@@ -4506,7 +4691,7 @@
         </w:tc>
         <w:tc>
           <w:tcPr>
-            <w:tcW w:type="dxa" w:w="1767"/>
+            <w:tcW w:type="dxa" w:w="816"/>
             <w:shd w:fill="FFF2CC"/>
           </w:tcPr>
           <w:p>
@@ -4526,9 +4711,12 @@
         </w:tc>
       </w:tr>
       <w:tr>
-        <w:tc>
-          <w:tcPr>
-            <w:tcW w:type="dxa" w:w="1767"/>
+        <w:trPr>
+          <w:cantSplit w:val="true"/>
+        </w:trPr>
+        <w:tc>
+          <w:tcPr>
+            <w:tcW w:type="dxa" w:w="2079"/>
             <w:shd w:fill="0A5455"/>
           </w:tcPr>
           <w:p>
@@ -4549,7 +4737,7 @@
         </w:tc>
         <w:tc>
           <w:tcPr>
-            <w:tcW w:type="dxa" w:w="1767"/>
+            <w:tcW w:type="dxa" w:w="1975"/>
           </w:tcPr>
           <w:p>
             <w:pPr>
@@ -4569,7 +4757,7 @@
         </w:tc>
         <w:tc>
           <w:tcPr>
-            <w:tcW w:type="dxa" w:w="1767"/>
+            <w:tcW w:type="dxa" w:w="936"/>
             <w:shd w:fill="FFF2CC"/>
           </w:tcPr>
           <w:p>
@@ -4589,7 +4777,7 @@
         </w:tc>
         <w:tc>
           <w:tcPr>
-            <w:tcW w:type="dxa" w:w="1767"/>
+            <w:tcW w:type="dxa" w:w="816"/>
             <w:shd w:fill="FFF2CC"/>
           </w:tcPr>
           <w:p>
@@ -4609,7 +4797,7 @@
         </w:tc>
         <w:tc>
           <w:tcPr>
-            <w:tcW w:type="dxa" w:w="1767"/>
+            <w:tcW w:type="dxa" w:w="1040"/>
             <w:shd w:fill="FFF2CC"/>
           </w:tcPr>
           <w:p>
@@ -4629,7 +4817,7 @@
         </w:tc>
         <w:tc>
           <w:tcPr>
-            <w:tcW w:type="dxa" w:w="1767"/>
+            <w:tcW w:type="dxa" w:w="1040"/>
             <w:shd w:fill="FFF2CC"/>
           </w:tcPr>
           <w:p>
@@ -4649,7 +4837,7 @@
         </w:tc>
         <w:tc>
           <w:tcPr>
-            <w:tcW w:type="dxa" w:w="1767"/>
+            <w:tcW w:type="dxa" w:w="936"/>
             <w:shd w:fill="FFF2CC"/>
           </w:tcPr>
           <w:p>
@@ -4669,7 +4857,7 @@
         </w:tc>
         <w:tc>
           <w:tcPr>
-            <w:tcW w:type="dxa" w:w="1767"/>
+            <w:tcW w:type="dxa" w:w="816"/>
             <w:shd w:fill="FFF2CC"/>
           </w:tcPr>
           <w:p>
@@ -4689,9 +4877,12 @@
         </w:tc>
       </w:tr>
       <w:tr>
-        <w:tc>
-          <w:tcPr>
-            <w:tcW w:type="dxa" w:w="1767"/>
+        <w:trPr>
+          <w:cantSplit w:val="true"/>
+        </w:trPr>
+        <w:tc>
+          <w:tcPr>
+            <w:tcW w:type="dxa" w:w="2079"/>
             <w:shd w:fill="0A5455"/>
           </w:tcPr>
           <w:p>
@@ -4712,7 +4903,7 @@
         </w:tc>
         <w:tc>
           <w:tcPr>
-            <w:tcW w:type="dxa" w:w="1767"/>
+            <w:tcW w:type="dxa" w:w="1975"/>
           </w:tcPr>
           <w:p>
             <w:pPr>
@@ -4732,7 +4923,7 @@
         </w:tc>
         <w:tc>
           <w:tcPr>
-            <w:tcW w:type="dxa" w:w="1767"/>
+            <w:tcW w:type="dxa" w:w="936"/>
             <w:shd w:fill="FFF2CC"/>
           </w:tcPr>
           <w:p>
@@ -4752,7 +4943,7 @@
         </w:tc>
         <w:tc>
           <w:tcPr>
-            <w:tcW w:type="dxa" w:w="1767"/>
+            <w:tcW w:type="dxa" w:w="816"/>
             <w:shd w:fill="FFF2CC"/>
           </w:tcPr>
           <w:p>
@@ -4772,7 +4963,7 @@
         </w:tc>
         <w:tc>
           <w:tcPr>
-            <w:tcW w:type="dxa" w:w="1767"/>
+            <w:tcW w:type="dxa" w:w="1040"/>
             <w:shd w:fill="FFF2CC"/>
           </w:tcPr>
           <w:p>
@@ -4792,7 +4983,7 @@
         </w:tc>
         <w:tc>
           <w:tcPr>
-            <w:tcW w:type="dxa" w:w="1767"/>
+            <w:tcW w:type="dxa" w:w="1040"/>
             <w:shd w:fill="FFF2CC"/>
           </w:tcPr>
           <w:p>
@@ -4812,7 +5003,7 @@
         </w:tc>
         <w:tc>
           <w:tcPr>
-            <w:tcW w:type="dxa" w:w="1767"/>
+            <w:tcW w:type="dxa" w:w="936"/>
             <w:shd w:fill="FFF2CC"/>
           </w:tcPr>
           <w:p>
@@ -4832,7 +5023,7 @@
         </w:tc>
         <w:tc>
           <w:tcPr>
-            <w:tcW w:type="dxa" w:w="1767"/>
+            <w:tcW w:type="dxa" w:w="816"/>
             <w:shd w:fill="FFF2CC"/>
           </w:tcPr>
           <w:p>
@@ -4852,9 +5043,12 @@
         </w:tc>
       </w:tr>
       <w:tr>
-        <w:tc>
-          <w:tcPr>
-            <w:tcW w:type="dxa" w:w="1767"/>
+        <w:trPr>
+          <w:cantSplit w:val="true"/>
+        </w:trPr>
+        <w:tc>
+          <w:tcPr>
+            <w:tcW w:type="dxa" w:w="2079"/>
             <w:shd w:fill="0A5455"/>
           </w:tcPr>
           <w:p>
@@ -4875,7 +5069,7 @@
         </w:tc>
         <w:tc>
           <w:tcPr>
-            <w:tcW w:type="dxa" w:w="1767"/>
+            <w:tcW w:type="dxa" w:w="1975"/>
           </w:tcPr>
           <w:p>
             <w:pPr>
@@ -4894,7 +5088,7 @@
         </w:tc>
         <w:tc>
           <w:tcPr>
-            <w:tcW w:type="dxa" w:w="1767"/>
+            <w:tcW w:type="dxa" w:w="936"/>
             <w:shd w:fill="FFF2CC"/>
           </w:tcPr>
           <w:p>
@@ -4914,7 +5108,7 @@
         </w:tc>
         <w:tc>
           <w:tcPr>
-            <w:tcW w:type="dxa" w:w="1767"/>
+            <w:tcW w:type="dxa" w:w="816"/>
             <w:shd w:fill="FFF2CC"/>
           </w:tcPr>
           <w:p>
@@ -4934,7 +5128,7 @@
         </w:tc>
         <w:tc>
           <w:tcPr>
-            <w:tcW w:type="dxa" w:w="1767"/>
+            <w:tcW w:type="dxa" w:w="1040"/>
             <w:shd w:fill="FFF2CC"/>
           </w:tcPr>
           <w:p>
@@ -4954,7 +5148,7 @@
         </w:tc>
         <w:tc>
           <w:tcPr>
-            <w:tcW w:type="dxa" w:w="1767"/>
+            <w:tcW w:type="dxa" w:w="1040"/>
             <w:shd w:fill="FFF2CC"/>
           </w:tcPr>
           <w:p>
@@ -4974,7 +5168,7 @@
         </w:tc>
         <w:tc>
           <w:tcPr>
-            <w:tcW w:type="dxa" w:w="1767"/>
+            <w:tcW w:type="dxa" w:w="936"/>
             <w:shd w:fill="FFF2CC"/>
           </w:tcPr>
           <w:p>
@@ -4994,7 +5188,7 @@
         </w:tc>
         <w:tc>
           <w:tcPr>
-            <w:tcW w:type="dxa" w:w="1767"/>
+            <w:tcW w:type="dxa" w:w="816"/>
             <w:shd w:fill="FFF2CC"/>
           </w:tcPr>
           <w:p>
@@ -5020,6 +5214,9 @@
       </w:r>
     </w:p>
     <w:p>
+      <w:pPr>
+        <w:keepNext w:val="true"/>
+      </w:pPr>
       <w:r>
         <w:rPr>
           <w:rFonts w:ascii="Arial" w:hAnsi="Arial"/>
@@ -5058,6 +5255,7 @@
           <w:insideH w:val="single" w:sz="4" w:color="404040"/>
           <w:insideV w:val="single" w:sz="4" w:color="404040"/>
         </w:tblBorders>
+        <w:tblLayout w:type="fixed"/>
       </w:tblPr>
       <w:tblGrid>
         <w:gridCol w:w="1178"/>
@@ -5074,14 +5272,18 @@
         <w:gridCol w:w="1178"/>
       </w:tblGrid>
       <w:tr>
-        <w:tc>
-          <w:tcPr>
-            <w:tcW w:type="dxa" w:w="1178"/>
+        <w:trPr>
+          <w:cantSplit w:val="true"/>
+        </w:trPr>
+        <w:tc>
+          <w:tcPr>
+            <w:tcW w:type="dxa" w:w="1420"/>
             <w:shd w:fill="3B9C7B"/>
           </w:tcPr>
           <w:p>
             <w:pPr>
               <w:jc w:val="center"/>
+              <w:keepNext w:val="true"/>
             </w:pPr>
             <w:r/>
             <w:r>
@@ -5097,12 +5299,13 @@
         </w:tc>
         <w:tc>
           <w:tcPr>
-            <w:tcW w:type="dxa" w:w="1178"/>
+            <w:tcW w:type="dxa" w:w="781"/>
             <w:shd w:fill="3B9C7B"/>
           </w:tcPr>
           <w:p>
             <w:pPr>
               <w:jc w:val="center"/>
+              <w:keepNext w:val="true"/>
             </w:pPr>
             <w:r/>
             <w:r>
@@ -5118,12 +5321,13 @@
         </w:tc>
         <w:tc>
           <w:tcPr>
-            <w:tcW w:type="dxa" w:w="1178"/>
+            <w:tcW w:type="dxa" w:w="639"/>
             <w:shd w:fill="3B9C7B"/>
           </w:tcPr>
           <w:p>
             <w:pPr>
               <w:jc w:val="center"/>
+              <w:keepNext w:val="true"/>
             </w:pPr>
             <w:r/>
             <w:r>
@@ -5139,12 +5343,13 @@
         </w:tc>
         <w:tc>
           <w:tcPr>
-            <w:tcW w:type="dxa" w:w="1178"/>
+            <w:tcW w:type="dxa" w:w="758"/>
             <w:shd w:fill="3B9C7B"/>
           </w:tcPr>
           <w:p>
             <w:pPr>
               <w:jc w:val="center"/>
+              <w:keepNext w:val="true"/>
             </w:pPr>
             <w:r/>
             <w:r>
@@ -5160,12 +5365,13 @@
         </w:tc>
         <w:tc>
           <w:tcPr>
-            <w:tcW w:type="dxa" w:w="1178"/>
+            <w:tcW w:type="dxa" w:w="758"/>
             <w:shd w:fill="3B9C7B"/>
           </w:tcPr>
           <w:p>
             <w:pPr>
               <w:jc w:val="center"/>
+              <w:keepNext w:val="true"/>
             </w:pPr>
             <w:r/>
             <w:r>
@@ -5183,12 +5389,13 @@
         </w:tc>
         <w:tc>
           <w:tcPr>
-            <w:tcW w:type="dxa" w:w="1178"/>
+            <w:tcW w:type="dxa" w:w="710"/>
             <w:shd w:fill="3B9C7B"/>
           </w:tcPr>
           <w:p>
             <w:pPr>
               <w:jc w:val="center"/>
+              <w:keepNext w:val="true"/>
             </w:pPr>
             <w:r/>
             <w:r>
@@ -5204,12 +5411,13 @@
         </w:tc>
         <w:tc>
           <w:tcPr>
-            <w:tcW w:type="dxa" w:w="1178"/>
+            <w:tcW w:type="dxa" w:w="710"/>
             <w:shd w:fill="3B9C7B"/>
           </w:tcPr>
           <w:p>
             <w:pPr>
               <w:jc w:val="center"/>
+              <w:keepNext w:val="true"/>
             </w:pPr>
             <w:r/>
             <w:r>
@@ -5225,12 +5433,13 @@
         </w:tc>
         <w:tc>
           <w:tcPr>
-            <w:tcW w:type="dxa" w:w="1178"/>
+            <w:tcW w:type="dxa" w:w="758"/>
             <w:shd w:fill="3B9C7B"/>
           </w:tcPr>
           <w:p>
             <w:pPr>
               <w:jc w:val="center"/>
+              <w:keepNext w:val="true"/>
             </w:pPr>
             <w:r/>
             <w:r>
@@ -5248,12 +5457,13 @@
         </w:tc>
         <w:tc>
           <w:tcPr>
-            <w:tcW w:type="dxa" w:w="1178"/>
+            <w:tcW w:type="dxa" w:w="781"/>
             <w:shd w:fill="3B9C7B"/>
           </w:tcPr>
           <w:p>
             <w:pPr>
               <w:jc w:val="center"/>
+              <w:keepNext w:val="true"/>
             </w:pPr>
             <w:r/>
             <w:r>
@@ -5269,12 +5479,13 @@
         </w:tc>
         <w:tc>
           <w:tcPr>
-            <w:tcW w:type="dxa" w:w="1178"/>
+            <w:tcW w:type="dxa" w:w="781"/>
             <w:shd w:fill="3B9C7B"/>
           </w:tcPr>
           <w:p>
             <w:pPr>
               <w:jc w:val="center"/>
+              <w:keepNext w:val="true"/>
             </w:pPr>
             <w:r/>
             <w:r>
@@ -5290,12 +5501,13 @@
         </w:tc>
         <w:tc>
           <w:tcPr>
-            <w:tcW w:type="dxa" w:w="1178"/>
+            <w:tcW w:type="dxa" w:w="781"/>
             <w:shd w:fill="3B9C7B"/>
           </w:tcPr>
           <w:p>
             <w:pPr>
               <w:jc w:val="center"/>
+              <w:keepNext w:val="true"/>
             </w:pPr>
             <w:r/>
             <w:r>
@@ -5311,12 +5523,13 @@
         </w:tc>
         <w:tc>
           <w:tcPr>
-            <w:tcW w:type="dxa" w:w="1178"/>
+            <w:tcW w:type="dxa" w:w="758"/>
             <w:shd w:fill="3B9C7B"/>
           </w:tcPr>
           <w:p>
             <w:pPr>
               <w:jc w:val="center"/>
+              <w:keepNext w:val="true"/>
             </w:pPr>
             <w:r/>
             <w:r>
@@ -5332,14 +5545,18 @@
         </w:tc>
       </w:tr>
       <w:tr>
-        <w:tc>
-          <w:tcPr>
-            <w:tcW w:type="dxa" w:w="1178"/>
+        <w:trPr>
+          <w:cantSplit w:val="true"/>
+        </w:trPr>
+        <w:tc>
+          <w:tcPr>
+            <w:tcW w:type="dxa" w:w="1420"/>
             <w:shd w:fill="0A5455"/>
           </w:tcPr>
           <w:p>
             <w:pPr>
               <w:spacing w:before="60" w:after="60"/>
+              <w:keepNext w:val="true"/>
             </w:pPr>
             <w:r/>
             <w:r>
@@ -5355,11 +5572,12 @@
         </w:tc>
         <w:tc>
           <w:tcPr>
-            <w:tcW w:type="dxa" w:w="1178"/>
-          </w:tcPr>
-          <w:p>
-            <w:pPr>
-              <w:spacing w:before="60" w:after="60"/>
+            <w:tcW w:type="dxa" w:w="781"/>
+          </w:tcPr>
+          <w:p>
+            <w:pPr>
+              <w:spacing w:before="60" w:after="60"/>
+              <w:keepNext w:val="true"/>
             </w:pPr>
             <w:r/>
             <w:r>
@@ -5374,12 +5592,13 @@
         </w:tc>
         <w:tc>
           <w:tcPr>
-            <w:tcW w:type="dxa" w:w="1178"/>
+            <w:tcW w:type="dxa" w:w="639"/>
             <w:shd w:fill="FFF2CC"/>
           </w:tcPr>
           <w:p>
             <w:pPr>
               <w:spacing w:before="60" w:after="60"/>
+              <w:keepNext w:val="true"/>
             </w:pPr>
             <w:r/>
             <w:r>
@@ -5394,12 +5613,13 @@
         </w:tc>
         <w:tc>
           <w:tcPr>
-            <w:tcW w:type="dxa" w:w="1178"/>
+            <w:tcW w:type="dxa" w:w="758"/>
             <w:shd w:fill="FFF2CC"/>
           </w:tcPr>
           <w:p>
             <w:pPr>
               <w:spacing w:before="60" w:after="60"/>
+              <w:keepNext w:val="true"/>
             </w:pPr>
             <w:r/>
             <w:r>
@@ -5414,12 +5634,13 @@
         </w:tc>
         <w:tc>
           <w:tcPr>
-            <w:tcW w:type="dxa" w:w="1178"/>
+            <w:tcW w:type="dxa" w:w="758"/>
             <w:shd w:fill="FFF2CC"/>
           </w:tcPr>
           <w:p>
             <w:pPr>
               <w:spacing w:before="60" w:after="60"/>
+              <w:keepNext w:val="true"/>
             </w:pPr>
             <w:r/>
             <w:r>
@@ -5434,12 +5655,13 @@
         </w:tc>
         <w:tc>
           <w:tcPr>
-            <w:tcW w:type="dxa" w:w="1178"/>
+            <w:tcW w:type="dxa" w:w="710"/>
             <w:shd w:fill="FFF2CC"/>
           </w:tcPr>
           <w:p>
             <w:pPr>
               <w:spacing w:before="60" w:after="60"/>
+              <w:keepNext w:val="true"/>
             </w:pPr>
             <w:r/>
             <w:r>
@@ -5454,12 +5676,13 @@
         </w:tc>
         <w:tc>
           <w:tcPr>
-            <w:tcW w:type="dxa" w:w="1178"/>
+            <w:tcW w:type="dxa" w:w="710"/>
             <w:shd w:fill="FFF2CC"/>
           </w:tcPr>
           <w:p>
             <w:pPr>
               <w:spacing w:before="60" w:after="60"/>
+              <w:keepNext w:val="true"/>
             </w:pPr>
             <w:r/>
             <w:r>
@@ -5474,12 +5697,13 @@
         </w:tc>
         <w:tc>
           <w:tcPr>
-            <w:tcW w:type="dxa" w:w="1178"/>
+            <w:tcW w:type="dxa" w:w="758"/>
             <w:shd w:fill="FFF2CC"/>
           </w:tcPr>
           <w:p>
             <w:pPr>
               <w:spacing w:before="60" w:after="60"/>
+              <w:keepNext w:val="true"/>
             </w:pPr>
             <w:r/>
             <w:r>
@@ -5494,12 +5718,13 @@
         </w:tc>
         <w:tc>
           <w:tcPr>
-            <w:tcW w:type="dxa" w:w="1178"/>
+            <w:tcW w:type="dxa" w:w="781"/>
             <w:shd w:fill="FFF2CC"/>
           </w:tcPr>
           <w:p>
             <w:pPr>
               <w:spacing w:before="60" w:after="60"/>
+              <w:keepNext w:val="true"/>
             </w:pPr>
             <w:r/>
             <w:r>
@@ -5514,12 +5739,13 @@
         </w:tc>
         <w:tc>
           <w:tcPr>
-            <w:tcW w:type="dxa" w:w="1178"/>
+            <w:tcW w:type="dxa" w:w="781"/>
             <w:shd w:fill="FFF2CC"/>
           </w:tcPr>
           <w:p>
             <w:pPr>
               <w:spacing w:before="60" w:after="60"/>
+              <w:keepNext w:val="true"/>
             </w:pPr>
             <w:r/>
             <w:r>
@@ -5534,12 +5760,13 @@
         </w:tc>
         <w:tc>
           <w:tcPr>
-            <w:tcW w:type="dxa" w:w="1178"/>
+            <w:tcW w:type="dxa" w:w="781"/>
             <w:shd w:fill="FFF2CC"/>
           </w:tcPr>
           <w:p>
             <w:pPr>
               <w:spacing w:before="60" w:after="60"/>
+              <w:keepNext w:val="true"/>
             </w:pPr>
             <w:r/>
             <w:r>
@@ -5554,12 +5781,13 @@
         </w:tc>
         <w:tc>
           <w:tcPr>
-            <w:tcW w:type="dxa" w:w="1178"/>
+            <w:tcW w:type="dxa" w:w="758"/>
             <w:shd w:fill="FFF2CC"/>
           </w:tcPr>
           <w:p>
             <w:pPr>
               <w:spacing w:before="60" w:after="60"/>
+              <w:keepNext w:val="true"/>
             </w:pPr>
             <w:r/>
             <w:r>
@@ -5574,14 +5802,18 @@
         </w:tc>
       </w:tr>
       <w:tr>
-        <w:tc>
-          <w:tcPr>
-            <w:tcW w:type="dxa" w:w="1178"/>
+        <w:trPr>
+          <w:cantSplit w:val="true"/>
+        </w:trPr>
+        <w:tc>
+          <w:tcPr>
+            <w:tcW w:type="dxa" w:w="1420"/>
             <w:shd w:fill="0A5455"/>
           </w:tcPr>
           <w:p>
             <w:pPr>
               <w:spacing w:before="60" w:after="60"/>
+              <w:keepNext w:val="true"/>
             </w:pPr>
             <w:r/>
             <w:r>
@@ -5597,11 +5829,12 @@
         </w:tc>
         <w:tc>
           <w:tcPr>
-            <w:tcW w:type="dxa" w:w="1178"/>
-          </w:tcPr>
-          <w:p>
-            <w:pPr>
-              <w:spacing w:before="60" w:after="60"/>
+            <w:tcW w:type="dxa" w:w="781"/>
+          </w:tcPr>
+          <w:p>
+            <w:pPr>
+              <w:spacing w:before="60" w:after="60"/>
+              <w:keepNext w:val="true"/>
             </w:pPr>
             <w:r/>
             <w:r>
@@ -5617,12 +5850,13 @@
         </w:tc>
         <w:tc>
           <w:tcPr>
-            <w:tcW w:type="dxa" w:w="1178"/>
+            <w:tcW w:type="dxa" w:w="639"/>
             <w:shd w:fill="FFF2CC"/>
           </w:tcPr>
           <w:p>
             <w:pPr>
               <w:spacing w:before="60" w:after="60"/>
+              <w:keepNext w:val="true"/>
             </w:pPr>
             <w:r/>
             <w:r>
@@ -5637,12 +5871,13 @@
         </w:tc>
         <w:tc>
           <w:tcPr>
-            <w:tcW w:type="dxa" w:w="1178"/>
+            <w:tcW w:type="dxa" w:w="758"/>
             <w:shd w:fill="FFF2CC"/>
           </w:tcPr>
           <w:p>
             <w:pPr>
               <w:spacing w:before="60" w:after="60"/>
+              <w:keepNext w:val="true"/>
             </w:pPr>
             <w:r/>
             <w:r>
@@ -5657,12 +5892,13 @@
         </w:tc>
         <w:tc>
           <w:tcPr>
-            <w:tcW w:type="dxa" w:w="1178"/>
+            <w:tcW w:type="dxa" w:w="758"/>
             <w:shd w:fill="FFF2CC"/>
           </w:tcPr>
           <w:p>
             <w:pPr>
               <w:spacing w:before="60" w:after="60"/>
+              <w:keepNext w:val="true"/>
             </w:pPr>
             <w:r/>
             <w:r>
@@ -5677,12 +5913,13 @@
         </w:tc>
         <w:tc>
           <w:tcPr>
-            <w:tcW w:type="dxa" w:w="1178"/>
+            <w:tcW w:type="dxa" w:w="710"/>
             <w:shd w:fill="FFF2CC"/>
           </w:tcPr>
           <w:p>
             <w:pPr>
               <w:spacing w:before="60" w:after="60"/>
+              <w:keepNext w:val="true"/>
             </w:pPr>
             <w:r/>
             <w:r>
@@ -5697,12 +5934,13 @@
         </w:tc>
         <w:tc>
           <w:tcPr>
-            <w:tcW w:type="dxa" w:w="1178"/>
+            <w:tcW w:type="dxa" w:w="710"/>
             <w:shd w:fill="FFF2CC"/>
           </w:tcPr>
           <w:p>
             <w:pPr>
               <w:spacing w:before="60" w:after="60"/>
+              <w:keepNext w:val="true"/>
             </w:pPr>
             <w:r/>
             <w:r>
@@ -5717,12 +5955,13 @@
         </w:tc>
         <w:tc>
           <w:tcPr>
-            <w:tcW w:type="dxa" w:w="1178"/>
+            <w:tcW w:type="dxa" w:w="758"/>
             <w:shd w:fill="FFF2CC"/>
           </w:tcPr>
           <w:p>
             <w:pPr>
               <w:spacing w:before="60" w:after="60"/>
+              <w:keepNext w:val="true"/>
             </w:pPr>
             <w:r/>
             <w:r>
@@ -5737,12 +5976,13 @@
         </w:tc>
         <w:tc>
           <w:tcPr>
-            <w:tcW w:type="dxa" w:w="1178"/>
+            <w:tcW w:type="dxa" w:w="781"/>
             <w:shd w:fill="FFF2CC"/>
           </w:tcPr>
           <w:p>
             <w:pPr>
               <w:spacing w:before="60" w:after="60"/>
+              <w:keepNext w:val="true"/>
             </w:pPr>
             <w:r/>
             <w:r>
@@ -5757,12 +5997,13 @@
         </w:tc>
         <w:tc>
           <w:tcPr>
-            <w:tcW w:type="dxa" w:w="1178"/>
+            <w:tcW w:type="dxa" w:w="781"/>
             <w:shd w:fill="FFF2CC"/>
           </w:tcPr>
           <w:p>
             <w:pPr>
               <w:spacing w:before="60" w:after="60"/>
+              <w:keepNext w:val="true"/>
             </w:pPr>
             <w:r/>
             <w:r>
@@ -5777,12 +6018,13 @@
         </w:tc>
         <w:tc>
           <w:tcPr>
-            <w:tcW w:type="dxa" w:w="1178"/>
+            <w:tcW w:type="dxa" w:w="781"/>
             <w:shd w:fill="FFF2CC"/>
           </w:tcPr>
           <w:p>
             <w:pPr>
               <w:spacing w:before="60" w:after="60"/>
+              <w:keepNext w:val="true"/>
             </w:pPr>
             <w:r/>
             <w:r>
@@ -5797,12 +6039,13 @@
         </w:tc>
         <w:tc>
           <w:tcPr>
-            <w:tcW w:type="dxa" w:w="1178"/>
+            <w:tcW w:type="dxa" w:w="758"/>
             <w:shd w:fill="FFF2CC"/>
           </w:tcPr>
           <w:p>
             <w:pPr>
               <w:spacing w:before="60" w:after="60"/>
+              <w:keepNext w:val="true"/>
             </w:pPr>
             <w:r/>
             <w:r>
@@ -5817,9 +6060,12 @@
         </w:tc>
       </w:tr>
       <w:tr>
-        <w:tc>
-          <w:tcPr>
-            <w:tcW w:type="dxa" w:w="1178"/>
+        <w:trPr>
+          <w:cantSplit w:val="true"/>
+        </w:trPr>
+        <w:tc>
+          <w:tcPr>
+            <w:tcW w:type="dxa" w:w="1420"/>
             <w:shd w:fill="0A5455"/>
           </w:tcPr>
           <w:p>
@@ -5840,7 +6086,7 @@
         </w:tc>
         <w:tc>
           <w:tcPr>
-            <w:tcW w:type="dxa" w:w="1178"/>
+            <w:tcW w:type="dxa" w:w="781"/>
           </w:tcPr>
           <w:p>
             <w:pPr>
@@ -5860,7 +6106,7 @@
         </w:tc>
         <w:tc>
           <w:tcPr>
-            <w:tcW w:type="dxa" w:w="1178"/>
+            <w:tcW w:type="dxa" w:w="639"/>
             <w:shd w:fill="FFF2CC"/>
           </w:tcPr>
           <w:p>
@@ -5880,7 +6126,7 @@
         </w:tc>
         <w:tc>
           <w:tcPr>
-            <w:tcW w:type="dxa" w:w="1178"/>
+            <w:tcW w:type="dxa" w:w="758"/>
             <w:shd w:fill="FFF2CC"/>
           </w:tcPr>
           <w:p>
@@ -5900,7 +6146,7 @@
         </w:tc>
         <w:tc>
           <w:tcPr>
-            <w:tcW w:type="dxa" w:w="1178"/>
+            <w:tcW w:type="dxa" w:w="758"/>
             <w:shd w:fill="FFF2CC"/>
           </w:tcPr>
           <w:p>
@@ -5920,7 +6166,7 @@
         </w:tc>
         <w:tc>
           <w:tcPr>
-            <w:tcW w:type="dxa" w:w="1178"/>
+            <w:tcW w:type="dxa" w:w="710"/>
             <w:shd w:fill="FFF2CC"/>
           </w:tcPr>
           <w:p>
@@ -5940,7 +6186,7 @@
         </w:tc>
         <w:tc>
           <w:tcPr>
-            <w:tcW w:type="dxa" w:w="1178"/>
+            <w:tcW w:type="dxa" w:w="710"/>
             <w:shd w:fill="FFF2CC"/>
           </w:tcPr>
           <w:p>
@@ -5960,7 +6206,7 @@
         </w:tc>
         <w:tc>
           <w:tcPr>
-            <w:tcW w:type="dxa" w:w="1178"/>
+            <w:tcW w:type="dxa" w:w="758"/>
             <w:shd w:fill="FFF2CC"/>
           </w:tcPr>
           <w:p>
@@ -5980,7 +6226,7 @@
         </w:tc>
         <w:tc>
           <w:tcPr>
-            <w:tcW w:type="dxa" w:w="1178"/>
+            <w:tcW w:type="dxa" w:w="781"/>
             <w:shd w:fill="FFF2CC"/>
           </w:tcPr>
           <w:p>
@@ -6000,7 +6246,7 @@
         </w:tc>
         <w:tc>
           <w:tcPr>
-            <w:tcW w:type="dxa" w:w="1178"/>
+            <w:tcW w:type="dxa" w:w="781"/>
             <w:shd w:fill="FFF2CC"/>
           </w:tcPr>
           <w:p>
@@ -6020,7 +6266,7 @@
         </w:tc>
         <w:tc>
           <w:tcPr>
-            <w:tcW w:type="dxa" w:w="1178"/>
+            <w:tcW w:type="dxa" w:w="781"/>
             <w:shd w:fill="FFF2CC"/>
           </w:tcPr>
           <w:p>
@@ -6040,7 +6286,7 @@
         </w:tc>
         <w:tc>
           <w:tcPr>
-            <w:tcW w:type="dxa" w:w="1178"/>
+            <w:tcW w:type="dxa" w:w="758"/>
             <w:shd w:fill="FFF2CC"/>
           </w:tcPr>
           <w:p>
@@ -6060,9 +6306,12 @@
         </w:tc>
       </w:tr>
       <w:tr>
-        <w:tc>
-          <w:tcPr>
-            <w:tcW w:type="dxa" w:w="1178"/>
+        <w:trPr>
+          <w:cantSplit w:val="true"/>
+        </w:trPr>
+        <w:tc>
+          <w:tcPr>
+            <w:tcW w:type="dxa" w:w="1420"/>
             <w:shd w:fill="0A5455"/>
           </w:tcPr>
           <w:p>
@@ -6083,7 +6332,7 @@
         </w:tc>
         <w:tc>
           <w:tcPr>
-            <w:tcW w:type="dxa" w:w="1178"/>
+            <w:tcW w:type="dxa" w:w="781"/>
           </w:tcPr>
           <w:p>
             <w:pPr>
@@ -6103,7 +6352,7 @@
         </w:tc>
         <w:tc>
           <w:tcPr>
-            <w:tcW w:type="dxa" w:w="1178"/>
+            <w:tcW w:type="dxa" w:w="639"/>
             <w:shd w:fill="FFF2CC"/>
           </w:tcPr>
           <w:p>
@@ -6123,7 +6372,7 @@
         </w:tc>
         <w:tc>
           <w:tcPr>
-            <w:tcW w:type="dxa" w:w="1178"/>
+            <w:tcW w:type="dxa" w:w="758"/>
             <w:shd w:fill="FFF2CC"/>
           </w:tcPr>
           <w:p>
@@ -6143,7 +6392,7 @@
         </w:tc>
         <w:tc>
           <w:tcPr>
-            <w:tcW w:type="dxa" w:w="1178"/>
+            <w:tcW w:type="dxa" w:w="758"/>
             <w:shd w:fill="FFF2CC"/>
           </w:tcPr>
           <w:p>
@@ -6163,7 +6412,7 @@
         </w:tc>
         <w:tc>
           <w:tcPr>
-            <w:tcW w:type="dxa" w:w="1178"/>
+            <w:tcW w:type="dxa" w:w="710"/>
             <w:shd w:fill="FFF2CC"/>
           </w:tcPr>
           <w:p>
@@ -6183,7 +6432,7 @@
         </w:tc>
         <w:tc>
           <w:tcPr>
-            <w:tcW w:type="dxa" w:w="1178"/>
+            <w:tcW w:type="dxa" w:w="710"/>
             <w:shd w:fill="FFF2CC"/>
           </w:tcPr>
           <w:p>
@@ -6203,7 +6452,7 @@
         </w:tc>
         <w:tc>
           <w:tcPr>
-            <w:tcW w:type="dxa" w:w="1178"/>
+            <w:tcW w:type="dxa" w:w="758"/>
             <w:shd w:fill="FFF2CC"/>
           </w:tcPr>
           <w:p>
@@ -6223,7 +6472,7 @@
         </w:tc>
         <w:tc>
           <w:tcPr>
-            <w:tcW w:type="dxa" w:w="1178"/>
+            <w:tcW w:type="dxa" w:w="781"/>
             <w:shd w:fill="FFF2CC"/>
           </w:tcPr>
           <w:p>
@@ -6243,7 +6492,7 @@
         </w:tc>
         <w:tc>
           <w:tcPr>
-            <w:tcW w:type="dxa" w:w="1178"/>
+            <w:tcW w:type="dxa" w:w="781"/>
             <w:shd w:fill="FFF2CC"/>
           </w:tcPr>
           <w:p>
@@ -6263,7 +6512,7 @@
         </w:tc>
         <w:tc>
           <w:tcPr>
-            <w:tcW w:type="dxa" w:w="1178"/>
+            <w:tcW w:type="dxa" w:w="781"/>
             <w:shd w:fill="FFF2CC"/>
           </w:tcPr>
           <w:p>
@@ -6283,7 +6532,7 @@
         </w:tc>
         <w:tc>
           <w:tcPr>
-            <w:tcW w:type="dxa" w:w="1178"/>
+            <w:tcW w:type="dxa" w:w="758"/>
             <w:shd w:fill="FFF2CC"/>
           </w:tcPr>
           <w:p>
@@ -6303,9 +6552,12 @@
         </w:tc>
       </w:tr>
       <w:tr>
-        <w:tc>
-          <w:tcPr>
-            <w:tcW w:type="dxa" w:w="1178"/>
+        <w:trPr>
+          <w:cantSplit w:val="true"/>
+        </w:trPr>
+        <w:tc>
+          <w:tcPr>
+            <w:tcW w:type="dxa" w:w="1420"/>
             <w:shd w:fill="0A5455"/>
           </w:tcPr>
           <w:p>
@@ -6326,7 +6578,7 @@
         </w:tc>
         <w:tc>
           <w:tcPr>
-            <w:tcW w:type="dxa" w:w="1178"/>
+            <w:tcW w:type="dxa" w:w="781"/>
           </w:tcPr>
           <w:p>
             <w:pPr>
@@ -6346,7 +6598,7 @@
         </w:tc>
         <w:tc>
           <w:tcPr>
-            <w:tcW w:type="dxa" w:w="1178"/>
+            <w:tcW w:type="dxa" w:w="639"/>
             <w:shd w:fill="FFF2CC"/>
           </w:tcPr>
           <w:p>
@@ -6366,7 +6618,7 @@
         </w:tc>
         <w:tc>
           <w:tcPr>
-            <w:tcW w:type="dxa" w:w="1178"/>
+            <w:tcW w:type="dxa" w:w="758"/>
             <w:shd w:fill="FFF2CC"/>
           </w:tcPr>
           <w:p>
@@ -6386,7 +6638,7 @@
         </w:tc>
         <w:tc>
           <w:tcPr>
-            <w:tcW w:type="dxa" w:w="1178"/>
+            <w:tcW w:type="dxa" w:w="758"/>
             <w:shd w:fill="FFF2CC"/>
           </w:tcPr>
           <w:p>
@@ -6406,7 +6658,7 @@
         </w:tc>
         <w:tc>
           <w:tcPr>
-            <w:tcW w:type="dxa" w:w="1178"/>
+            <w:tcW w:type="dxa" w:w="710"/>
             <w:shd w:fill="FFF2CC"/>
           </w:tcPr>
           <w:p>
@@ -6426,7 +6678,7 @@
         </w:tc>
         <w:tc>
           <w:tcPr>
-            <w:tcW w:type="dxa" w:w="1178"/>
+            <w:tcW w:type="dxa" w:w="710"/>
             <w:shd w:fill="FFF2CC"/>
           </w:tcPr>
           <w:p>
@@ -6446,7 +6698,7 @@
         </w:tc>
         <w:tc>
           <w:tcPr>
-            <w:tcW w:type="dxa" w:w="1178"/>
+            <w:tcW w:type="dxa" w:w="758"/>
             <w:shd w:fill="FFF2CC"/>
           </w:tcPr>
           <w:p>
@@ -6466,7 +6718,7 @@
         </w:tc>
         <w:tc>
           <w:tcPr>
-            <w:tcW w:type="dxa" w:w="1178"/>
+            <w:tcW w:type="dxa" w:w="781"/>
             <w:shd w:fill="FFF2CC"/>
           </w:tcPr>
           <w:p>
@@ -6486,7 +6738,7 @@
         </w:tc>
         <w:tc>
           <w:tcPr>
-            <w:tcW w:type="dxa" w:w="1178"/>
+            <w:tcW w:type="dxa" w:w="781"/>
             <w:shd w:fill="FFF2CC"/>
           </w:tcPr>
           <w:p>
@@ -6506,7 +6758,7 @@
         </w:tc>
         <w:tc>
           <w:tcPr>
-            <w:tcW w:type="dxa" w:w="1178"/>
+            <w:tcW w:type="dxa" w:w="781"/>
             <w:shd w:fill="FFF2CC"/>
           </w:tcPr>
           <w:p>
@@ -6526,7 +6778,7 @@
         </w:tc>
         <w:tc>
           <w:tcPr>
-            <w:tcW w:type="dxa" w:w="1178"/>
+            <w:tcW w:type="dxa" w:w="758"/>
             <w:shd w:fill="FFF2CC"/>
           </w:tcPr>
           <w:p>
@@ -6546,9 +6798,12 @@
         </w:tc>
       </w:tr>
       <w:tr>
-        <w:tc>
-          <w:tcPr>
-            <w:tcW w:type="dxa" w:w="1178"/>
+        <w:trPr>
+          <w:cantSplit w:val="true"/>
+        </w:trPr>
+        <w:tc>
+          <w:tcPr>
+            <w:tcW w:type="dxa" w:w="1420"/>
             <w:shd w:fill="0A5455"/>
           </w:tcPr>
           <w:p>
@@ -6569,7 +6824,7 @@
         </w:tc>
         <w:tc>
           <w:tcPr>
-            <w:tcW w:type="dxa" w:w="1178"/>
+            <w:tcW w:type="dxa" w:w="781"/>
           </w:tcPr>
           <w:p>
             <w:pPr>
@@ -6589,7 +6844,7 @@
         </w:tc>
         <w:tc>
           <w:tcPr>
-            <w:tcW w:type="dxa" w:w="1178"/>
+            <w:tcW w:type="dxa" w:w="639"/>
             <w:shd w:fill="FFF2CC"/>
           </w:tcPr>
           <w:p>
@@ -6609,7 +6864,7 @@
         </w:tc>
         <w:tc>
           <w:tcPr>
-            <w:tcW w:type="dxa" w:w="1178"/>
+            <w:tcW w:type="dxa" w:w="758"/>
             <w:shd w:fill="FFF2CC"/>
           </w:tcPr>
           <w:p>
@@ -6629,7 +6884,7 @@
         </w:tc>
         <w:tc>
           <w:tcPr>
-            <w:tcW w:type="dxa" w:w="1178"/>
+            <w:tcW w:type="dxa" w:w="758"/>
             <w:shd w:fill="FFF2CC"/>
           </w:tcPr>
           <w:p>
@@ -6649,7 +6904,7 @@
         </w:tc>
         <w:tc>
           <w:tcPr>
-            <w:tcW w:type="dxa" w:w="1178"/>
+            <w:tcW w:type="dxa" w:w="710"/>
             <w:shd w:fill="FFF2CC"/>
           </w:tcPr>
           <w:p>
@@ -6669,7 +6924,7 @@
         </w:tc>
         <w:tc>
           <w:tcPr>
-            <w:tcW w:type="dxa" w:w="1178"/>
+            <w:tcW w:type="dxa" w:w="710"/>
             <w:shd w:fill="FFF2CC"/>
           </w:tcPr>
           <w:p>
@@ -6689,7 +6944,7 @@
         </w:tc>
         <w:tc>
           <w:tcPr>
-            <w:tcW w:type="dxa" w:w="1178"/>
+            <w:tcW w:type="dxa" w:w="758"/>
             <w:shd w:fill="FFF2CC"/>
           </w:tcPr>
           <w:p>
@@ -6709,7 +6964,7 @@
         </w:tc>
         <w:tc>
           <w:tcPr>
-            <w:tcW w:type="dxa" w:w="1178"/>
+            <w:tcW w:type="dxa" w:w="781"/>
             <w:shd w:fill="FFF2CC"/>
           </w:tcPr>
           <w:p>
@@ -6729,7 +6984,7 @@
         </w:tc>
         <w:tc>
           <w:tcPr>
-            <w:tcW w:type="dxa" w:w="1178"/>
+            <w:tcW w:type="dxa" w:w="781"/>
             <w:shd w:fill="FFF2CC"/>
           </w:tcPr>
           <w:p>
@@ -6749,7 +7004,7 @@
         </w:tc>
         <w:tc>
           <w:tcPr>
-            <w:tcW w:type="dxa" w:w="1178"/>
+            <w:tcW w:type="dxa" w:w="781"/>
             <w:shd w:fill="FFF2CC"/>
           </w:tcPr>
           <w:p>
@@ -6769,7 +7024,7 @@
         </w:tc>
         <w:tc>
           <w:tcPr>
-            <w:tcW w:type="dxa" w:w="1178"/>
+            <w:tcW w:type="dxa" w:w="758"/>
             <w:shd w:fill="FFF2CC"/>
           </w:tcPr>
           <w:p>
@@ -6789,9 +7044,12 @@
         </w:tc>
       </w:tr>
       <w:tr>
-        <w:tc>
-          <w:tcPr>
-            <w:tcW w:type="dxa" w:w="1178"/>
+        <w:trPr>
+          <w:cantSplit w:val="true"/>
+        </w:trPr>
+        <w:tc>
+          <w:tcPr>
+            <w:tcW w:type="dxa" w:w="1420"/>
             <w:shd w:fill="0A5455"/>
           </w:tcPr>
           <w:p>
@@ -6812,7 +7070,7 @@
         </w:tc>
         <w:tc>
           <w:tcPr>
-            <w:tcW w:type="dxa" w:w="1178"/>
+            <w:tcW w:type="dxa" w:w="781"/>
           </w:tcPr>
           <w:p>
             <w:pPr>
@@ -6832,7 +7090,7 @@
         </w:tc>
         <w:tc>
           <w:tcPr>
-            <w:tcW w:type="dxa" w:w="1178"/>
+            <w:tcW w:type="dxa" w:w="639"/>
             <w:shd w:fill="FFF2CC"/>
           </w:tcPr>
           <w:p>
@@ -6852,7 +7110,7 @@
         </w:tc>
         <w:tc>
           <w:tcPr>
-            <w:tcW w:type="dxa" w:w="1178"/>
+            <w:tcW w:type="dxa" w:w="758"/>
             <w:shd w:fill="FFF2CC"/>
           </w:tcPr>
           <w:p>
@@ -6872,7 +7130,7 @@
         </w:tc>
         <w:tc>
           <w:tcPr>
-            <w:tcW w:type="dxa" w:w="1178"/>
+            <w:tcW w:type="dxa" w:w="758"/>
             <w:shd w:fill="FFF2CC"/>
           </w:tcPr>
           <w:p>
@@ -6892,7 +7150,7 @@
         </w:tc>
         <w:tc>
           <w:tcPr>
-            <w:tcW w:type="dxa" w:w="1178"/>
+            <w:tcW w:type="dxa" w:w="710"/>
             <w:shd w:fill="FFF2CC"/>
           </w:tcPr>
           <w:p>
@@ -6912,7 +7170,7 @@
         </w:tc>
         <w:tc>
           <w:tcPr>
-            <w:tcW w:type="dxa" w:w="1178"/>
+            <w:tcW w:type="dxa" w:w="710"/>
             <w:shd w:fill="FFF2CC"/>
           </w:tcPr>
           <w:p>
@@ -6932,7 +7190,7 @@
         </w:tc>
         <w:tc>
           <w:tcPr>
-            <w:tcW w:type="dxa" w:w="1178"/>
+            <w:tcW w:type="dxa" w:w="758"/>
             <w:shd w:fill="FFF2CC"/>
           </w:tcPr>
           <w:p>
@@ -6952,7 +7210,7 @@
         </w:tc>
         <w:tc>
           <w:tcPr>
-            <w:tcW w:type="dxa" w:w="1178"/>
+            <w:tcW w:type="dxa" w:w="781"/>
             <w:shd w:fill="FFF2CC"/>
           </w:tcPr>
           <w:p>
@@ -6972,7 +7230,7 @@
         </w:tc>
         <w:tc>
           <w:tcPr>
-            <w:tcW w:type="dxa" w:w="1178"/>
+            <w:tcW w:type="dxa" w:w="781"/>
             <w:shd w:fill="FFF2CC"/>
           </w:tcPr>
           <w:p>
@@ -6992,7 +7250,7 @@
         </w:tc>
         <w:tc>
           <w:tcPr>
-            <w:tcW w:type="dxa" w:w="1178"/>
+            <w:tcW w:type="dxa" w:w="781"/>
             <w:shd w:fill="FFF2CC"/>
           </w:tcPr>
           <w:p>
@@ -7012,7 +7270,7 @@
         </w:tc>
         <w:tc>
           <w:tcPr>
-            <w:tcW w:type="dxa" w:w="1178"/>
+            <w:tcW w:type="dxa" w:w="758"/>
             <w:shd w:fill="FFF2CC"/>
           </w:tcPr>
           <w:p>
@@ -7032,9 +7290,12 @@
         </w:tc>
       </w:tr>
       <w:tr>
-        <w:tc>
-          <w:tcPr>
-            <w:tcW w:type="dxa" w:w="1178"/>
+        <w:trPr>
+          <w:cantSplit w:val="true"/>
+        </w:trPr>
+        <w:tc>
+          <w:tcPr>
+            <w:tcW w:type="dxa" w:w="1420"/>
             <w:shd w:fill="0A5455"/>
           </w:tcPr>
           <w:p>
@@ -7055,7 +7316,7 @@
         </w:tc>
         <w:tc>
           <w:tcPr>
-            <w:tcW w:type="dxa" w:w="1178"/>
+            <w:tcW w:type="dxa" w:w="781"/>
           </w:tcPr>
           <w:p>
             <w:pPr>
@@ -7074,7 +7335,7 @@
         </w:tc>
         <w:tc>
           <w:tcPr>
-            <w:tcW w:type="dxa" w:w="1178"/>
+            <w:tcW w:type="dxa" w:w="639"/>
             <w:shd w:fill="FFF2CC"/>
           </w:tcPr>
           <w:p>
@@ -7094,7 +7355,7 @@
         </w:tc>
         <w:tc>
           <w:tcPr>
-            <w:tcW w:type="dxa" w:w="1178"/>
+            <w:tcW w:type="dxa" w:w="758"/>
             <w:shd w:fill="FFF2CC"/>
           </w:tcPr>
           <w:p>
@@ -7114,7 +7375,7 @@
         </w:tc>
         <w:tc>
           <w:tcPr>
-            <w:tcW w:type="dxa" w:w="1178"/>
+            <w:tcW w:type="dxa" w:w="758"/>
             <w:shd w:fill="FFF2CC"/>
           </w:tcPr>
           <w:p>
@@ -7134,7 +7395,7 @@
         </w:tc>
         <w:tc>
           <w:tcPr>
-            <w:tcW w:type="dxa" w:w="1178"/>
+            <w:tcW w:type="dxa" w:w="710"/>
             <w:shd w:fill="FFF2CC"/>
           </w:tcPr>
           <w:p>
@@ -7154,7 +7415,7 @@
         </w:tc>
         <w:tc>
           <w:tcPr>
-            <w:tcW w:type="dxa" w:w="1178"/>
+            <w:tcW w:type="dxa" w:w="710"/>
             <w:shd w:fill="FFF2CC"/>
           </w:tcPr>
           <w:p>
@@ -7174,7 +7435,7 @@
         </w:tc>
         <w:tc>
           <w:tcPr>
-            <w:tcW w:type="dxa" w:w="1178"/>
+            <w:tcW w:type="dxa" w:w="758"/>
             <w:shd w:fill="FFF2CC"/>
           </w:tcPr>
           <w:p>
@@ -7194,7 +7455,7 @@
         </w:tc>
         <w:tc>
           <w:tcPr>
-            <w:tcW w:type="dxa" w:w="1178"/>
+            <w:tcW w:type="dxa" w:w="781"/>
             <w:shd w:fill="FFF2CC"/>
           </w:tcPr>
           <w:p>
@@ -7214,7 +7475,7 @@
         </w:tc>
         <w:tc>
           <w:tcPr>
-            <w:tcW w:type="dxa" w:w="1178"/>
+            <w:tcW w:type="dxa" w:w="781"/>
             <w:shd w:fill="FFF2CC"/>
           </w:tcPr>
           <w:p>
@@ -7234,7 +7495,7 @@
         </w:tc>
         <w:tc>
           <w:tcPr>
-            <w:tcW w:type="dxa" w:w="1178"/>
+            <w:tcW w:type="dxa" w:w="781"/>
             <w:shd w:fill="FFF2CC"/>
           </w:tcPr>
           <w:p>
@@ -7254,7 +7515,7 @@
         </w:tc>
         <w:tc>
           <w:tcPr>
-            <w:tcW w:type="dxa" w:w="1178"/>
+            <w:tcW w:type="dxa" w:w="758"/>
             <w:shd w:fill="FFF2CC"/>
           </w:tcPr>
           <w:p>
@@ -7274,9 +7535,12 @@
         </w:tc>
       </w:tr>
       <w:tr>
-        <w:tc>
-          <w:tcPr>
-            <w:tcW w:type="dxa" w:w="1178"/>
+        <w:trPr>
+          <w:cantSplit w:val="true"/>
+        </w:trPr>
+        <w:tc>
+          <w:tcPr>
+            <w:tcW w:type="dxa" w:w="1420"/>
             <w:shd w:fill="0A5455"/>
           </w:tcPr>
           <w:p>
@@ -7297,7 +7561,7 @@
         </w:tc>
         <w:tc>
           <w:tcPr>
-            <w:tcW w:type="dxa" w:w="1178"/>
+            <w:tcW w:type="dxa" w:w="781"/>
           </w:tcPr>
           <w:p>
             <w:pPr>
@@ -7317,7 +7581,7 @@
         </w:tc>
         <w:tc>
           <w:tcPr>
-            <w:tcW w:type="dxa" w:w="1178"/>
+            <w:tcW w:type="dxa" w:w="639"/>
             <w:shd w:fill="FFF2CC"/>
           </w:tcPr>
           <w:p>
@@ -7337,7 +7601,7 @@
         </w:tc>
         <w:tc>
           <w:tcPr>
-            <w:tcW w:type="dxa" w:w="1178"/>
+            <w:tcW w:type="dxa" w:w="758"/>
             <w:shd w:fill="FFF2CC"/>
           </w:tcPr>
           <w:p>
@@ -7357,7 +7621,7 @@
         </w:tc>
         <w:tc>
           <w:tcPr>
-            <w:tcW w:type="dxa" w:w="1178"/>
+            <w:tcW w:type="dxa" w:w="758"/>
             <w:shd w:fill="FFF2CC"/>
           </w:tcPr>
           <w:p>
@@ -7377,7 +7641,7 @@
         </w:tc>
         <w:tc>
           <w:tcPr>
-            <w:tcW w:type="dxa" w:w="1178"/>
+            <w:tcW w:type="dxa" w:w="710"/>
             <w:shd w:fill="FFF2CC"/>
           </w:tcPr>
           <w:p>
@@ -7397,7 +7661,7 @@
         </w:tc>
         <w:tc>
           <w:tcPr>
-            <w:tcW w:type="dxa" w:w="1178"/>
+            <w:tcW w:type="dxa" w:w="710"/>
             <w:shd w:fill="FFF2CC"/>
           </w:tcPr>
           <w:p>
@@ -7417,7 +7681,7 @@
         </w:tc>
         <w:tc>
           <w:tcPr>
-            <w:tcW w:type="dxa" w:w="1178"/>
+            <w:tcW w:type="dxa" w:w="758"/>
             <w:shd w:fill="FFF2CC"/>
           </w:tcPr>
           <w:p>
@@ -7437,7 +7701,7 @@
         </w:tc>
         <w:tc>
           <w:tcPr>
-            <w:tcW w:type="dxa" w:w="1178"/>
+            <w:tcW w:type="dxa" w:w="781"/>
             <w:shd w:fill="FFF2CC"/>
           </w:tcPr>
           <w:p>
@@ -7457,7 +7721,7 @@
         </w:tc>
         <w:tc>
           <w:tcPr>
-            <w:tcW w:type="dxa" w:w="1178"/>
+            <w:tcW w:type="dxa" w:w="781"/>
             <w:shd w:fill="FFF2CC"/>
           </w:tcPr>
           <w:p>
@@ -7477,7 +7741,7 @@
         </w:tc>
         <w:tc>
           <w:tcPr>
-            <w:tcW w:type="dxa" w:w="1178"/>
+            <w:tcW w:type="dxa" w:w="781"/>
             <w:shd w:fill="FFF2CC"/>
           </w:tcPr>
           <w:p>
@@ -7497,7 +7761,7 @@
         </w:tc>
         <w:tc>
           <w:tcPr>
-            <w:tcW w:type="dxa" w:w="1178"/>
+            <w:tcW w:type="dxa" w:w="758"/>
             <w:shd w:fill="FFF2CC"/>
           </w:tcPr>
           <w:p>
@@ -7517,9 +7781,12 @@
         </w:tc>
       </w:tr>
       <w:tr>
-        <w:tc>
-          <w:tcPr>
-            <w:tcW w:type="dxa" w:w="1178"/>
+        <w:trPr>
+          <w:cantSplit w:val="true"/>
+        </w:trPr>
+        <w:tc>
+          <w:tcPr>
+            <w:tcW w:type="dxa" w:w="1420"/>
             <w:shd w:fill="0A5455"/>
           </w:tcPr>
           <w:p>
@@ -7540,7 +7807,7 @@
         </w:tc>
         <w:tc>
           <w:tcPr>
-            <w:tcW w:type="dxa" w:w="1178"/>
+            <w:tcW w:type="dxa" w:w="781"/>
           </w:tcPr>
           <w:p>
             <w:pPr>
@@ -7560,7 +7827,7 @@
         </w:tc>
         <w:tc>
           <w:tcPr>
-            <w:tcW w:type="dxa" w:w="1178"/>
+            <w:tcW w:type="dxa" w:w="639"/>
             <w:shd w:fill="FFF2CC"/>
           </w:tcPr>
           <w:p>
@@ -7580,7 +7847,7 @@
         </w:tc>
         <w:tc>
           <w:tcPr>
-            <w:tcW w:type="dxa" w:w="1178"/>
+            <w:tcW w:type="dxa" w:w="758"/>
             <w:shd w:fill="FFF2CC"/>
           </w:tcPr>
           <w:p>
@@ -7600,7 +7867,7 @@
         </w:tc>
         <w:tc>
           <w:tcPr>
-            <w:tcW w:type="dxa" w:w="1178"/>
+            <w:tcW w:type="dxa" w:w="758"/>
             <w:shd w:fill="FFF2CC"/>
           </w:tcPr>
           <w:p>
@@ -7620,7 +7887,7 @@
         </w:tc>
         <w:tc>
           <w:tcPr>
-            <w:tcW w:type="dxa" w:w="1178"/>
+            <w:tcW w:type="dxa" w:w="710"/>
             <w:shd w:fill="FFF2CC"/>
           </w:tcPr>
           <w:p>
@@ -7640,7 +7907,7 @@
         </w:tc>
         <w:tc>
           <w:tcPr>
-            <w:tcW w:type="dxa" w:w="1178"/>
+            <w:tcW w:type="dxa" w:w="710"/>
             <w:shd w:fill="FFF2CC"/>
           </w:tcPr>
           <w:p>
@@ -7660,7 +7927,7 @@
         </w:tc>
         <w:tc>
           <w:tcPr>
-            <w:tcW w:type="dxa" w:w="1178"/>
+            <w:tcW w:type="dxa" w:w="758"/>
             <w:shd w:fill="FFF2CC"/>
           </w:tcPr>
           <w:p>
@@ -7680,7 +7947,7 @@
         </w:tc>
         <w:tc>
           <w:tcPr>
-            <w:tcW w:type="dxa" w:w="1178"/>
+            <w:tcW w:type="dxa" w:w="781"/>
             <w:shd w:fill="FFF2CC"/>
           </w:tcPr>
           <w:p>
@@ -7700,7 +7967,7 @@
         </w:tc>
         <w:tc>
           <w:tcPr>
-            <w:tcW w:type="dxa" w:w="1178"/>
+            <w:tcW w:type="dxa" w:w="781"/>
             <w:shd w:fill="FFF2CC"/>
           </w:tcPr>
           <w:p>
@@ -7720,7 +7987,7 @@
         </w:tc>
         <w:tc>
           <w:tcPr>
-            <w:tcW w:type="dxa" w:w="1178"/>
+            <w:tcW w:type="dxa" w:w="781"/>
             <w:shd w:fill="FFF2CC"/>
           </w:tcPr>
           <w:p>
@@ -7740,7 +8007,7 @@
         </w:tc>
         <w:tc>
           <w:tcPr>
-            <w:tcW w:type="dxa" w:w="1178"/>
+            <w:tcW w:type="dxa" w:w="758"/>
             <w:shd w:fill="FFF2CC"/>
           </w:tcPr>
           <w:p>
@@ -7760,9 +8027,12 @@
         </w:tc>
       </w:tr>
       <w:tr>
-        <w:tc>
-          <w:tcPr>
-            <w:tcW w:type="dxa" w:w="1178"/>
+        <w:trPr>
+          <w:cantSplit w:val="true"/>
+        </w:trPr>
+        <w:tc>
+          <w:tcPr>
+            <w:tcW w:type="dxa" w:w="1420"/>
             <w:shd w:fill="0A5455"/>
           </w:tcPr>
           <w:p>
@@ -7783,7 +8053,7 @@
         </w:tc>
         <w:tc>
           <w:tcPr>
-            <w:tcW w:type="dxa" w:w="1178"/>
+            <w:tcW w:type="dxa" w:w="781"/>
           </w:tcPr>
           <w:p>
             <w:pPr>
@@ -7803,7 +8073,7 @@
         </w:tc>
         <w:tc>
           <w:tcPr>
-            <w:tcW w:type="dxa" w:w="1178"/>
+            <w:tcW w:type="dxa" w:w="639"/>
             <w:shd w:fill="FFF2CC"/>
           </w:tcPr>
           <w:p>
@@ -7823,7 +8093,7 @@
         </w:tc>
         <w:tc>
           <w:tcPr>
-            <w:tcW w:type="dxa" w:w="1178"/>
+            <w:tcW w:type="dxa" w:w="758"/>
             <w:shd w:fill="FFF2CC"/>
           </w:tcPr>
           <w:p>
@@ -7843,7 +8113,7 @@
         </w:tc>
         <w:tc>
           <w:tcPr>
-            <w:tcW w:type="dxa" w:w="1178"/>
+            <w:tcW w:type="dxa" w:w="758"/>
             <w:shd w:fill="FFF2CC"/>
           </w:tcPr>
           <w:p>
@@ -7863,7 +8133,7 @@
         </w:tc>
         <w:tc>
           <w:tcPr>
-            <w:tcW w:type="dxa" w:w="1178"/>
+            <w:tcW w:type="dxa" w:w="710"/>
             <w:shd w:fill="FFF2CC"/>
           </w:tcPr>
           <w:p>
@@ -7883,7 +8153,7 @@
         </w:tc>
         <w:tc>
           <w:tcPr>
-            <w:tcW w:type="dxa" w:w="1178"/>
+            <w:tcW w:type="dxa" w:w="710"/>
             <w:shd w:fill="FFF2CC"/>
           </w:tcPr>
           <w:p>
@@ -7903,7 +8173,7 @@
         </w:tc>
         <w:tc>
           <w:tcPr>
-            <w:tcW w:type="dxa" w:w="1178"/>
+            <w:tcW w:type="dxa" w:w="758"/>
             <w:shd w:fill="FFF2CC"/>
           </w:tcPr>
           <w:p>
@@ -7923,7 +8193,7 @@
         </w:tc>
         <w:tc>
           <w:tcPr>
-            <w:tcW w:type="dxa" w:w="1178"/>
+            <w:tcW w:type="dxa" w:w="781"/>
             <w:shd w:fill="FFF2CC"/>
           </w:tcPr>
           <w:p>
@@ -7943,7 +8213,7 @@
         </w:tc>
         <w:tc>
           <w:tcPr>
-            <w:tcW w:type="dxa" w:w="1178"/>
+            <w:tcW w:type="dxa" w:w="781"/>
             <w:shd w:fill="FFF2CC"/>
           </w:tcPr>
           <w:p>
@@ -7963,7 +8233,7 @@
         </w:tc>
         <w:tc>
           <w:tcPr>
-            <w:tcW w:type="dxa" w:w="1178"/>
+            <w:tcW w:type="dxa" w:w="781"/>
             <w:shd w:fill="FFF2CC"/>
           </w:tcPr>
           <w:p>
@@ -7983,7 +8253,7 @@
         </w:tc>
         <w:tc>
           <w:tcPr>
-            <w:tcW w:type="dxa" w:w="1178"/>
+            <w:tcW w:type="dxa" w:w="758"/>
             <w:shd w:fill="FFF2CC"/>
           </w:tcPr>
           <w:p>
@@ -8003,9 +8273,12 @@
         </w:tc>
       </w:tr>
       <w:tr>
-        <w:tc>
-          <w:tcPr>
-            <w:tcW w:type="dxa" w:w="1178"/>
+        <w:trPr>
+          <w:cantSplit w:val="true"/>
+        </w:trPr>
+        <w:tc>
+          <w:tcPr>
+            <w:tcW w:type="dxa" w:w="1420"/>
             <w:shd w:fill="0A5455"/>
           </w:tcPr>
           <w:p>
@@ -8026,7 +8299,7 @@
         </w:tc>
         <w:tc>
           <w:tcPr>
-            <w:tcW w:type="dxa" w:w="1178"/>
+            <w:tcW w:type="dxa" w:w="781"/>
           </w:tcPr>
           <w:p>
             <w:pPr>
@@ -8046,7 +8319,7 @@
         </w:tc>
         <w:tc>
           <w:tcPr>
-            <w:tcW w:type="dxa" w:w="1178"/>
+            <w:tcW w:type="dxa" w:w="639"/>
             <w:shd w:fill="FFF2CC"/>
           </w:tcPr>
           <w:p>
@@ -8066,7 +8339,7 @@
         </w:tc>
         <w:tc>
           <w:tcPr>
-            <w:tcW w:type="dxa" w:w="1178"/>
+            <w:tcW w:type="dxa" w:w="758"/>
             <w:shd w:fill="FFF2CC"/>
           </w:tcPr>
           <w:p>
@@ -8086,7 +8359,7 @@
         </w:tc>
         <w:tc>
           <w:tcPr>
-            <w:tcW w:type="dxa" w:w="1178"/>
+            <w:tcW w:type="dxa" w:w="758"/>
             <w:shd w:fill="FFF2CC"/>
           </w:tcPr>
           <w:p>
@@ -8106,7 +8379,7 @@
         </w:tc>
         <w:tc>
           <w:tcPr>
-            <w:tcW w:type="dxa" w:w="1178"/>
+            <w:tcW w:type="dxa" w:w="710"/>
             <w:shd w:fill="FFF2CC"/>
           </w:tcPr>
           <w:p>
@@ -8126,7 +8399,7 @@
         </w:tc>
         <w:tc>
           <w:tcPr>
-            <w:tcW w:type="dxa" w:w="1178"/>
+            <w:tcW w:type="dxa" w:w="710"/>
             <w:shd w:fill="FFF2CC"/>
           </w:tcPr>
           <w:p>
@@ -8146,7 +8419,7 @@
         </w:tc>
         <w:tc>
           <w:tcPr>
-            <w:tcW w:type="dxa" w:w="1178"/>
+            <w:tcW w:type="dxa" w:w="758"/>
             <w:shd w:fill="FFF2CC"/>
           </w:tcPr>
           <w:p>
@@ -8166,7 +8439,7 @@
         </w:tc>
         <w:tc>
           <w:tcPr>
-            <w:tcW w:type="dxa" w:w="1178"/>
+            <w:tcW w:type="dxa" w:w="781"/>
             <w:shd w:fill="FFF2CC"/>
           </w:tcPr>
           <w:p>
@@ -8186,7 +8459,7 @@
         </w:tc>
         <w:tc>
           <w:tcPr>
-            <w:tcW w:type="dxa" w:w="1178"/>
+            <w:tcW w:type="dxa" w:w="781"/>
             <w:shd w:fill="FFF2CC"/>
           </w:tcPr>
           <w:p>
@@ -8206,7 +8479,7 @@
         </w:tc>
         <w:tc>
           <w:tcPr>
-            <w:tcW w:type="dxa" w:w="1178"/>
+            <w:tcW w:type="dxa" w:w="781"/>
             <w:shd w:fill="FFF2CC"/>
           </w:tcPr>
           <w:p>
@@ -8226,7 +8499,7 @@
         </w:tc>
         <w:tc>
           <w:tcPr>
-            <w:tcW w:type="dxa" w:w="1178"/>
+            <w:tcW w:type="dxa" w:w="758"/>
             <w:shd w:fill="FFF2CC"/>
           </w:tcPr>
           <w:p>
@@ -8246,9 +8519,12 @@
         </w:tc>
       </w:tr>
       <w:tr>
-        <w:tc>
-          <w:tcPr>
-            <w:tcW w:type="dxa" w:w="1178"/>
+        <w:trPr>
+          <w:cantSplit w:val="true"/>
+        </w:trPr>
+        <w:tc>
+          <w:tcPr>
+            <w:tcW w:type="dxa" w:w="1420"/>
             <w:shd w:fill="0A5455"/>
           </w:tcPr>
           <w:p>
@@ -8269,7 +8545,7 @@
         </w:tc>
         <w:tc>
           <w:tcPr>
-            <w:tcW w:type="dxa" w:w="1178"/>
+            <w:tcW w:type="dxa" w:w="781"/>
           </w:tcPr>
           <w:p>
             <w:pPr>
@@ -8289,7 +8565,7 @@
         </w:tc>
         <w:tc>
           <w:tcPr>
-            <w:tcW w:type="dxa" w:w="1178"/>
+            <w:tcW w:type="dxa" w:w="639"/>
             <w:shd w:fill="FFF2CC"/>
           </w:tcPr>
           <w:p>
@@ -8309,7 +8585,7 @@
         </w:tc>
         <w:tc>
           <w:tcPr>
-            <w:tcW w:type="dxa" w:w="1178"/>
+            <w:tcW w:type="dxa" w:w="758"/>
             <w:shd w:fill="FFF2CC"/>
           </w:tcPr>
           <w:p>
@@ -8329,7 +8605,7 @@
         </w:tc>
         <w:tc>
           <w:tcPr>
-            <w:tcW w:type="dxa" w:w="1178"/>
+            <w:tcW w:type="dxa" w:w="758"/>
             <w:shd w:fill="FFF2CC"/>
           </w:tcPr>
           <w:p>
@@ -8349,7 +8625,7 @@
         </w:tc>
         <w:tc>
           <w:tcPr>
-            <w:tcW w:type="dxa" w:w="1178"/>
+            <w:tcW w:type="dxa" w:w="710"/>
             <w:shd w:fill="FFF2CC"/>
           </w:tcPr>
           <w:p>
@@ -8369,7 +8645,7 @@
         </w:tc>
         <w:tc>
           <w:tcPr>
-            <w:tcW w:type="dxa" w:w="1178"/>
+            <w:tcW w:type="dxa" w:w="710"/>
             <w:shd w:fill="FFF2CC"/>
           </w:tcPr>
           <w:p>
@@ -8389,7 +8665,7 @@
         </w:tc>
         <w:tc>
           <w:tcPr>
-            <w:tcW w:type="dxa" w:w="1178"/>
+            <w:tcW w:type="dxa" w:w="758"/>
             <w:shd w:fill="FFF2CC"/>
           </w:tcPr>
           <w:p>
@@ -8409,7 +8685,7 @@
         </w:tc>
         <w:tc>
           <w:tcPr>
-            <w:tcW w:type="dxa" w:w="1178"/>
+            <w:tcW w:type="dxa" w:w="781"/>
             <w:shd w:fill="FFF2CC"/>
           </w:tcPr>
           <w:p>
@@ -8429,7 +8705,7 @@
         </w:tc>
         <w:tc>
           <w:tcPr>
-            <w:tcW w:type="dxa" w:w="1178"/>
+            <w:tcW w:type="dxa" w:w="781"/>
             <w:shd w:fill="FFF2CC"/>
           </w:tcPr>
           <w:p>
@@ -8449,7 +8725,7 @@
         </w:tc>
         <w:tc>
           <w:tcPr>
-            <w:tcW w:type="dxa" w:w="1178"/>
+            <w:tcW w:type="dxa" w:w="781"/>
             <w:shd w:fill="FFF2CC"/>
           </w:tcPr>
           <w:p>
@@ -8469,7 +8745,7 @@
         </w:tc>
         <w:tc>
           <w:tcPr>
-            <w:tcW w:type="dxa" w:w="1178"/>
+            <w:tcW w:type="dxa" w:w="758"/>
             <w:shd w:fill="FFF2CC"/>
           </w:tcPr>
           <w:p>
@@ -8489,9 +8765,12 @@
         </w:tc>
       </w:tr>
       <w:tr>
-        <w:tc>
-          <w:tcPr>
-            <w:tcW w:type="dxa" w:w="1178"/>
+        <w:trPr>
+          <w:cantSplit w:val="true"/>
+        </w:trPr>
+        <w:tc>
+          <w:tcPr>
+            <w:tcW w:type="dxa" w:w="1420"/>
             <w:shd w:fill="0A5455"/>
           </w:tcPr>
           <w:p>
@@ -8512,7 +8791,7 @@
         </w:tc>
         <w:tc>
           <w:tcPr>
-            <w:tcW w:type="dxa" w:w="1178"/>
+            <w:tcW w:type="dxa" w:w="781"/>
           </w:tcPr>
           <w:p>
             <w:pPr>
@@ -8532,7 +8811,7 @@
         </w:tc>
         <w:tc>
           <w:tcPr>
-            <w:tcW w:type="dxa" w:w="1178"/>
+            <w:tcW w:type="dxa" w:w="639"/>
             <w:shd w:fill="FFF2CC"/>
           </w:tcPr>
           <w:p>
@@ -8552,7 +8831,7 @@
         </w:tc>
         <w:tc>
           <w:tcPr>
-            <w:tcW w:type="dxa" w:w="1178"/>
+            <w:tcW w:type="dxa" w:w="758"/>
             <w:shd w:fill="FFF2CC"/>
           </w:tcPr>
           <w:p>
@@ -8572,7 +8851,7 @@
         </w:tc>
         <w:tc>
           <w:tcPr>
-            <w:tcW w:type="dxa" w:w="1178"/>
+            <w:tcW w:type="dxa" w:w="758"/>
             <w:shd w:fill="FFF2CC"/>
           </w:tcPr>
           <w:p>
@@ -8592,7 +8871,7 @@
         </w:tc>
         <w:tc>
           <w:tcPr>
-            <w:tcW w:type="dxa" w:w="1178"/>
+            <w:tcW w:type="dxa" w:w="710"/>
             <w:shd w:fill="FFF2CC"/>
           </w:tcPr>
           <w:p>
@@ -8612,7 +8891,7 @@
         </w:tc>
         <w:tc>
           <w:tcPr>
-            <w:tcW w:type="dxa" w:w="1178"/>
+            <w:tcW w:type="dxa" w:w="710"/>
             <w:shd w:fill="FFF2CC"/>
           </w:tcPr>
           <w:p>
@@ -8632,7 +8911,7 @@
         </w:tc>
         <w:tc>
           <w:tcPr>
-            <w:tcW w:type="dxa" w:w="1178"/>
+            <w:tcW w:type="dxa" w:w="758"/>
             <w:shd w:fill="FFF2CC"/>
           </w:tcPr>
           <w:p>
@@ -8652,7 +8931,7 @@
         </w:tc>
         <w:tc>
           <w:tcPr>
-            <w:tcW w:type="dxa" w:w="1178"/>
+            <w:tcW w:type="dxa" w:w="781"/>
             <w:shd w:fill="FFF2CC"/>
           </w:tcPr>
           <w:p>
@@ -8672,7 +8951,7 @@
         </w:tc>
         <w:tc>
           <w:tcPr>
-            <w:tcW w:type="dxa" w:w="1178"/>
+            <w:tcW w:type="dxa" w:w="781"/>
             <w:shd w:fill="FFF2CC"/>
           </w:tcPr>
           <w:p>
@@ -8692,7 +8971,7 @@
         </w:tc>
         <w:tc>
           <w:tcPr>
-            <w:tcW w:type="dxa" w:w="1178"/>
+            <w:tcW w:type="dxa" w:w="781"/>
             <w:shd w:fill="FFF2CC"/>
           </w:tcPr>
           <w:p>
@@ -8712,7 +8991,7 @@
         </w:tc>
         <w:tc>
           <w:tcPr>
-            <w:tcW w:type="dxa" w:w="1178"/>
+            <w:tcW w:type="dxa" w:w="758"/>
             <w:shd w:fill="FFF2CC"/>
           </w:tcPr>
           <w:p>
